--- a/public/templates/SAU CAI/2. PXNMT.docx
+++ b/public/templates/SAU CAI/2. PXNMT.docx
@@ -376,7 +376,6 @@
                 <w:szCs w:val="28"/>
               </w:rPr>
             </w:pPr>
-            <w:proofErr w:type="spellStart"/>
             <w:r>
               <w:rPr>
                 <w:sz w:val="28"/>
@@ -391,27 +390,8 @@
                 <w:szCs w:val="28"/>
                 <w:shd w:val="solid" w:color="FFFFFF" w:fill="auto"/>
               </w:rPr>
-              <w:t>àng</w:t>
+              <w:t>àng Gòn</w:t>
             </w:r>
-            <w:proofErr w:type="spellEnd"/>
-            <w:r>
-              <w:rPr>
-                <w:sz w:val="28"/>
-                <w:szCs w:val="28"/>
-                <w:shd w:val="solid" w:color="FFFFFF" w:fill="auto"/>
-              </w:rPr>
-              <w:t xml:space="preserve"> </w:t>
-            </w:r>
-            <w:proofErr w:type="spellStart"/>
-            <w:r>
-              <w:rPr>
-                <w:sz w:val="28"/>
-                <w:szCs w:val="28"/>
-                <w:shd w:val="solid" w:color="FFFFFF" w:fill="auto"/>
-              </w:rPr>
-              <w:t>Gòn</w:t>
-            </w:r>
-            <w:proofErr w:type="spellEnd"/>
             <w:r>
               <w:rPr>
                 <w:i/>
@@ -632,7 +612,15 @@
                                 <w:shd w:val="solid" w:color="FFFFFF" w:fill="auto"/>
                                 <w:lang w:val="vi-VN"/>
                               </w:rPr>
-                              <w:t>Mẫu số 03</w:t>
+                              <w:t>Mẫu số 0</w:t>
+                            </w:r>
+                            <w:r>
+                              <w:rPr>
+                                <w:b/>
+                                <w:bCs/>
+                                <w:shd w:val="solid" w:color="FFFFFF" w:fill="auto"/>
+                              </w:rPr>
+                              <w:t>1</w:t>
                             </w:r>
                           </w:p>
                         </w:txbxContent>
@@ -665,7 +653,15 @@
                           <w:shd w:val="solid" w:color="FFFFFF" w:fill="auto"/>
                           <w:lang w:val="vi-VN"/>
                         </w:rPr>
-                        <w:t>Mẫu số 03</w:t>
+                        <w:t>Mẫu số 0</w:t>
+                      </w:r>
+                      <w:r>
+                        <w:rPr>
+                          <w:b/>
+                          <w:bCs/>
+                          <w:shd w:val="solid" w:color="FFFFFF" w:fill="auto"/>
+                        </w:rPr>
+                        <w:t>1</w:t>
                       </w:r>
                     </w:p>
                   </w:txbxContent>
@@ -786,7 +782,6 @@
           <w:shd w:val="solid" w:color="FFFFFF" w:fill="auto"/>
         </w:rPr>
       </w:pPr>
-      <w:proofErr w:type="spellStart"/>
       <w:r>
         <w:rPr>
           <w:spacing w:val="-2"/>
@@ -794,9 +789,8 @@
           <w:szCs w:val="26"/>
           <w:lang w:eastAsia="vi-VN"/>
         </w:rPr>
-        <w:t>Vào</w:t>
-      </w:r>
-      <w:proofErr w:type="spellEnd"/>
+        <w:t xml:space="preserve">Vào </w:t>
+      </w:r>
       <w:r>
         <w:rPr>
           <w:spacing w:val="-2"/>
@@ -804,9 +798,24 @@
           <w:szCs w:val="26"/>
           <w:lang w:eastAsia="vi-VN"/>
         </w:rPr>
-        <w:t xml:space="preserve"> </w:t>
-      </w:r>
-      <w:proofErr w:type="spellStart"/>
+        <w:t xml:space="preserve">lúc </w:t>
+      </w:r>
+      <w:r>
+        <w:rPr>
+          <w:sz w:val="12"/>
+          <w:szCs w:val="12"/>
+          <w:shd w:val="solid" w:color="FFFFFF" w:fill="auto"/>
+        </w:rPr>
+        <w:t>…</w:t>
+      </w:r>
+      <w:r>
+        <w:rPr>
+          <w:sz w:val="12"/>
+          <w:szCs w:val="12"/>
+          <w:shd w:val="solid" w:color="FFFFFF" w:fill="auto"/>
+        </w:rPr>
+        <w:t xml:space="preserve">……… </w:t>
+      </w:r>
       <w:r>
         <w:rPr>
           <w:spacing w:val="-2"/>
@@ -814,9 +823,8 @@
           <w:szCs w:val="26"/>
           <w:lang w:eastAsia="vi-VN"/>
         </w:rPr>
-        <w:t>lúc</w:t>
-      </w:r>
-      <w:proofErr w:type="spellEnd"/>
+        <w:t>giờ</w:t>
+      </w:r>
       <w:r>
         <w:rPr>
           <w:spacing w:val="-2"/>
@@ -842,7 +850,6 @@
         </w:rPr>
         <w:t xml:space="preserve">……… </w:t>
       </w:r>
-      <w:proofErr w:type="spellStart"/>
       <w:r>
         <w:rPr>
           <w:spacing w:val="-2"/>
@@ -850,9 +857,8 @@
           <w:szCs w:val="26"/>
           <w:lang w:eastAsia="vi-VN"/>
         </w:rPr>
-        <w:t>giờ</w:t>
-      </w:r>
-      <w:proofErr w:type="spellEnd"/>
+        <w:t>n</w:t>
+      </w:r>
       <w:r>
         <w:rPr>
           <w:spacing w:val="-2"/>
@@ -860,7 +866,7 @@
           <w:szCs w:val="26"/>
           <w:lang w:eastAsia="vi-VN"/>
         </w:rPr>
-        <w:t xml:space="preserve"> </w:t>
+        <w:t xml:space="preserve">gày </w:t>
       </w:r>
       <w:r>
         <w:rPr>
@@ -878,7 +884,6 @@
         </w:rPr>
         <w:t xml:space="preserve">……… </w:t>
       </w:r>
-      <w:proofErr w:type="spellStart"/>
       <w:r>
         <w:rPr>
           <w:spacing w:val="-2"/>
@@ -886,7 +891,23 @@
           <w:szCs w:val="26"/>
           <w:lang w:eastAsia="vi-VN"/>
         </w:rPr>
-        <w:t>n</w:t>
+        <w:t>/</w:t>
+      </w:r>
+      <w:r>
+        <w:rPr>
+          <w:sz w:val="12"/>
+          <w:szCs w:val="12"/>
+          <w:shd w:val="solid" w:color="FFFFFF" w:fill="auto"/>
+        </w:rPr>
+        <w:t>…</w:t>
+      </w:r>
+      <w:r>
+        <w:rPr>
+          <w:sz w:val="12"/>
+          <w:szCs w:val="12"/>
+          <w:shd w:val="solid" w:color="FFFFFF" w:fill="auto"/>
+        </w:rPr>
+        <w:t xml:space="preserve">……… </w:t>
       </w:r>
       <w:r>
         <w:rPr>
@@ -895,9 +916,8 @@
           <w:szCs w:val="26"/>
           <w:lang w:eastAsia="vi-VN"/>
         </w:rPr>
-        <w:t>gày</w:t>
-      </w:r>
-      <w:proofErr w:type="spellEnd"/>
+        <w:t>/202</w:t>
+      </w:r>
       <w:r>
         <w:rPr>
           <w:spacing w:val="-2"/>
@@ -905,23 +925,7 @@
           <w:szCs w:val="26"/>
           <w:lang w:eastAsia="vi-VN"/>
         </w:rPr>
-        <w:t xml:space="preserve"> </w:t>
-      </w:r>
-      <w:r>
-        <w:rPr>
-          <w:sz w:val="12"/>
-          <w:szCs w:val="12"/>
-          <w:shd w:val="solid" w:color="FFFFFF" w:fill="auto"/>
-        </w:rPr>
-        <w:t>…</w:t>
-      </w:r>
-      <w:r>
-        <w:rPr>
-          <w:sz w:val="12"/>
-          <w:szCs w:val="12"/>
-          <w:shd w:val="solid" w:color="FFFFFF" w:fill="auto"/>
-        </w:rPr>
-        <w:t xml:space="preserve">……… </w:t>
+        <w:t>6</w:t>
       </w:r>
       <w:r>
         <w:rPr>
@@ -930,23 +934,7 @@
           <w:szCs w:val="26"/>
           <w:lang w:eastAsia="vi-VN"/>
         </w:rPr>
-        <w:t>/</w:t>
-      </w:r>
-      <w:r>
-        <w:rPr>
-          <w:sz w:val="12"/>
-          <w:szCs w:val="12"/>
-          <w:shd w:val="solid" w:color="FFFFFF" w:fill="auto"/>
-        </w:rPr>
-        <w:t>…</w:t>
-      </w:r>
-      <w:r>
-        <w:rPr>
-          <w:sz w:val="12"/>
-          <w:szCs w:val="12"/>
-          <w:shd w:val="solid" w:color="FFFFFF" w:fill="auto"/>
-        </w:rPr>
-        <w:t xml:space="preserve">……… </w:t>
+        <w:t xml:space="preserve">, </w:t>
       </w:r>
       <w:r>
         <w:rPr>
@@ -955,45 +943,7 @@
           <w:szCs w:val="26"/>
           <w:lang w:eastAsia="vi-VN"/>
         </w:rPr>
-        <w:t>/202</w:t>
-      </w:r>
-      <w:r>
-        <w:rPr>
-          <w:spacing w:val="-2"/>
-          <w:sz w:val="28"/>
-          <w:szCs w:val="26"/>
-          <w:lang w:eastAsia="vi-VN"/>
-        </w:rPr>
-        <w:t>6</w:t>
-      </w:r>
-      <w:r>
-        <w:rPr>
-          <w:spacing w:val="-2"/>
-          <w:sz w:val="28"/>
-          <w:szCs w:val="26"/>
-          <w:lang w:eastAsia="vi-VN"/>
-        </w:rPr>
-        <w:t xml:space="preserve">, </w:t>
-      </w:r>
-      <w:proofErr w:type="spellStart"/>
-      <w:r>
-        <w:rPr>
-          <w:spacing w:val="-2"/>
-          <w:sz w:val="28"/>
-          <w:szCs w:val="26"/>
-          <w:lang w:eastAsia="vi-VN"/>
-        </w:rPr>
-        <w:t>tại</w:t>
-      </w:r>
-      <w:proofErr w:type="spellEnd"/>
-      <w:r>
-        <w:rPr>
-          <w:spacing w:val="-2"/>
-          <w:sz w:val="28"/>
-          <w:szCs w:val="26"/>
-          <w:lang w:eastAsia="vi-VN"/>
-        </w:rPr>
-        <w:t xml:space="preserve"> </w:t>
+        <w:t xml:space="preserve">tại </w:t>
       </w:r>
       <w:r>
         <w:rPr>
@@ -2727,65 +2677,23 @@
         </w:rPr>
         <w:t xml:space="preserve"> Công an </w:t>
       </w:r>
-      <w:proofErr w:type="spellStart"/>
-      <w:r>
-        <w:rPr>
-          <w:rFonts w:asciiTheme="majorHAnsi" w:hAnsiTheme="majorHAnsi" w:cstheme="majorHAnsi"/>
-          <w:sz w:val="28"/>
-          <w:szCs w:val="28"/>
-          <w:shd w:val="solid" w:color="FFFFFF" w:fill="auto"/>
-        </w:rPr>
-        <w:t>phường</w:t>
-      </w:r>
-      <w:proofErr w:type="spellEnd"/>
-      <w:r>
-        <w:rPr>
-          <w:rFonts w:asciiTheme="majorHAnsi" w:hAnsiTheme="majorHAnsi" w:cstheme="majorHAnsi"/>
-          <w:sz w:val="28"/>
-          <w:szCs w:val="28"/>
-          <w:shd w:val="solid" w:color="FFFFFF" w:fill="auto"/>
-        </w:rPr>
-        <w:t xml:space="preserve"> </w:t>
-      </w:r>
-      <w:proofErr w:type="spellStart"/>
-      <w:r>
-        <w:rPr>
-          <w:rFonts w:asciiTheme="majorHAnsi" w:hAnsiTheme="majorHAnsi" w:cstheme="majorHAnsi"/>
-          <w:sz w:val="28"/>
-          <w:szCs w:val="28"/>
-          <w:shd w:val="solid" w:color="FFFFFF" w:fill="auto"/>
-        </w:rPr>
-        <w:t>Hàng</w:t>
-      </w:r>
-      <w:proofErr w:type="spellEnd"/>
-      <w:r>
-        <w:rPr>
-          <w:rFonts w:asciiTheme="majorHAnsi" w:hAnsiTheme="majorHAnsi" w:cstheme="majorHAnsi"/>
-          <w:sz w:val="28"/>
-          <w:szCs w:val="28"/>
-          <w:shd w:val="solid" w:color="FFFFFF" w:fill="auto"/>
-        </w:rPr>
-        <w:t xml:space="preserve"> </w:t>
-      </w:r>
-      <w:proofErr w:type="spellStart"/>
-      <w:r>
-        <w:rPr>
-          <w:rFonts w:asciiTheme="majorHAnsi" w:hAnsiTheme="majorHAnsi" w:cstheme="majorHAnsi"/>
-          <w:sz w:val="28"/>
-          <w:szCs w:val="28"/>
-          <w:shd w:val="solid" w:color="FFFFFF" w:fill="auto"/>
-        </w:rPr>
-        <w:t>Gòn</w:t>
-      </w:r>
-      <w:proofErr w:type="spellEnd"/>
-      <w:r>
-        <w:rPr>
-          <w:rFonts w:asciiTheme="majorHAnsi" w:hAnsiTheme="majorHAnsi" w:cstheme="majorHAnsi"/>
-          <w:sz w:val="28"/>
-          <w:szCs w:val="28"/>
-          <w:shd w:val="solid" w:color="FFFFFF" w:fill="auto"/>
-        </w:rPr>
-        <w:t xml:space="preserve"> </w:t>
+      <w:r>
+        <w:rPr>
+          <w:rFonts w:asciiTheme="majorHAnsi" w:hAnsiTheme="majorHAnsi" w:cstheme="majorHAnsi"/>
+          <w:sz w:val="28"/>
+          <w:szCs w:val="28"/>
+          <w:shd w:val="solid" w:color="FFFFFF" w:fill="auto"/>
+        </w:rPr>
+        <w:t xml:space="preserve">phường </w:t>
+      </w:r>
+      <w:r>
+        <w:rPr>
+          <w:rFonts w:asciiTheme="majorHAnsi" w:hAnsiTheme="majorHAnsi" w:cstheme="majorHAnsi"/>
+          <w:sz w:val="28"/>
+          <w:szCs w:val="28"/>
+          <w:shd w:val="solid" w:color="FFFFFF" w:fill="auto"/>
+        </w:rPr>
+        <w:t xml:space="preserve">Hàng Gòn </w:t>
       </w:r>
       <w:r>
         <w:rPr>
@@ -2815,7 +2723,6 @@
           <w:szCs w:val="26"/>
         </w:rPr>
       </w:pPr>
-      <w:proofErr w:type="spellStart"/>
       <w:r>
         <w:rPr>
           <w:color w:val="000000"/>
@@ -2824,115 +2731,73 @@
         </w:rPr>
         <w:t>Họ</w:t>
       </w:r>
-      <w:proofErr w:type="spellEnd"/>
       <w:r>
         <w:rPr>
           <w:color w:val="000000"/>
           <w:spacing w:val="-2"/>
           <w:sz w:val="26"/>
         </w:rPr>
-        <w:t xml:space="preserve"> </w:t>
-      </w:r>
-      <w:proofErr w:type="spellStart"/>
+        <w:t xml:space="preserve"> và</w:t>
+      </w:r>
       <w:r>
         <w:rPr>
           <w:color w:val="000000"/>
           <w:spacing w:val="-2"/>
           <w:sz w:val="26"/>
         </w:rPr>
-        <w:t>tên</w:t>
-      </w:r>
-      <w:proofErr w:type="spellEnd"/>
+        <w:t xml:space="preserve"> tên: </w:t>
+      </w:r>
       <w:r>
         <w:rPr>
           <w:color w:val="000000"/>
           <w:spacing w:val="-2"/>
-          <w:sz w:val="26"/>
-        </w:rPr>
-        <w:t xml:space="preserve">: </w:t>
+          <w:sz w:val="16"/>
+        </w:rPr>
+        <w:tab/>
+      </w:r>
+      <w:r>
+        <w:rPr>
+          <w:b/>
+          <w:spacing w:val="-2"/>
+          <w:sz w:val="26"/>
+          <w:highlight w:val="yellow"/>
+        </w:rPr>
+        <w:t>{</w:t>
+      </w:r>
+      <w:r>
+        <w:rPr>
+          <w:b/>
+          <w:spacing w:val="-2"/>
+          <w:sz w:val="26"/>
+          <w:highlight w:val="yellow"/>
+          <w:lang w:val="vi-VN"/>
+        </w:rPr>
+        <w:t>HOTEN</w:t>
+      </w:r>
+      <w:r>
+        <w:rPr>
+          <w:b/>
+          <w:spacing w:val="-2"/>
+          <w:sz w:val="26"/>
+          <w:highlight w:val="yellow"/>
+        </w:rPr>
+        <w:t>}</w:t>
+      </w:r>
+      <w:r>
+        <w:rPr>
+          <w:spacing w:val="-2"/>
+          <w:sz w:val="16"/>
+        </w:rPr>
+        <w:tab/>
       </w:r>
       <w:r>
         <w:rPr>
           <w:color w:val="000000"/>
           <w:spacing w:val="-2"/>
-          <w:sz w:val="16"/>
-        </w:rPr>
-        <w:tab/>
-      </w:r>
-      <w:r>
-        <w:rPr>
-          <w:b/>
-          <w:spacing w:val="-2"/>
-          <w:sz w:val="26"/>
-          <w:highlight w:val="yellow"/>
-        </w:rPr>
-        <w:t>{</w:t>
-      </w:r>
-      <w:r>
-        <w:rPr>
-          <w:b/>
-          <w:spacing w:val="-2"/>
-          <w:sz w:val="26"/>
-          <w:highlight w:val="yellow"/>
-          <w:lang w:val="vi-VN"/>
-        </w:rPr>
-        <w:t>HOTEN</w:t>
-      </w:r>
-      <w:r>
-        <w:rPr>
-          <w:b/>
-          <w:spacing w:val="-2"/>
-          <w:sz w:val="26"/>
-          <w:highlight w:val="yellow"/>
-        </w:rPr>
-        <w:t>}</w:t>
-      </w:r>
-      <w:r>
-        <w:rPr>
-          <w:spacing w:val="-2"/>
-          <w:sz w:val="16"/>
-        </w:rPr>
-        <w:tab/>
-      </w:r>
-      <w:proofErr w:type="spellStart"/>
-      <w:r>
-        <w:rPr>
-          <w:color w:val="000000"/>
-          <w:spacing w:val="-2"/>
           <w:sz w:val="26"/>
           <w:szCs w:val="26"/>
         </w:rPr>
-        <w:t>Giới</w:t>
-      </w:r>
-      <w:proofErr w:type="spellEnd"/>
-      <w:r>
-        <w:rPr>
-          <w:color w:val="000000"/>
-          <w:spacing w:val="-2"/>
-          <w:sz w:val="26"/>
-          <w:szCs w:val="26"/>
-        </w:rPr>
-        <w:t xml:space="preserve"> </w:t>
-      </w:r>
-      <w:proofErr w:type="spellStart"/>
-      <w:r>
-        <w:rPr>
-          <w:color w:val="000000"/>
-          <w:spacing w:val="-2"/>
-          <w:sz w:val="26"/>
-          <w:szCs w:val="26"/>
-        </w:rPr>
-        <w:t>tính</w:t>
-      </w:r>
-      <w:proofErr w:type="spellEnd"/>
-      <w:r>
-        <w:rPr>
-          <w:color w:val="000000"/>
-          <w:spacing w:val="-2"/>
-          <w:sz w:val="26"/>
-          <w:szCs w:val="26"/>
-        </w:rPr>
-        <w:t>:</w:t>
+        <w:t>Giới tính:</w:t>
       </w:r>
       <w:r>
         <w:rPr>
@@ -2993,7 +2858,6 @@
           <w:szCs w:val="26"/>
         </w:rPr>
       </w:pPr>
-      <w:proofErr w:type="spellStart"/>
       <w:r>
         <w:rPr>
           <w:color w:val="000000"/>
@@ -3001,57 +2865,7 @@
           <w:sz w:val="26"/>
           <w:szCs w:val="20"/>
         </w:rPr>
-        <w:t>Tên</w:t>
-      </w:r>
-      <w:proofErr w:type="spellEnd"/>
-      <w:r>
-        <w:rPr>
-          <w:color w:val="000000"/>
-          <w:spacing w:val="-2"/>
-          <w:sz w:val="26"/>
-          <w:szCs w:val="20"/>
-        </w:rPr>
-        <w:t xml:space="preserve"> </w:t>
-      </w:r>
-      <w:proofErr w:type="spellStart"/>
-      <w:r>
-        <w:rPr>
-          <w:color w:val="000000"/>
-          <w:spacing w:val="-2"/>
-          <w:sz w:val="26"/>
-          <w:szCs w:val="20"/>
-        </w:rPr>
-        <w:t>gọi</w:t>
-      </w:r>
-      <w:proofErr w:type="spellEnd"/>
-      <w:r>
-        <w:rPr>
-          <w:color w:val="000000"/>
-          <w:spacing w:val="-2"/>
-          <w:sz w:val="26"/>
-          <w:szCs w:val="20"/>
-        </w:rPr>
-        <w:t xml:space="preserve"> </w:t>
-      </w:r>
-      <w:proofErr w:type="spellStart"/>
-      <w:r>
-        <w:rPr>
-          <w:color w:val="000000"/>
-          <w:spacing w:val="-2"/>
-          <w:sz w:val="26"/>
-          <w:szCs w:val="20"/>
-        </w:rPr>
-        <w:t>khác</w:t>
-      </w:r>
-      <w:proofErr w:type="spellEnd"/>
-      <w:r>
-        <w:rPr>
-          <w:color w:val="000000"/>
-          <w:spacing w:val="-2"/>
-          <w:sz w:val="26"/>
-          <w:szCs w:val="20"/>
-        </w:rPr>
-        <w:t>:</w:t>
+        <w:t>Tên gọi khác:</w:t>
       </w:r>
       <w:r>
         <w:rPr>
@@ -3337,11 +3151,11 @@
       <w:pPr>
         <w:widowControl w:val="0"/>
         <w:tabs>
-          <w:tab w:val="left" w:pos="2835"/>
-          <w:tab w:val="left" w:pos="6237"/>
+          <w:tab w:val="center" w:leader="dot" w:pos="5387"/>
+          <w:tab w:val="left" w:leader="dot" w:pos="9356"/>
         </w:tabs>
         <w:spacing w:beforeLines="60" w:before="144" w:line="380" w:lineRule="exact"/>
-        <w:ind w:right="141"/>
+        <w:ind w:right="-1"/>
         <w:jc w:val="both"/>
         <w:rPr>
           <w:spacing w:val="-2"/>
@@ -3355,197 +3169,258 @@
           <w:sz w:val="28"/>
           <w:szCs w:val="28"/>
         </w:rPr>
-        <w:t xml:space="preserve">Quốc </w:t>
-      </w:r>
-      <w:proofErr w:type="spellStart"/>
-      <w:r>
-        <w:rPr>
-          <w:spacing w:val="-2"/>
-          <w:sz w:val="28"/>
-          <w:szCs w:val="28"/>
-        </w:rPr>
-        <w:t>tịch</w:t>
-      </w:r>
-      <w:proofErr w:type="spellEnd"/>
-      <w:r>
-        <w:rPr>
-          <w:spacing w:val="-2"/>
-          <w:sz w:val="28"/>
-          <w:szCs w:val="28"/>
-        </w:rPr>
-        <w:t xml:space="preserve">: </w:t>
-      </w:r>
-      <w:r>
-        <w:rPr>
-          <w:spacing w:val="-2"/>
-          <w:sz w:val="28"/>
-          <w:szCs w:val="28"/>
-        </w:rPr>
-        <w:t>Việt Nam</w:t>
-      </w:r>
-      <w:r>
-        <w:rPr>
-          <w:spacing w:val="-2"/>
-          <w:sz w:val="28"/>
-          <w:szCs w:val="28"/>
+        <w:t>Quê quán</w:t>
+      </w:r>
+      <w:r>
+        <w:rPr>
+          <w:spacing w:val="-2"/>
+          <w:sz w:val="28"/>
+          <w:szCs w:val="28"/>
+        </w:rPr>
+        <w:t>:</w:t>
+      </w:r>
+      <w:r>
+        <w:rPr>
+          <w:spacing w:val="-2"/>
+          <w:sz w:val="14"/>
+          <w:szCs w:val="14"/>
+        </w:rPr>
+        <w:tab/>
+      </w:r>
+      <w:r>
+        <w:rPr>
+          <w:spacing w:val="-2"/>
+          <w:sz w:val="26"/>
+          <w:highlight w:val="yellow"/>
+        </w:rPr>
+        <w:t>{QUEQUAN}</w:t>
+      </w:r>
+      <w:r>
+        <w:rPr>
+          <w:spacing w:val="-2"/>
+          <w:sz w:val="14"/>
+          <w:szCs w:val="14"/>
+        </w:rPr>
+        <w:tab/>
+      </w:r>
+    </w:p>
+    <w:p>
+      <w:pPr>
+        <w:tabs>
+          <w:tab w:val="center" w:leader="dot" w:pos="5103"/>
+          <w:tab w:val="center" w:leader="dot" w:pos="9639"/>
+        </w:tabs>
+        <w:spacing w:beforeLines="60" w:before="144" w:line="360" w:lineRule="exact"/>
+        <w:jc w:val="both"/>
+        <w:rPr>
+          <w:color w:val="000000"/>
+          <w:spacing w:val="-2"/>
+          <w:sz w:val="26"/>
+          <w:szCs w:val="26"/>
+        </w:rPr>
+      </w:pPr>
+      <w:bookmarkStart w:id="3" w:name="_Hlk138758388"/>
+      <w:r>
+        <w:rPr>
+          <w:color w:val="000000"/>
+          <w:spacing w:val="-2"/>
+          <w:sz w:val="26"/>
+          <w:lang w:eastAsia="vi-VN"/>
+        </w:rPr>
+        <w:t xml:space="preserve">Nơi </w:t>
+      </w:r>
+      <w:r>
+        <w:rPr>
+          <w:color w:val="000000"/>
+          <w:spacing w:val="-2"/>
+          <w:sz w:val="26"/>
+          <w:lang w:eastAsia="vi-VN"/>
+        </w:rPr>
+        <w:t>thường trú/tạm trú</w:t>
+      </w:r>
+      <w:r>
+        <w:rPr>
+          <w:color w:val="000000"/>
+          <w:spacing w:val="-2"/>
+          <w:sz w:val="26"/>
+          <w:lang w:eastAsia="vi-VN"/>
+        </w:rPr>
+        <w:t>:</w:t>
+      </w:r>
+      <w:r>
+        <w:rPr>
+          <w:color w:val="000000"/>
+          <w:spacing w:val="-2"/>
+          <w:sz w:val="16"/>
+        </w:rPr>
+        <w:tab/>
+      </w:r>
+      <w:r>
+        <w:rPr>
+          <w:spacing w:val="-2"/>
+          <w:sz w:val="26"/>
+          <w:highlight w:val="yellow"/>
+          <w:lang w:val="vi-VN"/>
+        </w:rPr>
+        <w:t>{</w:t>
+      </w:r>
+      <w:r>
+        <w:rPr>
+          <w:spacing w:val="-2"/>
+          <w:sz w:val="26"/>
+          <w:highlight w:val="yellow"/>
+        </w:rPr>
+        <w:t>NOITHTRU</w:t>
+      </w:r>
+      <w:r>
+        <w:rPr>
+          <w:spacing w:val="-2"/>
+          <w:sz w:val="26"/>
+          <w:highlight w:val="yellow"/>
+          <w:lang w:val="vi-VN"/>
+        </w:rPr>
+        <w:t>}</w:t>
+      </w:r>
+      <w:r>
+        <w:rPr>
+          <w:color w:val="000000"/>
+          <w:spacing w:val="-2"/>
+          <w:sz w:val="16"/>
+        </w:rPr>
+        <w:tab/>
+      </w:r>
+      <w:r>
+        <w:rPr>
+          <w:color w:val="000000"/>
+          <w:spacing w:val="-2"/>
+          <w:sz w:val="26"/>
+          <w:szCs w:val="26"/>
         </w:rPr>
         <w:t xml:space="preserve"> </w:t>
       </w:r>
-      <w:r>
-        <w:rPr>
-          <w:spacing w:val="-2"/>
-          <w:sz w:val="28"/>
-          <w:szCs w:val="28"/>
+    </w:p>
+    <w:p>
+      <w:pPr>
+        <w:tabs>
+          <w:tab w:val="center" w:leader="dot" w:pos="5103"/>
+          <w:tab w:val="center" w:leader="dot" w:pos="9639"/>
+        </w:tabs>
+        <w:spacing w:beforeLines="60" w:before="144" w:line="360" w:lineRule="exact"/>
+        <w:jc w:val="both"/>
+        <w:rPr>
+          <w:color w:val="000000"/>
+          <w:spacing w:val="-2"/>
+          <w:sz w:val="26"/>
+          <w:szCs w:val="26"/>
+        </w:rPr>
+      </w:pPr>
+      <w:r>
+        <w:rPr>
+          <w:spacing w:val="-2"/>
+          <w:sz w:val="28"/>
+          <w:szCs w:val="28"/>
+        </w:rPr>
+        <w:t>Nơi</w:t>
+      </w:r>
+      <w:r>
+        <w:rPr>
+          <w:spacing w:val="6"/>
+          <w:sz w:val="28"/>
+          <w:szCs w:val="28"/>
+        </w:rPr>
+        <w:t xml:space="preserve"> </w:t>
+      </w:r>
+      <w:r>
+        <w:rPr>
+          <w:spacing w:val="-2"/>
+          <w:sz w:val="28"/>
+          <w:szCs w:val="28"/>
+        </w:rPr>
+        <w:t>ở</w:t>
+      </w:r>
+      <w:r>
+        <w:rPr>
+          <w:spacing w:val="4"/>
+          <w:sz w:val="28"/>
+          <w:szCs w:val="28"/>
+        </w:rPr>
+        <w:t xml:space="preserve"> </w:t>
+      </w:r>
+      <w:r>
+        <w:rPr>
+          <w:spacing w:val="-2"/>
+          <w:sz w:val="28"/>
+          <w:szCs w:val="28"/>
+        </w:rPr>
+        <w:t>hiện</w:t>
+      </w:r>
+      <w:r>
+        <w:rPr>
+          <w:spacing w:val="7"/>
+          <w:sz w:val="28"/>
+          <w:szCs w:val="28"/>
+        </w:rPr>
+        <w:t xml:space="preserve"> </w:t>
+      </w:r>
+      <w:r>
+        <w:rPr>
+          <w:spacing w:val="-2"/>
+          <w:sz w:val="28"/>
+          <w:szCs w:val="28"/>
+        </w:rPr>
+        <w:t>tại:</w:t>
+      </w:r>
+      <w:r>
+        <w:rPr>
+          <w:color w:val="000000"/>
+          <w:spacing w:val="-2"/>
+          <w:sz w:val="16"/>
         </w:rPr>
         <w:tab/>
       </w:r>
-      <w:proofErr w:type="spellStart"/>
-      <w:r>
-        <w:rPr>
-          <w:spacing w:val="-2"/>
-          <w:sz w:val="28"/>
-          <w:szCs w:val="28"/>
-        </w:rPr>
-        <w:t>Dân</w:t>
-      </w:r>
-      <w:proofErr w:type="spellEnd"/>
-      <w:r>
-        <w:rPr>
-          <w:spacing w:val="-2"/>
-          <w:sz w:val="28"/>
-          <w:szCs w:val="28"/>
+      <w:r>
+        <w:rPr>
+          <w:spacing w:val="-2"/>
+          <w:sz w:val="26"/>
+          <w:highlight w:val="yellow"/>
+        </w:rPr>
+        <w:t>{</w:t>
+      </w:r>
+      <w:r>
+        <w:rPr>
+          <w:spacing w:val="-2"/>
+          <w:sz w:val="26"/>
+          <w:highlight w:val="yellow"/>
+        </w:rPr>
+        <w:t>NOIOHIEN</w:t>
+      </w:r>
+      <w:r>
+        <w:rPr>
+          <w:spacing w:val="-2"/>
+          <w:sz w:val="26"/>
+          <w:highlight w:val="yellow"/>
+        </w:rPr>
+        <w:t>TAI}</w:t>
+      </w:r>
+      <w:r>
+        <w:rPr>
+          <w:color w:val="000000"/>
+          <w:spacing w:val="-2"/>
+          <w:sz w:val="16"/>
+        </w:rPr>
+        <w:tab/>
+      </w:r>
+      <w:r>
+        <w:rPr>
+          <w:color w:val="000000"/>
+          <w:spacing w:val="-2"/>
+          <w:sz w:val="26"/>
+          <w:szCs w:val="26"/>
         </w:rPr>
         <w:t xml:space="preserve"> </w:t>
       </w:r>
-      <w:proofErr w:type="spellStart"/>
-      <w:r>
-        <w:rPr>
-          <w:spacing w:val="-2"/>
-          <w:sz w:val="28"/>
-          <w:szCs w:val="28"/>
-        </w:rPr>
-        <w:t>tộc</w:t>
-      </w:r>
-      <w:proofErr w:type="spellEnd"/>
-      <w:r>
-        <w:rPr>
-          <w:spacing w:val="-2"/>
-          <w:sz w:val="28"/>
-          <w:szCs w:val="28"/>
-        </w:rPr>
-        <w:t xml:space="preserve">: </w:t>
-      </w:r>
-      <w:r>
-        <w:rPr>
-          <w:spacing w:val="-2"/>
-          <w:sz w:val="26"/>
-          <w:highlight w:val="yellow"/>
-          <w:lang w:val="vi-VN"/>
-        </w:rPr>
-        <w:t>{</w:t>
-      </w:r>
-      <w:proofErr w:type="gramStart"/>
-      <w:r>
-        <w:rPr>
-          <w:spacing w:val="-2"/>
-          <w:sz w:val="26"/>
-          <w:highlight w:val="yellow"/>
-          <w:lang w:val="vi-VN"/>
-        </w:rPr>
-        <w:t>DANTOC</w:t>
-      </w:r>
-      <w:r>
-        <w:rPr>
-          <w:spacing w:val="-2"/>
-          <w:sz w:val="26"/>
-          <w:highlight w:val="yellow"/>
-          <w:lang w:val="vi-VN"/>
-        </w:rPr>
-        <w:t>}</w:t>
-      </w:r>
-      <w:r>
-        <w:rPr>
-          <w:spacing w:val="-2"/>
-          <w:sz w:val="26"/>
-        </w:rPr>
-        <w:t xml:space="preserve"> </w:t>
-      </w:r>
-      <w:r>
-        <w:rPr>
-          <w:spacing w:val="-2"/>
-          <w:sz w:val="28"/>
-          <w:szCs w:val="28"/>
-        </w:rPr>
-        <w:t xml:space="preserve"> </w:t>
-      </w:r>
-      <w:r>
-        <w:rPr>
-          <w:spacing w:val="-2"/>
-          <w:sz w:val="28"/>
-          <w:szCs w:val="28"/>
-        </w:rPr>
-        <w:tab/>
-      </w:r>
-      <w:proofErr w:type="gramEnd"/>
-      <w:r>
-        <w:rPr>
-          <w:spacing w:val="-2"/>
-          <w:sz w:val="28"/>
-          <w:szCs w:val="28"/>
-        </w:rPr>
-        <w:t xml:space="preserve">Tôn </w:t>
-      </w:r>
-      <w:proofErr w:type="spellStart"/>
-      <w:r>
-        <w:rPr>
-          <w:spacing w:val="-2"/>
-          <w:sz w:val="28"/>
-          <w:szCs w:val="28"/>
-        </w:rPr>
-        <w:t>giáo</w:t>
-      </w:r>
-      <w:proofErr w:type="spellEnd"/>
-      <w:r>
-        <w:rPr>
-          <w:spacing w:val="-2"/>
-          <w:sz w:val="28"/>
-          <w:szCs w:val="28"/>
-        </w:rPr>
-        <w:t>:</w:t>
-      </w:r>
-      <w:r>
-        <w:rPr>
-          <w:spacing w:val="-2"/>
-          <w:sz w:val="26"/>
-        </w:rPr>
-        <w:t xml:space="preserve"> </w:t>
-      </w:r>
-      <w:r>
-        <w:rPr>
-          <w:spacing w:val="-2"/>
-          <w:sz w:val="26"/>
-          <w:highlight w:val="yellow"/>
-        </w:rPr>
-        <w:t>{</w:t>
-      </w:r>
-      <w:r>
-        <w:rPr>
-          <w:spacing w:val="-2"/>
-          <w:sz w:val="26"/>
-          <w:highlight w:val="yellow"/>
-        </w:rPr>
-        <w:t>TONGIAO</w:t>
-      </w:r>
-      <w:r>
-        <w:rPr>
-          <w:spacing w:val="-2"/>
-          <w:sz w:val="26"/>
-          <w:highlight w:val="yellow"/>
-          <w:lang w:val="vi-VN"/>
-        </w:rPr>
-        <w:t>}</w:t>
-      </w:r>
     </w:p>
+    <w:bookmarkEnd w:id="3"/>
     <w:p>
       <w:pPr>
         <w:widowControl w:val="0"/>
@@ -3561,23 +3436,29 @@
           <w:szCs w:val="28"/>
         </w:rPr>
       </w:pPr>
-      <w:proofErr w:type="spellStart"/>
-      <w:r>
-        <w:rPr>
-          <w:spacing w:val="-2"/>
-          <w:sz w:val="28"/>
-          <w:szCs w:val="28"/>
-        </w:rPr>
-        <w:t>Thẻ</w:t>
-      </w:r>
-      <w:proofErr w:type="spellEnd"/>
-      <w:r>
-        <w:rPr>
-          <w:spacing w:val="-2"/>
-          <w:sz w:val="28"/>
-          <w:szCs w:val="28"/>
-        </w:rPr>
-        <w:t xml:space="preserve"> CCCD: </w:t>
+      <w:r>
+        <w:rPr>
+          <w:spacing w:val="-2"/>
+          <w:sz w:val="28"/>
+          <w:szCs w:val="28"/>
+        </w:rPr>
+        <w:t xml:space="preserve">Thẻ </w:t>
+      </w:r>
+      <w:r>
+        <w:rPr>
+          <w:spacing w:val="-2"/>
+          <w:sz w:val="28"/>
+          <w:szCs w:val="28"/>
+        </w:rPr>
+        <w:t>CMND/CCCD/CC/Hộ chiếu</w:t>
+      </w:r>
+      <w:r>
+        <w:rPr>
+          <w:spacing w:val="-2"/>
+          <w:sz w:val="28"/>
+          <w:szCs w:val="28"/>
+        </w:rPr>
+        <w:t xml:space="preserve">: </w:t>
       </w:r>
       <w:r>
         <w:rPr>
@@ -3596,7 +3477,45 @@
           <w:highlight w:val="yellow"/>
           <w:lang w:val="vi-VN"/>
         </w:rPr>
-        <w:t>CCCD</w:t>
+        <w:t>CCCD}</w:t>
+      </w:r>
+      <w:r>
+        <w:rPr>
+          <w:sz w:val="12"/>
+          <w:szCs w:val="12"/>
+          <w:shd w:val="solid" w:color="FFFFFF" w:fill="auto"/>
+        </w:rPr>
+        <w:t xml:space="preserve"> </w:t>
+      </w:r>
+      <w:r>
+        <w:rPr>
+          <w:sz w:val="28"/>
+          <w:szCs w:val="28"/>
+        </w:rPr>
+        <w:t xml:space="preserve"> </w:t>
+      </w:r>
+      <w:r>
+        <w:rPr>
+          <w:sz w:val="28"/>
+          <w:szCs w:val="28"/>
+        </w:rPr>
+        <w:t>cấp</w:t>
+      </w:r>
+      <w:proofErr w:type="gramEnd"/>
+      <w:r>
+        <w:rPr>
+          <w:spacing w:val="-3"/>
+          <w:sz w:val="28"/>
+          <w:szCs w:val="28"/>
+        </w:rPr>
+        <w:t xml:space="preserve"> </w:t>
+      </w:r>
+      <w:r>
+        <w:rPr>
+          <w:sz w:val="28"/>
+          <w:szCs w:val="28"/>
+        </w:rPr>
+        <w:t xml:space="preserve">ngày </w:t>
       </w:r>
       <w:r>
         <w:rPr>
@@ -3605,13 +3524,103 @@
           <w:highlight w:val="yellow"/>
           <w:lang w:val="vi-VN"/>
         </w:rPr>
+        <w:t>{NGAY</w:t>
+      </w:r>
+      <w:r>
+        <w:rPr>
+          <w:spacing w:val="-2"/>
+          <w:sz w:val="26"/>
+          <w:highlight w:val="yellow"/>
+        </w:rPr>
+        <w:t>CAP</w:t>
+      </w:r>
+      <w:r>
+        <w:rPr>
+          <w:spacing w:val="-2"/>
+          <w:sz w:val="26"/>
+          <w:highlight w:val="yellow"/>
+          <w:lang w:val="vi-VN"/>
+        </w:rPr>
         <w:t>}</w:t>
       </w:r>
       <w:r>
         <w:rPr>
-          <w:sz w:val="12"/>
-          <w:szCs w:val="12"/>
-          <w:shd w:val="solid" w:color="FFFFFF" w:fill="auto"/>
+          <w:sz w:val="28"/>
+          <w:szCs w:val="28"/>
+        </w:rPr>
+        <w:t>/</w:t>
+      </w:r>
+      <w:r>
+        <w:rPr>
+          <w:spacing w:val="-2"/>
+          <w:sz w:val="26"/>
+          <w:highlight w:val="yellow"/>
+          <w:lang w:val="vi-VN"/>
+        </w:rPr>
+        <w:t>{</w:t>
+      </w:r>
+      <w:r>
+        <w:rPr>
+          <w:spacing w:val="-2"/>
+          <w:sz w:val="26"/>
+          <w:highlight w:val="yellow"/>
+        </w:rPr>
+        <w:t>THANGCAP</w:t>
+      </w:r>
+      <w:r>
+        <w:rPr>
+          <w:spacing w:val="-2"/>
+          <w:sz w:val="26"/>
+          <w:highlight w:val="yellow"/>
+          <w:lang w:val="vi-VN"/>
+        </w:rPr>
+        <w:t>}</w:t>
+      </w:r>
+      <w:r>
+        <w:rPr>
+          <w:sz w:val="28"/>
+          <w:szCs w:val="28"/>
+        </w:rPr>
+        <w:t>/</w:t>
+      </w:r>
+      <w:r>
+        <w:rPr>
+          <w:spacing w:val="-2"/>
+          <w:sz w:val="26"/>
+          <w:highlight w:val="yellow"/>
+          <w:lang w:val="vi-VN"/>
+        </w:rPr>
+        <w:t>{</w:t>
+      </w:r>
+      <w:r>
+        <w:rPr>
+          <w:spacing w:val="-2"/>
+          <w:sz w:val="26"/>
+          <w:highlight w:val="yellow"/>
+        </w:rPr>
+        <w:t>NAMCAP</w:t>
+      </w:r>
+      <w:r>
+        <w:rPr>
+          <w:spacing w:val="-2"/>
+          <w:sz w:val="26"/>
+          <w:highlight w:val="yellow"/>
+          <w:lang w:val="vi-VN"/>
+        </w:rPr>
+        <w:t>}</w:t>
+      </w:r>
+      <w:r>
+        <w:rPr>
+          <w:sz w:val="28"/>
+          <w:szCs w:val="28"/>
+        </w:rPr>
+        <w:t>; Nơi</w:t>
+      </w:r>
+      <w:r>
+        <w:rPr>
+          <w:spacing w:val="-3"/>
+          <w:sz w:val="28"/>
+          <w:szCs w:val="28"/>
         </w:rPr>
         <w:t xml:space="preserve"> </w:t>
       </w:r>
@@ -3620,46 +3629,172 @@
           <w:sz w:val="28"/>
           <w:szCs w:val="28"/>
         </w:rPr>
-        <w:t xml:space="preserve">  </w:t>
+        <w:t xml:space="preserve">cấp: </w:t>
+      </w:r>
+      <w:r>
+        <w:rPr>
+          <w:spacing w:val="-2"/>
+          <w:sz w:val="26"/>
+          <w:highlight w:val="yellow"/>
+        </w:rPr>
+        <w:t>{</w:t>
+      </w:r>
+      <w:r>
+        <w:rPr>
+          <w:spacing w:val="-2"/>
+          <w:sz w:val="26"/>
+          <w:highlight w:val="yellow"/>
+          <w:lang w:val="vi-VN"/>
+        </w:rPr>
+        <w:t>NOI</w:t>
+      </w:r>
+      <w:r>
+        <w:rPr>
+          <w:spacing w:val="-2"/>
+          <w:sz w:val="26"/>
+          <w:highlight w:val="yellow"/>
+        </w:rPr>
+        <w:t>CAP}</w:t>
+      </w:r>
+    </w:p>
+    <w:p>
+      <w:pPr>
+        <w:widowControl w:val="0"/>
+        <w:tabs>
+          <w:tab w:val="left" w:pos="2835"/>
+          <w:tab w:val="left" w:pos="6237"/>
+        </w:tabs>
+        <w:spacing w:beforeLines="60" w:before="144" w:line="380" w:lineRule="exact"/>
+        <w:ind w:right="141"/>
+        <w:jc w:val="both"/>
+        <w:rPr>
+          <w:spacing w:val="-2"/>
+          <w:sz w:val="28"/>
+          <w:szCs w:val="28"/>
+        </w:rPr>
+      </w:pPr>
+      <w:r>
+        <w:rPr>
+          <w:spacing w:val="-2"/>
+          <w:sz w:val="28"/>
+          <w:szCs w:val="28"/>
+        </w:rPr>
+        <w:t xml:space="preserve">Dân tộc: </w:t>
+      </w:r>
+      <w:r>
+        <w:rPr>
+          <w:spacing w:val="-2"/>
+          <w:sz w:val="26"/>
+          <w:highlight w:val="yellow"/>
+          <w:lang w:val="vi-VN"/>
+        </w:rPr>
+        <w:t>{</w:t>
+      </w:r>
+      <w:proofErr w:type="gramStart"/>
+      <w:r>
+        <w:rPr>
+          <w:spacing w:val="-2"/>
+          <w:sz w:val="26"/>
+          <w:highlight w:val="yellow"/>
+          <w:lang w:val="vi-VN"/>
+        </w:rPr>
+        <w:t>DANTOC}</w:t>
+      </w:r>
+      <w:r>
+        <w:rPr>
+          <w:spacing w:val="-2"/>
+          <w:sz w:val="26"/>
+        </w:rPr>
+        <w:t xml:space="preserve"> </w:t>
+      </w:r>
+      <w:r>
+        <w:rPr>
+          <w:spacing w:val="-2"/>
+          <w:sz w:val="28"/>
+          <w:szCs w:val="28"/>
+        </w:rPr>
+        <w:t xml:space="preserve"> </w:t>
+      </w:r>
+      <w:r>
+        <w:rPr>
+          <w:spacing w:val="-2"/>
+          <w:sz w:val="28"/>
+          <w:szCs w:val="28"/>
+        </w:rPr>
+        <w:tab/>
       </w:r>
       <w:proofErr w:type="gramEnd"/>
       <w:r>
         <w:rPr>
+          <w:spacing w:val="-2"/>
+          <w:sz w:val="28"/>
+          <w:szCs w:val="28"/>
+        </w:rPr>
+        <w:t>Tôn giáo:</w:t>
+      </w:r>
+      <w:r>
+        <w:rPr>
+          <w:spacing w:val="-2"/>
+          <w:sz w:val="26"/>
+        </w:rPr>
+        <w:t xml:space="preserve"> </w:t>
+      </w:r>
+      <w:r>
+        <w:rPr>
+          <w:spacing w:val="-2"/>
+          <w:sz w:val="26"/>
+          <w:highlight w:val="yellow"/>
+        </w:rPr>
+        <w:t>{</w:t>
+      </w:r>
+      <w:proofErr w:type="gramStart"/>
+      <w:r>
+        <w:rPr>
+          <w:spacing w:val="-2"/>
+          <w:sz w:val="26"/>
+          <w:highlight w:val="yellow"/>
+        </w:rPr>
+        <w:t>TONGIAO</w:t>
+      </w:r>
+      <w:r>
+        <w:rPr>
+          <w:spacing w:val="-2"/>
+          <w:sz w:val="26"/>
+          <w:highlight w:val="yellow"/>
+          <w:lang w:val="vi-VN"/>
+        </w:rPr>
+        <w:t>}</w:t>
+      </w:r>
+      <w:r>
+        <w:rPr>
+          <w:spacing w:val="-2"/>
           <w:sz w:val="28"/>
           <w:szCs w:val="28"/>
         </w:rPr>
         <w:t xml:space="preserve">   </w:t>
       </w:r>
-      <w:proofErr w:type="spellStart"/>
-      <w:r>
-        <w:rPr>
-          <w:sz w:val="28"/>
-          <w:szCs w:val="28"/>
-        </w:rPr>
-        <w:t>cấp</w:t>
-      </w:r>
-      <w:proofErr w:type="spellEnd"/>
-      <w:r>
-        <w:rPr>
-          <w:spacing w:val="-3"/>
+      <w:proofErr w:type="gramEnd"/>
+      <w:r>
+        <w:rPr>
+          <w:spacing w:val="-2"/>
           <w:sz w:val="28"/>
           <w:szCs w:val="28"/>
         </w:rPr>
         <w:t xml:space="preserve"> </w:t>
       </w:r>
-      <w:proofErr w:type="spellStart"/>
-      <w:r>
-        <w:rPr>
-          <w:sz w:val="28"/>
-          <w:szCs w:val="28"/>
-        </w:rPr>
-        <w:t>ngày</w:t>
-      </w:r>
-      <w:proofErr w:type="spellEnd"/>
-      <w:r>
-        <w:rPr>
-          <w:sz w:val="28"/>
-          <w:szCs w:val="28"/>
+      <w:r>
+        <w:rPr>
+          <w:spacing w:val="-2"/>
+          <w:sz w:val="28"/>
+          <w:szCs w:val="28"/>
+        </w:rPr>
+        <w:t>Trình độ học vấn:</w:t>
+      </w:r>
+      <w:r>
+        <w:rPr>
+          <w:spacing w:val="-2"/>
+          <w:sz w:val="26"/>
+          <w:highlight w:val="yellow"/>
         </w:rPr>
         <w:t xml:space="preserve"> </w:t>
       </w:r>
@@ -3668,182 +3803,8 @@
           <w:spacing w:val="-2"/>
           <w:sz w:val="26"/>
           <w:highlight w:val="yellow"/>
-          <w:lang w:val="vi-VN"/>
-        </w:rPr>
-        <w:t>{</w:t>
-      </w:r>
-      <w:r>
-        <w:rPr>
-          <w:spacing w:val="-2"/>
-          <w:sz w:val="26"/>
-          <w:highlight w:val="yellow"/>
-          <w:lang w:val="vi-VN"/>
-        </w:rPr>
-        <w:t>NGAY</w:t>
-      </w:r>
-      <w:r>
-        <w:rPr>
-          <w:spacing w:val="-2"/>
-          <w:sz w:val="26"/>
-          <w:highlight w:val="yellow"/>
-        </w:rPr>
-        <w:t>CAP</w:t>
-      </w:r>
-      <w:r>
-        <w:rPr>
-          <w:spacing w:val="-2"/>
-          <w:sz w:val="26"/>
-          <w:highlight w:val="yellow"/>
-          <w:lang w:val="vi-VN"/>
-        </w:rPr>
-        <w:t>}</w:t>
-      </w:r>
-      <w:r>
-        <w:rPr>
-          <w:sz w:val="28"/>
-          <w:szCs w:val="28"/>
-        </w:rPr>
-        <w:t>/</w:t>
-      </w:r>
-      <w:r>
-        <w:rPr>
-          <w:spacing w:val="-2"/>
-          <w:sz w:val="26"/>
-          <w:highlight w:val="yellow"/>
-          <w:lang w:val="vi-VN"/>
-        </w:rPr>
-        <w:t>{</w:t>
-      </w:r>
-      <w:r>
-        <w:rPr>
-          <w:spacing w:val="-2"/>
-          <w:sz w:val="26"/>
-          <w:highlight w:val="yellow"/>
-        </w:rPr>
-        <w:t>THANG</w:t>
-      </w:r>
-      <w:r>
-        <w:rPr>
-          <w:spacing w:val="-2"/>
-          <w:sz w:val="26"/>
-          <w:highlight w:val="yellow"/>
-        </w:rPr>
-        <w:t>CAP</w:t>
-      </w:r>
-      <w:r>
-        <w:rPr>
-          <w:spacing w:val="-2"/>
-          <w:sz w:val="26"/>
-          <w:highlight w:val="yellow"/>
-          <w:lang w:val="vi-VN"/>
-        </w:rPr>
-        <w:t>}</w:t>
-      </w:r>
-      <w:r>
-        <w:rPr>
-          <w:sz w:val="28"/>
-          <w:szCs w:val="28"/>
-        </w:rPr>
-        <w:t>/</w:t>
-      </w:r>
-      <w:r>
-        <w:rPr>
-          <w:spacing w:val="-2"/>
-          <w:sz w:val="26"/>
-          <w:highlight w:val="yellow"/>
-          <w:lang w:val="vi-VN"/>
-        </w:rPr>
-        <w:t>{</w:t>
-      </w:r>
-      <w:r>
-        <w:rPr>
-          <w:spacing w:val="-2"/>
-          <w:sz w:val="26"/>
-          <w:highlight w:val="yellow"/>
-        </w:rPr>
-        <w:t>NAMCAP</w:t>
-      </w:r>
-      <w:r>
-        <w:rPr>
-          <w:spacing w:val="-2"/>
-          <w:sz w:val="26"/>
-          <w:highlight w:val="yellow"/>
-          <w:lang w:val="vi-VN"/>
-        </w:rPr>
-        <w:t>}</w:t>
-      </w:r>
-      <w:r>
-        <w:rPr>
-          <w:sz w:val="28"/>
-          <w:szCs w:val="28"/>
-        </w:rPr>
-        <w:t xml:space="preserve">; </w:t>
-      </w:r>
-      <w:proofErr w:type="spellStart"/>
-      <w:r>
-        <w:rPr>
-          <w:sz w:val="28"/>
-          <w:szCs w:val="28"/>
-        </w:rPr>
-        <w:t>Nơi</w:t>
-      </w:r>
-      <w:proofErr w:type="spellEnd"/>
-      <w:r>
-        <w:rPr>
-          <w:spacing w:val="-3"/>
-          <w:sz w:val="28"/>
-          <w:szCs w:val="28"/>
-        </w:rPr>
-        <w:t xml:space="preserve"> </w:t>
-      </w:r>
-      <w:proofErr w:type="spellStart"/>
-      <w:r>
-        <w:rPr>
-          <w:sz w:val="28"/>
-          <w:szCs w:val="28"/>
-        </w:rPr>
-        <w:t>cấp</w:t>
-      </w:r>
-      <w:proofErr w:type="spellEnd"/>
-      <w:r>
-        <w:rPr>
-          <w:sz w:val="28"/>
-          <w:szCs w:val="28"/>
-        </w:rPr>
-        <w:t xml:space="preserve">: </w:t>
-      </w:r>
-      <w:r>
-        <w:rPr>
-          <w:spacing w:val="-2"/>
-          <w:sz w:val="26"/>
-          <w:highlight w:val="yellow"/>
-        </w:rPr>
-        <w:t>{</w:t>
-      </w:r>
-      <w:r>
-        <w:rPr>
-          <w:spacing w:val="-2"/>
-          <w:sz w:val="26"/>
-          <w:highlight w:val="yellow"/>
-          <w:lang w:val="vi-VN"/>
-        </w:rPr>
-        <w:t>NOI</w:t>
-      </w:r>
-      <w:r>
-        <w:rPr>
-          <w:spacing w:val="-2"/>
-          <w:sz w:val="26"/>
-          <w:highlight w:val="yellow"/>
-        </w:rPr>
-        <w:t>CAP</w:t>
-      </w:r>
-      <w:r>
-        <w:rPr>
-          <w:spacing w:val="-2"/>
-          <w:sz w:val="26"/>
-          <w:highlight w:val="yellow"/>
-        </w:rPr>
-        <w:t>}</w:t>
+        </w:rPr>
+        <w:t>{TRINHDO}</w:t>
       </w:r>
     </w:p>
     <w:p>
@@ -3861,34 +3822,14 @@
           <w:szCs w:val="26"/>
         </w:rPr>
       </w:pPr>
-      <w:proofErr w:type="spellStart"/>
-      <w:r>
-        <w:rPr>
-          <w:spacing w:val="-2"/>
-          <w:sz w:val="28"/>
-          <w:szCs w:val="28"/>
-        </w:rPr>
-        <w:t>Nghề</w:t>
-      </w:r>
-      <w:proofErr w:type="spellEnd"/>
-      <w:r>
-        <w:rPr>
-          <w:spacing w:val="-2"/>
-          <w:sz w:val="28"/>
-          <w:szCs w:val="28"/>
-        </w:rPr>
-        <w:t xml:space="preserve"> </w:t>
-      </w:r>
-      <w:proofErr w:type="spellStart"/>
-      <w:r>
-        <w:rPr>
-          <w:spacing w:val="-2"/>
-          <w:sz w:val="28"/>
-          <w:szCs w:val="28"/>
-        </w:rPr>
-        <w:t>nghiệp</w:t>
-      </w:r>
-      <w:proofErr w:type="spellEnd"/>
+      <w:r>
+        <w:rPr>
+          <w:spacing w:val="-2"/>
+          <w:sz w:val="28"/>
+          <w:szCs w:val="28"/>
+        </w:rPr>
+        <w:t>Nghề nghiệp</w:t>
+      </w:r>
       <w:r>
         <w:rPr>
           <w:color w:val="000000"/>
@@ -3913,15 +3854,7 @@
           <w:sz w:val="26"/>
           <w:highlight w:val="yellow"/>
         </w:rPr>
-        <w:t>{</w:t>
-      </w:r>
-      <w:r>
-        <w:rPr>
-          <w:spacing w:val="-2"/>
-          <w:sz w:val="26"/>
-          <w:highlight w:val="yellow"/>
-        </w:rPr>
-        <w:t xml:space="preserve"> NGHENGHIEP</w:t>
+        <w:t>{ NGHENGHIEP</w:t>
       </w:r>
       <w:proofErr w:type="gramEnd"/>
       <w:r>
@@ -3959,78 +3892,24 @@
         <w:spacing w:beforeLines="60" w:before="144" w:line="360" w:lineRule="exact"/>
         <w:jc w:val="both"/>
         <w:rPr>
-          <w:color w:val="000000"/>
-          <w:spacing w:val="-2"/>
-          <w:sz w:val="26"/>
-          <w:szCs w:val="26"/>
+          <w:spacing w:val="-2"/>
+          <w:sz w:val="28"/>
+          <w:szCs w:val="28"/>
         </w:rPr>
       </w:pPr>
-      <w:bookmarkStart w:id="3" w:name="_Hlk138758388"/>
-      <w:proofErr w:type="spellStart"/>
-      <w:r>
-        <w:rPr>
-          <w:color w:val="000000"/>
-          <w:spacing w:val="-2"/>
-          <w:sz w:val="26"/>
-          <w:lang w:eastAsia="vi-VN"/>
-        </w:rPr>
-        <w:t>Nơi</w:t>
-      </w:r>
-      <w:proofErr w:type="spellEnd"/>
-      <w:r>
-        <w:rPr>
-          <w:color w:val="000000"/>
-          <w:spacing w:val="-2"/>
-          <w:sz w:val="26"/>
-          <w:lang w:eastAsia="vi-VN"/>
-        </w:rPr>
-        <w:t xml:space="preserve"> </w:t>
-      </w:r>
-      <w:proofErr w:type="spellStart"/>
-      <w:r>
-        <w:rPr>
-          <w:color w:val="000000"/>
-          <w:spacing w:val="-2"/>
-          <w:sz w:val="26"/>
-          <w:lang w:eastAsia="vi-VN"/>
-        </w:rPr>
-        <w:t>thường</w:t>
-      </w:r>
-      <w:proofErr w:type="spellEnd"/>
-      <w:r>
-        <w:rPr>
-          <w:color w:val="000000"/>
-          <w:spacing w:val="-2"/>
-          <w:sz w:val="26"/>
-          <w:lang w:eastAsia="vi-VN"/>
-        </w:rPr>
-        <w:t xml:space="preserve"> </w:t>
-      </w:r>
-      <w:proofErr w:type="spellStart"/>
-      <w:r>
-        <w:rPr>
-          <w:color w:val="000000"/>
-          <w:spacing w:val="-2"/>
-          <w:sz w:val="26"/>
-          <w:lang w:eastAsia="vi-VN"/>
-        </w:rPr>
-        <w:t>trú</w:t>
-      </w:r>
-      <w:proofErr w:type="spellEnd"/>
-      <w:r>
-        <w:rPr>
-          <w:color w:val="000000"/>
-          <w:spacing w:val="-2"/>
-          <w:sz w:val="26"/>
-          <w:lang w:eastAsia="vi-VN"/>
-        </w:rPr>
-        <w:t>:</w:t>
-      </w:r>
-      <w:r>
-        <w:rPr>
-          <w:color w:val="000000"/>
-          <w:spacing w:val="-2"/>
-          <w:sz w:val="16"/>
+      <w:r>
+        <w:rPr>
+          <w:spacing w:val="-2"/>
+          <w:sz w:val="28"/>
+          <w:szCs w:val="28"/>
+        </w:rPr>
+        <w:t>Nơi làm việc/học tập:</w:t>
+      </w:r>
+      <w:r>
+        <w:rPr>
+          <w:spacing w:val="-2"/>
+          <w:sz w:val="12"/>
+          <w:szCs w:val="12"/>
         </w:rPr>
         <w:tab/>
       </w:r>
@@ -4039,841 +3918,17 @@
           <w:spacing w:val="-2"/>
           <w:sz w:val="26"/>
           <w:highlight w:val="yellow"/>
-          <w:lang w:val="vi-VN"/>
-        </w:rPr>
-        <w:t>{</w:t>
-      </w:r>
-      <w:r>
-        <w:rPr>
-          <w:spacing w:val="-2"/>
-          <w:sz w:val="26"/>
-          <w:highlight w:val="yellow"/>
-        </w:rPr>
-        <w:t>NOITHTRU</w:t>
-      </w:r>
-      <w:r>
-        <w:rPr>
-          <w:spacing w:val="-2"/>
-          <w:sz w:val="26"/>
-          <w:highlight w:val="yellow"/>
-          <w:lang w:val="vi-VN"/>
-        </w:rPr>
-        <w:t>}</w:t>
-      </w:r>
-      <w:r>
-        <w:rPr>
-          <w:color w:val="000000"/>
-          <w:spacing w:val="-2"/>
-          <w:sz w:val="16"/>
+        </w:rPr>
+        <w:t>{NOILAMVIEC}</w:t>
+      </w:r>
+      <w:r>
+        <w:rPr>
+          <w:spacing w:val="-2"/>
+          <w:sz w:val="12"/>
+          <w:szCs w:val="12"/>
         </w:rPr>
         <w:tab/>
       </w:r>
-      <w:r>
-        <w:rPr>
-          <w:color w:val="000000"/>
-          <w:spacing w:val="-2"/>
-          <w:sz w:val="26"/>
-          <w:szCs w:val="26"/>
-        </w:rPr>
-        <w:t xml:space="preserve"> </w:t>
-      </w:r>
-    </w:p>
-    <w:p>
-      <w:pPr>
-        <w:tabs>
-          <w:tab w:val="center" w:leader="dot" w:pos="5103"/>
-          <w:tab w:val="center" w:leader="dot" w:pos="9639"/>
-        </w:tabs>
-        <w:spacing w:beforeLines="60" w:before="144" w:line="360" w:lineRule="exact"/>
-        <w:jc w:val="both"/>
-        <w:rPr>
-          <w:color w:val="000000"/>
-          <w:spacing w:val="-2"/>
-          <w:sz w:val="26"/>
-          <w:szCs w:val="26"/>
-        </w:rPr>
-      </w:pPr>
-      <w:r>
-        <w:rPr>
-          <w:sz w:val="12"/>
-          <w:szCs w:val="12"/>
-          <w:shd w:val="solid" w:color="FFFFFF" w:fill="auto"/>
-        </w:rPr>
-        <w:t>…</w:t>
-      </w:r>
-      <w:r>
-        <w:rPr>
-          <w:sz w:val="12"/>
-          <w:szCs w:val="12"/>
-          <w:shd w:val="solid" w:color="FFFFFF" w:fill="auto"/>
-        </w:rPr>
-        <w:t>………</w:t>
-      </w:r>
-      <w:r>
-        <w:rPr>
-          <w:sz w:val="12"/>
-          <w:szCs w:val="12"/>
-          <w:shd w:val="solid" w:color="FFFFFF" w:fill="auto"/>
-        </w:rPr>
-        <w:t>…</w:t>
-      </w:r>
-      <w:r>
-        <w:rPr>
-          <w:sz w:val="12"/>
-          <w:szCs w:val="12"/>
-          <w:shd w:val="solid" w:color="FFFFFF" w:fill="auto"/>
-        </w:rPr>
-        <w:t>………</w:t>
-      </w:r>
-      <w:r>
-        <w:rPr>
-          <w:sz w:val="12"/>
-          <w:szCs w:val="12"/>
-          <w:shd w:val="solid" w:color="FFFFFF" w:fill="auto"/>
-        </w:rPr>
-        <w:t>…</w:t>
-      </w:r>
-      <w:r>
-        <w:rPr>
-          <w:sz w:val="12"/>
-          <w:szCs w:val="12"/>
-          <w:shd w:val="solid" w:color="FFFFFF" w:fill="auto"/>
-        </w:rPr>
-        <w:t>………</w:t>
-      </w:r>
-      <w:r>
-        <w:rPr>
-          <w:sz w:val="12"/>
-          <w:szCs w:val="12"/>
-          <w:shd w:val="solid" w:color="FFFFFF" w:fill="auto"/>
-        </w:rPr>
-        <w:t>…</w:t>
-      </w:r>
-      <w:r>
-        <w:rPr>
-          <w:sz w:val="12"/>
-          <w:szCs w:val="12"/>
-          <w:shd w:val="solid" w:color="FFFFFF" w:fill="auto"/>
-        </w:rPr>
-        <w:t>………</w:t>
-      </w:r>
-      <w:r>
-        <w:rPr>
-          <w:sz w:val="12"/>
-          <w:szCs w:val="12"/>
-          <w:shd w:val="solid" w:color="FFFFFF" w:fill="auto"/>
-        </w:rPr>
-        <w:t>…</w:t>
-      </w:r>
-      <w:r>
-        <w:rPr>
-          <w:sz w:val="12"/>
-          <w:szCs w:val="12"/>
-          <w:shd w:val="solid" w:color="FFFFFF" w:fill="auto"/>
-        </w:rPr>
-        <w:t>………</w:t>
-      </w:r>
-      <w:r>
-        <w:rPr>
-          <w:sz w:val="12"/>
-          <w:szCs w:val="12"/>
-          <w:shd w:val="solid" w:color="FFFFFF" w:fill="auto"/>
-        </w:rPr>
-        <w:t>…</w:t>
-      </w:r>
-      <w:r>
-        <w:rPr>
-          <w:sz w:val="12"/>
-          <w:szCs w:val="12"/>
-          <w:shd w:val="solid" w:color="FFFFFF" w:fill="auto"/>
-        </w:rPr>
-        <w:t>………</w:t>
-      </w:r>
-      <w:r>
-        <w:rPr>
-          <w:sz w:val="12"/>
-          <w:szCs w:val="12"/>
-          <w:shd w:val="solid" w:color="FFFFFF" w:fill="auto"/>
-        </w:rPr>
-        <w:t>…</w:t>
-      </w:r>
-      <w:r>
-        <w:rPr>
-          <w:sz w:val="12"/>
-          <w:szCs w:val="12"/>
-          <w:shd w:val="solid" w:color="FFFFFF" w:fill="auto"/>
-        </w:rPr>
-        <w:t>………</w:t>
-      </w:r>
-      <w:r>
-        <w:rPr>
-          <w:sz w:val="12"/>
-          <w:szCs w:val="12"/>
-          <w:shd w:val="solid" w:color="FFFFFF" w:fill="auto"/>
-        </w:rPr>
-        <w:t>…</w:t>
-      </w:r>
-      <w:r>
-        <w:rPr>
-          <w:sz w:val="12"/>
-          <w:szCs w:val="12"/>
-          <w:shd w:val="solid" w:color="FFFFFF" w:fill="auto"/>
-        </w:rPr>
-        <w:t>………</w:t>
-      </w:r>
-      <w:r>
-        <w:rPr>
-          <w:sz w:val="12"/>
-          <w:szCs w:val="12"/>
-          <w:shd w:val="solid" w:color="FFFFFF" w:fill="auto"/>
-        </w:rPr>
-        <w:t>…</w:t>
-      </w:r>
-      <w:r>
-        <w:rPr>
-          <w:sz w:val="12"/>
-          <w:szCs w:val="12"/>
-          <w:shd w:val="solid" w:color="FFFFFF" w:fill="auto"/>
-        </w:rPr>
-        <w:t>………</w:t>
-      </w:r>
-      <w:r>
-        <w:rPr>
-          <w:sz w:val="12"/>
-          <w:szCs w:val="12"/>
-          <w:shd w:val="solid" w:color="FFFFFF" w:fill="auto"/>
-        </w:rPr>
-        <w:t>…</w:t>
-      </w:r>
-      <w:r>
-        <w:rPr>
-          <w:sz w:val="12"/>
-          <w:szCs w:val="12"/>
-          <w:shd w:val="solid" w:color="FFFFFF" w:fill="auto"/>
-        </w:rPr>
-        <w:t>………</w:t>
-      </w:r>
-      <w:r>
-        <w:rPr>
-          <w:sz w:val="12"/>
-          <w:szCs w:val="12"/>
-          <w:shd w:val="solid" w:color="FFFFFF" w:fill="auto"/>
-        </w:rPr>
-        <w:t>…</w:t>
-      </w:r>
-      <w:r>
-        <w:rPr>
-          <w:sz w:val="12"/>
-          <w:szCs w:val="12"/>
-          <w:shd w:val="solid" w:color="FFFFFF" w:fill="auto"/>
-        </w:rPr>
-        <w:t>……</w:t>
-      </w:r>
-      <w:r>
-        <w:rPr>
-          <w:sz w:val="12"/>
-          <w:szCs w:val="12"/>
-          <w:shd w:val="solid" w:color="FFFFFF" w:fill="auto"/>
-        </w:rPr>
-        <w:t>…</w:t>
-      </w:r>
-      <w:r>
-        <w:rPr>
-          <w:sz w:val="12"/>
-          <w:szCs w:val="12"/>
-          <w:shd w:val="solid" w:color="FFFFFF" w:fill="auto"/>
-        </w:rPr>
-        <w:t>………</w:t>
-      </w:r>
-      <w:r>
-        <w:rPr>
-          <w:sz w:val="12"/>
-          <w:szCs w:val="12"/>
-          <w:shd w:val="solid" w:color="FFFFFF" w:fill="auto"/>
-        </w:rPr>
-        <w:t>…</w:t>
-      </w:r>
-      <w:r>
-        <w:rPr>
-          <w:sz w:val="12"/>
-          <w:szCs w:val="12"/>
-          <w:shd w:val="solid" w:color="FFFFFF" w:fill="auto"/>
-        </w:rPr>
-        <w:t>………</w:t>
-      </w:r>
-      <w:r>
-        <w:rPr>
-          <w:sz w:val="12"/>
-          <w:szCs w:val="12"/>
-          <w:shd w:val="solid" w:color="FFFFFF" w:fill="auto"/>
-        </w:rPr>
-        <w:t>…</w:t>
-      </w:r>
-      <w:r>
-        <w:rPr>
-          <w:sz w:val="12"/>
-          <w:szCs w:val="12"/>
-          <w:shd w:val="solid" w:color="FFFFFF" w:fill="auto"/>
-        </w:rPr>
-        <w:t>………</w:t>
-      </w:r>
-      <w:r>
-        <w:rPr>
-          <w:sz w:val="12"/>
-          <w:szCs w:val="12"/>
-          <w:shd w:val="solid" w:color="FFFFFF" w:fill="auto"/>
-        </w:rPr>
-        <w:t>…</w:t>
-      </w:r>
-      <w:r>
-        <w:rPr>
-          <w:sz w:val="12"/>
-          <w:szCs w:val="12"/>
-          <w:shd w:val="solid" w:color="FFFFFF" w:fill="auto"/>
-        </w:rPr>
-        <w:t>………</w:t>
-      </w:r>
-      <w:r>
-        <w:rPr>
-          <w:sz w:val="12"/>
-          <w:szCs w:val="12"/>
-          <w:shd w:val="solid" w:color="FFFFFF" w:fill="auto"/>
-        </w:rPr>
-        <w:t>…</w:t>
-      </w:r>
-      <w:r>
-        <w:rPr>
-          <w:sz w:val="12"/>
-          <w:szCs w:val="12"/>
-          <w:shd w:val="solid" w:color="FFFFFF" w:fill="auto"/>
-        </w:rPr>
-        <w:t>………</w:t>
-      </w:r>
-      <w:r>
-        <w:rPr>
-          <w:sz w:val="12"/>
-          <w:szCs w:val="12"/>
-          <w:shd w:val="solid" w:color="FFFFFF" w:fill="auto"/>
-        </w:rPr>
-        <w:t>…</w:t>
-      </w:r>
-      <w:r>
-        <w:rPr>
-          <w:sz w:val="12"/>
-          <w:szCs w:val="12"/>
-          <w:shd w:val="solid" w:color="FFFFFF" w:fill="auto"/>
-        </w:rPr>
-        <w:t>………</w:t>
-      </w:r>
-      <w:r>
-        <w:rPr>
-          <w:sz w:val="12"/>
-          <w:szCs w:val="12"/>
-          <w:shd w:val="solid" w:color="FFFFFF" w:fill="auto"/>
-        </w:rPr>
-        <w:t>…</w:t>
-      </w:r>
-      <w:r>
-        <w:rPr>
-          <w:sz w:val="12"/>
-          <w:szCs w:val="12"/>
-          <w:shd w:val="solid" w:color="FFFFFF" w:fill="auto"/>
-        </w:rPr>
-        <w:t>………</w:t>
-      </w:r>
-      <w:r>
-        <w:rPr>
-          <w:sz w:val="12"/>
-          <w:szCs w:val="12"/>
-          <w:shd w:val="solid" w:color="FFFFFF" w:fill="auto"/>
-        </w:rPr>
-        <w:t>…</w:t>
-      </w:r>
-      <w:r>
-        <w:rPr>
-          <w:sz w:val="12"/>
-          <w:szCs w:val="12"/>
-          <w:shd w:val="solid" w:color="FFFFFF" w:fill="auto"/>
-        </w:rPr>
-        <w:t>………</w:t>
-      </w:r>
-      <w:r>
-        <w:rPr>
-          <w:sz w:val="12"/>
-          <w:szCs w:val="12"/>
-          <w:shd w:val="solid" w:color="FFFFFF" w:fill="auto"/>
-        </w:rPr>
-        <w:t>…</w:t>
-      </w:r>
-      <w:r>
-        <w:rPr>
-          <w:sz w:val="12"/>
-          <w:szCs w:val="12"/>
-          <w:shd w:val="solid" w:color="FFFFFF" w:fill="auto"/>
-        </w:rPr>
-        <w:t>…</w:t>
-      </w:r>
-      <w:r>
-        <w:rPr>
-          <w:color w:val="000000"/>
-          <w:spacing w:val="-2"/>
-          <w:sz w:val="26"/>
-          <w:lang w:eastAsia="vi-VN"/>
-        </w:rPr>
-        <w:t xml:space="preserve"> </w:t>
-      </w:r>
-      <w:proofErr w:type="spellStart"/>
-      <w:r>
-        <w:rPr>
-          <w:spacing w:val="-2"/>
-          <w:sz w:val="28"/>
-          <w:szCs w:val="28"/>
-        </w:rPr>
-        <w:t>Nơi</w:t>
-      </w:r>
-      <w:proofErr w:type="spellEnd"/>
-      <w:r>
-        <w:rPr>
-          <w:spacing w:val="6"/>
-          <w:sz w:val="28"/>
-          <w:szCs w:val="28"/>
-        </w:rPr>
-        <w:t xml:space="preserve"> </w:t>
-      </w:r>
-      <w:r>
-        <w:rPr>
-          <w:spacing w:val="-2"/>
-          <w:sz w:val="28"/>
-          <w:szCs w:val="28"/>
-        </w:rPr>
-        <w:t>ở</w:t>
-      </w:r>
-      <w:r>
-        <w:rPr>
-          <w:spacing w:val="4"/>
-          <w:sz w:val="28"/>
-          <w:szCs w:val="28"/>
-        </w:rPr>
-        <w:t xml:space="preserve"> </w:t>
-      </w:r>
-      <w:proofErr w:type="spellStart"/>
-      <w:r>
-        <w:rPr>
-          <w:spacing w:val="-2"/>
-          <w:sz w:val="28"/>
-          <w:szCs w:val="28"/>
-        </w:rPr>
-        <w:t>hiện</w:t>
-      </w:r>
-      <w:proofErr w:type="spellEnd"/>
-      <w:r>
-        <w:rPr>
-          <w:spacing w:val="7"/>
-          <w:sz w:val="28"/>
-          <w:szCs w:val="28"/>
-        </w:rPr>
-        <w:t xml:space="preserve"> </w:t>
-      </w:r>
-      <w:proofErr w:type="spellStart"/>
-      <w:r>
-        <w:rPr>
-          <w:spacing w:val="-2"/>
-          <w:sz w:val="28"/>
-          <w:szCs w:val="28"/>
-        </w:rPr>
-        <w:t>tại</w:t>
-      </w:r>
-      <w:proofErr w:type="spellEnd"/>
-      <w:r>
-        <w:rPr>
-          <w:spacing w:val="-2"/>
-          <w:sz w:val="28"/>
-          <w:szCs w:val="28"/>
-        </w:rPr>
-        <w:t>:</w:t>
-      </w:r>
-      <w:r>
-        <w:rPr>
-          <w:color w:val="000000"/>
-          <w:spacing w:val="-2"/>
-          <w:sz w:val="16"/>
-        </w:rPr>
-        <w:tab/>
-      </w:r>
-      <w:r>
-        <w:rPr>
-          <w:spacing w:val="-2"/>
-          <w:sz w:val="26"/>
-          <w:highlight w:val="yellow"/>
-        </w:rPr>
-        <w:t>{</w:t>
-      </w:r>
-      <w:r>
-        <w:rPr>
-          <w:spacing w:val="-2"/>
-          <w:sz w:val="26"/>
-          <w:highlight w:val="yellow"/>
-        </w:rPr>
-        <w:t>NOIOHIEN</w:t>
-      </w:r>
-      <w:r>
-        <w:rPr>
-          <w:spacing w:val="-2"/>
-          <w:sz w:val="26"/>
-          <w:highlight w:val="yellow"/>
-        </w:rPr>
-        <w:t>TAI}</w:t>
-      </w:r>
-      <w:r>
-        <w:rPr>
-          <w:color w:val="000000"/>
-          <w:spacing w:val="-2"/>
-          <w:sz w:val="16"/>
-        </w:rPr>
-        <w:tab/>
-      </w:r>
-      <w:r>
-        <w:rPr>
-          <w:color w:val="000000"/>
-          <w:spacing w:val="-2"/>
-          <w:sz w:val="26"/>
-          <w:szCs w:val="26"/>
-        </w:rPr>
-        <w:t xml:space="preserve"> </w:t>
-      </w:r>
-    </w:p>
-    <w:p>
-      <w:pPr>
-        <w:widowControl w:val="0"/>
-        <w:spacing w:beforeLines="60" w:before="144" w:line="380" w:lineRule="exact"/>
-        <w:jc w:val="both"/>
-        <w:rPr>
-          <w:sz w:val="12"/>
-          <w:szCs w:val="12"/>
-          <w:shd w:val="solid" w:color="FFFFFF" w:fill="auto"/>
-        </w:rPr>
-      </w:pPr>
-      <w:r>
-        <w:rPr>
-          <w:sz w:val="12"/>
-          <w:szCs w:val="12"/>
-          <w:shd w:val="solid" w:color="FFFFFF" w:fill="auto"/>
-        </w:rPr>
-        <w:t>…</w:t>
-      </w:r>
-      <w:r>
-        <w:rPr>
-          <w:sz w:val="12"/>
-          <w:szCs w:val="12"/>
-          <w:shd w:val="solid" w:color="FFFFFF" w:fill="auto"/>
-        </w:rPr>
-        <w:t>………</w:t>
-      </w:r>
-      <w:r>
-        <w:rPr>
-          <w:sz w:val="12"/>
-          <w:szCs w:val="12"/>
-          <w:shd w:val="solid" w:color="FFFFFF" w:fill="auto"/>
-        </w:rPr>
-        <w:t>…</w:t>
-      </w:r>
-      <w:r>
-        <w:rPr>
-          <w:sz w:val="12"/>
-          <w:szCs w:val="12"/>
-          <w:shd w:val="solid" w:color="FFFFFF" w:fill="auto"/>
-        </w:rPr>
-        <w:t>………</w:t>
-      </w:r>
-      <w:r>
-        <w:rPr>
-          <w:sz w:val="12"/>
-          <w:szCs w:val="12"/>
-          <w:shd w:val="solid" w:color="FFFFFF" w:fill="auto"/>
-        </w:rPr>
-        <w:t>…</w:t>
-      </w:r>
-      <w:r>
-        <w:rPr>
-          <w:sz w:val="12"/>
-          <w:szCs w:val="12"/>
-          <w:shd w:val="solid" w:color="FFFFFF" w:fill="auto"/>
-        </w:rPr>
-        <w:t>………</w:t>
-      </w:r>
-      <w:r>
-        <w:rPr>
-          <w:sz w:val="12"/>
-          <w:szCs w:val="12"/>
-          <w:shd w:val="solid" w:color="FFFFFF" w:fill="auto"/>
-        </w:rPr>
-        <w:t>…</w:t>
-      </w:r>
-      <w:r>
-        <w:rPr>
-          <w:sz w:val="12"/>
-          <w:szCs w:val="12"/>
-          <w:shd w:val="solid" w:color="FFFFFF" w:fill="auto"/>
-        </w:rPr>
-        <w:t>………</w:t>
-      </w:r>
-      <w:r>
-        <w:rPr>
-          <w:sz w:val="12"/>
-          <w:szCs w:val="12"/>
-          <w:shd w:val="solid" w:color="FFFFFF" w:fill="auto"/>
-        </w:rPr>
-        <w:t>…</w:t>
-      </w:r>
-      <w:r>
-        <w:rPr>
-          <w:sz w:val="12"/>
-          <w:szCs w:val="12"/>
-          <w:shd w:val="solid" w:color="FFFFFF" w:fill="auto"/>
-        </w:rPr>
-        <w:t>………</w:t>
-      </w:r>
-      <w:r>
-        <w:rPr>
-          <w:sz w:val="12"/>
-          <w:szCs w:val="12"/>
-          <w:shd w:val="solid" w:color="FFFFFF" w:fill="auto"/>
-        </w:rPr>
-        <w:t>…</w:t>
-      </w:r>
-      <w:r>
-        <w:rPr>
-          <w:sz w:val="12"/>
-          <w:szCs w:val="12"/>
-          <w:shd w:val="solid" w:color="FFFFFF" w:fill="auto"/>
-        </w:rPr>
-        <w:t>………</w:t>
-      </w:r>
-      <w:r>
-        <w:rPr>
-          <w:sz w:val="12"/>
-          <w:szCs w:val="12"/>
-          <w:shd w:val="solid" w:color="FFFFFF" w:fill="auto"/>
-        </w:rPr>
-        <w:t>…</w:t>
-      </w:r>
-      <w:r>
-        <w:rPr>
-          <w:sz w:val="12"/>
-          <w:szCs w:val="12"/>
-          <w:shd w:val="solid" w:color="FFFFFF" w:fill="auto"/>
-        </w:rPr>
-        <w:t>………</w:t>
-      </w:r>
-      <w:r>
-        <w:rPr>
-          <w:sz w:val="12"/>
-          <w:szCs w:val="12"/>
-          <w:shd w:val="solid" w:color="FFFFFF" w:fill="auto"/>
-        </w:rPr>
-        <w:t>…</w:t>
-      </w:r>
-      <w:r>
-        <w:rPr>
-          <w:sz w:val="12"/>
-          <w:szCs w:val="12"/>
-          <w:shd w:val="solid" w:color="FFFFFF" w:fill="auto"/>
-        </w:rPr>
-        <w:t>………</w:t>
-      </w:r>
-      <w:r>
-        <w:rPr>
-          <w:sz w:val="12"/>
-          <w:szCs w:val="12"/>
-          <w:shd w:val="solid" w:color="FFFFFF" w:fill="auto"/>
-        </w:rPr>
-        <w:t>…</w:t>
-      </w:r>
-      <w:r>
-        <w:rPr>
-          <w:sz w:val="12"/>
-          <w:szCs w:val="12"/>
-          <w:shd w:val="solid" w:color="FFFFFF" w:fill="auto"/>
-        </w:rPr>
-        <w:t>………</w:t>
-      </w:r>
-      <w:r>
-        <w:rPr>
-          <w:sz w:val="12"/>
-          <w:szCs w:val="12"/>
-          <w:shd w:val="solid" w:color="FFFFFF" w:fill="auto"/>
-        </w:rPr>
-        <w:t>…</w:t>
-      </w:r>
-      <w:r>
-        <w:rPr>
-          <w:sz w:val="12"/>
-          <w:szCs w:val="12"/>
-          <w:shd w:val="solid" w:color="FFFFFF" w:fill="auto"/>
-        </w:rPr>
-        <w:t>………</w:t>
-      </w:r>
-      <w:r>
-        <w:rPr>
-          <w:sz w:val="12"/>
-          <w:szCs w:val="12"/>
-          <w:shd w:val="solid" w:color="FFFFFF" w:fill="auto"/>
-        </w:rPr>
-        <w:t>…</w:t>
-      </w:r>
-      <w:r>
-        <w:rPr>
-          <w:sz w:val="12"/>
-          <w:szCs w:val="12"/>
-          <w:shd w:val="solid" w:color="FFFFFF" w:fill="auto"/>
-        </w:rPr>
-        <w:t>……</w:t>
-      </w:r>
-      <w:r>
-        <w:rPr>
-          <w:sz w:val="12"/>
-          <w:szCs w:val="12"/>
-          <w:shd w:val="solid" w:color="FFFFFF" w:fill="auto"/>
-        </w:rPr>
-        <w:t>…</w:t>
-      </w:r>
-      <w:r>
-        <w:rPr>
-          <w:sz w:val="12"/>
-          <w:szCs w:val="12"/>
-          <w:shd w:val="solid" w:color="FFFFFF" w:fill="auto"/>
-        </w:rPr>
-        <w:t>………</w:t>
-      </w:r>
-      <w:r>
-        <w:rPr>
-          <w:sz w:val="12"/>
-          <w:szCs w:val="12"/>
-          <w:shd w:val="solid" w:color="FFFFFF" w:fill="auto"/>
-        </w:rPr>
-        <w:t>…</w:t>
-      </w:r>
-      <w:r>
-        <w:rPr>
-          <w:sz w:val="12"/>
-          <w:szCs w:val="12"/>
-          <w:shd w:val="solid" w:color="FFFFFF" w:fill="auto"/>
-        </w:rPr>
-        <w:t>………</w:t>
-      </w:r>
-      <w:r>
-        <w:rPr>
-          <w:sz w:val="12"/>
-          <w:szCs w:val="12"/>
-          <w:shd w:val="solid" w:color="FFFFFF" w:fill="auto"/>
-        </w:rPr>
-        <w:t>…</w:t>
-      </w:r>
-      <w:r>
-        <w:rPr>
-          <w:sz w:val="12"/>
-          <w:szCs w:val="12"/>
-          <w:shd w:val="solid" w:color="FFFFFF" w:fill="auto"/>
-        </w:rPr>
-        <w:t>………</w:t>
-      </w:r>
-      <w:r>
-        <w:rPr>
-          <w:sz w:val="12"/>
-          <w:szCs w:val="12"/>
-          <w:shd w:val="solid" w:color="FFFFFF" w:fill="auto"/>
-        </w:rPr>
-        <w:t>…</w:t>
-      </w:r>
-      <w:r>
-        <w:rPr>
-          <w:sz w:val="12"/>
-          <w:szCs w:val="12"/>
-          <w:shd w:val="solid" w:color="FFFFFF" w:fill="auto"/>
-        </w:rPr>
-        <w:t>………</w:t>
-      </w:r>
-      <w:r>
-        <w:rPr>
-          <w:sz w:val="12"/>
-          <w:szCs w:val="12"/>
-          <w:shd w:val="solid" w:color="FFFFFF" w:fill="auto"/>
-        </w:rPr>
-        <w:t>…</w:t>
-      </w:r>
-      <w:r>
-        <w:rPr>
-          <w:sz w:val="12"/>
-          <w:szCs w:val="12"/>
-          <w:shd w:val="solid" w:color="FFFFFF" w:fill="auto"/>
-        </w:rPr>
-        <w:t>………</w:t>
-      </w:r>
-      <w:r>
-        <w:rPr>
-          <w:sz w:val="12"/>
-          <w:szCs w:val="12"/>
-          <w:shd w:val="solid" w:color="FFFFFF" w:fill="auto"/>
-        </w:rPr>
-        <w:t>…</w:t>
-      </w:r>
-      <w:r>
-        <w:rPr>
-          <w:sz w:val="12"/>
-          <w:szCs w:val="12"/>
-          <w:shd w:val="solid" w:color="FFFFFF" w:fill="auto"/>
-        </w:rPr>
-        <w:t>………</w:t>
-      </w:r>
-      <w:r>
-        <w:rPr>
-          <w:sz w:val="12"/>
-          <w:szCs w:val="12"/>
-          <w:shd w:val="solid" w:color="FFFFFF" w:fill="auto"/>
-        </w:rPr>
-        <w:t>…</w:t>
-      </w:r>
-      <w:r>
-        <w:rPr>
-          <w:sz w:val="12"/>
-          <w:szCs w:val="12"/>
-          <w:shd w:val="solid" w:color="FFFFFF" w:fill="auto"/>
-        </w:rPr>
-        <w:t>………</w:t>
-      </w:r>
-      <w:r>
-        <w:rPr>
-          <w:sz w:val="12"/>
-          <w:szCs w:val="12"/>
-          <w:shd w:val="solid" w:color="FFFFFF" w:fill="auto"/>
-        </w:rPr>
-        <w:t>…</w:t>
-      </w:r>
-      <w:r>
-        <w:rPr>
-          <w:sz w:val="12"/>
-          <w:szCs w:val="12"/>
-          <w:shd w:val="solid" w:color="FFFFFF" w:fill="auto"/>
-        </w:rPr>
-        <w:t>………</w:t>
-      </w:r>
-      <w:r>
-        <w:rPr>
-          <w:sz w:val="12"/>
-          <w:szCs w:val="12"/>
-          <w:shd w:val="solid" w:color="FFFFFF" w:fill="auto"/>
-        </w:rPr>
-        <w:t>…</w:t>
-      </w:r>
-      <w:r>
-        <w:rPr>
-          <w:sz w:val="12"/>
-          <w:szCs w:val="12"/>
-          <w:shd w:val="solid" w:color="FFFFFF" w:fill="auto"/>
-        </w:rPr>
-        <w:t>…</w:t>
-      </w:r>
-      <w:bookmarkEnd w:id="3"/>
     </w:p>
     <w:p>
       <w:pPr>
@@ -4931,45 +3986,14 @@
           <w:shd w:val="solid" w:color="FFFFFF" w:fill="auto"/>
         </w:rPr>
       </w:pPr>
-      <w:proofErr w:type="spellStart"/>
-      <w:r>
-        <w:rPr>
-          <w:rFonts w:asciiTheme="majorHAnsi" w:hAnsiTheme="majorHAnsi" w:cstheme="majorHAnsi"/>
-          <w:sz w:val="28"/>
-          <w:szCs w:val="28"/>
-          <w:shd w:val="solid" w:color="FFFFFF" w:fill="auto"/>
-        </w:rPr>
-        <w:t>Họ</w:t>
-      </w:r>
-      <w:proofErr w:type="spellEnd"/>
-      <w:r>
-        <w:rPr>
-          <w:rFonts w:asciiTheme="majorHAnsi" w:hAnsiTheme="majorHAnsi" w:cstheme="majorHAnsi"/>
-          <w:sz w:val="28"/>
-          <w:szCs w:val="28"/>
-          <w:shd w:val="solid" w:color="FFFFFF" w:fill="auto"/>
-        </w:rPr>
-        <w:t xml:space="preserve"> </w:t>
-      </w:r>
-      <w:proofErr w:type="spellStart"/>
-      <w:r>
-        <w:rPr>
-          <w:rFonts w:asciiTheme="majorHAnsi" w:hAnsiTheme="majorHAnsi" w:cstheme="majorHAnsi"/>
-          <w:sz w:val="28"/>
-          <w:szCs w:val="28"/>
-          <w:shd w:val="solid" w:color="FFFFFF" w:fill="auto"/>
-        </w:rPr>
-        <w:t>tên</w:t>
-      </w:r>
-      <w:proofErr w:type="spellEnd"/>
-      <w:r>
-        <w:rPr>
-          <w:rFonts w:asciiTheme="majorHAnsi" w:hAnsiTheme="majorHAnsi" w:cstheme="majorHAnsi"/>
-          <w:sz w:val="28"/>
-          <w:szCs w:val="28"/>
-          <w:shd w:val="solid" w:color="FFFFFF" w:fill="auto"/>
-        </w:rPr>
-        <w:t xml:space="preserve">: </w:t>
+      <w:r>
+        <w:rPr>
+          <w:rFonts w:asciiTheme="majorHAnsi" w:hAnsiTheme="majorHAnsi" w:cstheme="majorHAnsi"/>
+          <w:sz w:val="28"/>
+          <w:szCs w:val="28"/>
+          <w:shd w:val="solid" w:color="FFFFFF" w:fill="auto"/>
+        </w:rPr>
+        <w:t xml:space="preserve">Họ tên: </w:t>
       </w:r>
       <w:r>
         <w:rPr>
@@ -5032,37 +4056,15 @@
         </w:rPr>
         <w:tab/>
       </w:r>
-      <w:proofErr w:type="spellStart"/>
-      <w:r>
-        <w:rPr>
-          <w:rFonts w:asciiTheme="majorHAnsi" w:hAnsiTheme="majorHAnsi" w:cstheme="majorHAnsi"/>
-          <w:sz w:val="28"/>
-          <w:szCs w:val="28"/>
-          <w:shd w:val="solid" w:color="FFFFFF" w:fill="auto"/>
-        </w:rPr>
-        <w:t>Cán</w:t>
-      </w:r>
-      <w:proofErr w:type="spellEnd"/>
-      <w:r>
-        <w:rPr>
-          <w:rFonts w:asciiTheme="majorHAnsi" w:hAnsiTheme="majorHAnsi" w:cstheme="majorHAnsi"/>
-          <w:sz w:val="28"/>
-          <w:szCs w:val="28"/>
-          <w:shd w:val="solid" w:color="FFFFFF" w:fill="auto"/>
-        </w:rPr>
-        <w:t xml:space="preserve"> </w:t>
-      </w:r>
-      <w:proofErr w:type="spellStart"/>
-      <w:r>
-        <w:rPr>
-          <w:rFonts w:asciiTheme="majorHAnsi" w:hAnsiTheme="majorHAnsi" w:cstheme="majorHAnsi"/>
-          <w:sz w:val="28"/>
-          <w:szCs w:val="28"/>
-          <w:shd w:val="solid" w:color="FFFFFF" w:fill="auto"/>
-        </w:rPr>
-        <w:t>bộ</w:t>
-      </w:r>
-      <w:proofErr w:type="spellEnd"/>
+      <w:r>
+        <w:rPr>
+          <w:rFonts w:asciiTheme="majorHAnsi" w:hAnsiTheme="majorHAnsi" w:cstheme="majorHAnsi"/>
+          <w:sz w:val="28"/>
+          <w:szCs w:val="28"/>
+          <w:shd w:val="solid" w:color="FFFFFF" w:fill="auto"/>
+        </w:rPr>
+        <w:t>Cán bộ</w:t>
+      </w:r>
       <w:r>
         <w:rPr>
           <w:sz w:val="12"/>
@@ -5121,59 +4123,8 @@
           <w:szCs w:val="28"/>
           <w:shd w:val="solid" w:color="FFFFFF" w:fill="auto"/>
         </w:rPr>
-        <w:t xml:space="preserve">Công an </w:t>
-      </w:r>
-      <w:proofErr w:type="spellStart"/>
-      <w:r>
-        <w:rPr>
-          <w:rFonts w:asciiTheme="majorHAnsi" w:hAnsiTheme="majorHAnsi" w:cstheme="majorHAnsi"/>
-          <w:sz w:val="28"/>
-          <w:szCs w:val="28"/>
-          <w:shd w:val="solid" w:color="FFFFFF" w:fill="auto"/>
-        </w:rPr>
-        <w:t>phường</w:t>
-      </w:r>
-      <w:proofErr w:type="spellEnd"/>
-      <w:r>
-        <w:rPr>
-          <w:rFonts w:asciiTheme="majorHAnsi" w:hAnsiTheme="majorHAnsi" w:cstheme="majorHAnsi"/>
-          <w:sz w:val="28"/>
-          <w:szCs w:val="28"/>
-          <w:shd w:val="solid" w:color="FFFFFF" w:fill="auto"/>
-        </w:rPr>
-        <w:t xml:space="preserve"> </w:t>
-      </w:r>
-      <w:proofErr w:type="spellStart"/>
-      <w:r>
-        <w:rPr>
-          <w:rFonts w:asciiTheme="majorHAnsi" w:hAnsiTheme="majorHAnsi" w:cstheme="majorHAnsi"/>
-          <w:sz w:val="28"/>
-          <w:szCs w:val="28"/>
-          <w:shd w:val="solid" w:color="FFFFFF" w:fill="auto"/>
-        </w:rPr>
-        <w:t>Hàng</w:t>
-      </w:r>
-      <w:proofErr w:type="spellEnd"/>
-      <w:r>
-        <w:rPr>
-          <w:rFonts w:asciiTheme="majorHAnsi" w:hAnsiTheme="majorHAnsi" w:cstheme="majorHAnsi"/>
-          <w:sz w:val="28"/>
-          <w:szCs w:val="28"/>
-          <w:shd w:val="solid" w:color="FFFFFF" w:fill="auto"/>
-        </w:rPr>
-        <w:t xml:space="preserve"> </w:t>
-      </w:r>
-      <w:proofErr w:type="spellStart"/>
-      <w:r>
-        <w:rPr>
-          <w:rFonts w:asciiTheme="majorHAnsi" w:hAnsiTheme="majorHAnsi" w:cstheme="majorHAnsi"/>
-          <w:sz w:val="28"/>
-          <w:szCs w:val="28"/>
-          <w:shd w:val="solid" w:color="FFFFFF" w:fill="auto"/>
-        </w:rPr>
-        <w:t>Gòn</w:t>
-      </w:r>
-      <w:proofErr w:type="spellEnd"/>
+        <w:t>Công an phường Hàng Gòn</w:t>
+      </w:r>
       <w:r>
         <w:rPr>
           <w:color w:val="000000"/>
@@ -5245,7 +4196,6 @@
           <w:shd w:val="solid" w:color="FFFFFF" w:fill="auto"/>
         </w:rPr>
       </w:pPr>
-      <w:proofErr w:type="spellStart"/>
       <w:r>
         <w:rPr>
           <w:rFonts w:asciiTheme="majorHAnsi" w:hAnsiTheme="majorHAnsi" w:cstheme="majorHAnsi"/>
@@ -5262,9 +4212,136 @@
           <w:szCs w:val="28"/>
           <w:shd w:val="solid" w:color="FFFFFF" w:fill="auto"/>
         </w:rPr>
-        <w:t>ử</w:t>
-      </w:r>
-      <w:proofErr w:type="spellEnd"/>
+        <w:t xml:space="preserve">ử dụng kit test </w:t>
+      </w:r>
+      <w:r>
+        <w:rPr>
+          <w:sz w:val="12"/>
+          <w:szCs w:val="12"/>
+          <w:shd w:val="solid" w:color="FFFFFF" w:fill="auto"/>
+        </w:rPr>
+        <w:t>…</w:t>
+      </w:r>
+      <w:r>
+        <w:rPr>
+          <w:sz w:val="12"/>
+          <w:szCs w:val="12"/>
+          <w:shd w:val="solid" w:color="FFFFFF" w:fill="auto"/>
+        </w:rPr>
+        <w:t>………</w:t>
+      </w:r>
+      <w:r>
+        <w:rPr>
+          <w:sz w:val="12"/>
+          <w:szCs w:val="12"/>
+          <w:shd w:val="solid" w:color="FFFFFF" w:fill="auto"/>
+        </w:rPr>
+        <w:t>…</w:t>
+      </w:r>
+      <w:r>
+        <w:rPr>
+          <w:sz w:val="12"/>
+          <w:szCs w:val="12"/>
+          <w:shd w:val="solid" w:color="FFFFFF" w:fill="auto"/>
+        </w:rPr>
+        <w:t>………</w:t>
+      </w:r>
+      <w:r>
+        <w:rPr>
+          <w:sz w:val="12"/>
+          <w:szCs w:val="12"/>
+          <w:shd w:val="solid" w:color="FFFFFF" w:fill="auto"/>
+        </w:rPr>
+        <w:t>…</w:t>
+      </w:r>
+      <w:r>
+        <w:rPr>
+          <w:sz w:val="12"/>
+          <w:szCs w:val="12"/>
+          <w:shd w:val="solid" w:color="FFFFFF" w:fill="auto"/>
+        </w:rPr>
+        <w:t>………</w:t>
+      </w:r>
+      <w:r>
+        <w:rPr>
+          <w:sz w:val="12"/>
+          <w:szCs w:val="12"/>
+          <w:shd w:val="solid" w:color="FFFFFF" w:fill="auto"/>
+        </w:rPr>
+        <w:t>…</w:t>
+      </w:r>
+      <w:r>
+        <w:rPr>
+          <w:sz w:val="12"/>
+          <w:szCs w:val="12"/>
+          <w:shd w:val="solid" w:color="FFFFFF" w:fill="auto"/>
+        </w:rPr>
+        <w:t xml:space="preserve">……… </w:t>
+      </w:r>
+      <w:r>
+        <w:rPr>
+          <w:sz w:val="12"/>
+          <w:szCs w:val="12"/>
+          <w:shd w:val="solid" w:color="FFFFFF" w:fill="auto"/>
+        </w:rPr>
+        <w:t>…</w:t>
+      </w:r>
+      <w:r>
+        <w:rPr>
+          <w:sz w:val="12"/>
+          <w:szCs w:val="12"/>
+          <w:shd w:val="solid" w:color="FFFFFF" w:fill="auto"/>
+        </w:rPr>
+        <w:t>………</w:t>
+      </w:r>
+      <w:r>
+        <w:rPr>
+          <w:sz w:val="12"/>
+          <w:szCs w:val="12"/>
+          <w:shd w:val="solid" w:color="FFFFFF" w:fill="auto"/>
+        </w:rPr>
+        <w:t>…</w:t>
+      </w:r>
+      <w:r>
+        <w:rPr>
+          <w:sz w:val="12"/>
+          <w:szCs w:val="12"/>
+          <w:shd w:val="solid" w:color="FFFFFF" w:fill="auto"/>
+        </w:rPr>
+        <w:t>………</w:t>
+      </w:r>
+      <w:r>
+        <w:rPr>
+          <w:sz w:val="12"/>
+          <w:szCs w:val="12"/>
+          <w:shd w:val="solid" w:color="FFFFFF" w:fill="auto"/>
+        </w:rPr>
+        <w:t>…</w:t>
+      </w:r>
+      <w:r>
+        <w:rPr>
+          <w:sz w:val="12"/>
+          <w:szCs w:val="12"/>
+          <w:shd w:val="solid" w:color="FFFFFF" w:fill="auto"/>
+        </w:rPr>
+        <w:t>………</w:t>
+      </w:r>
+      <w:r>
+        <w:rPr>
+          <w:sz w:val="12"/>
+          <w:szCs w:val="12"/>
+          <w:shd w:val="solid" w:color="FFFFFF" w:fill="auto"/>
+        </w:rPr>
+        <w:t>…</w:t>
+      </w:r>
+      <w:r>
+        <w:rPr>
+          <w:sz w:val="12"/>
+          <w:szCs w:val="12"/>
+          <w:shd w:val="solid" w:color="FFFFFF" w:fill="auto"/>
+        </w:rPr>
+        <w:t xml:space="preserve">……… </w:t>
+      </w:r>
       <w:r>
         <w:rPr>
           <w:rFonts w:asciiTheme="majorHAnsi" w:hAnsiTheme="majorHAnsi" w:cstheme="majorHAnsi"/>
@@ -5274,273 +4351,33 @@
         </w:rPr>
         <w:t xml:space="preserve"> </w:t>
       </w:r>
-      <w:proofErr w:type="spellStart"/>
-      <w:r>
-        <w:rPr>
-          <w:rFonts w:asciiTheme="majorHAnsi" w:hAnsiTheme="majorHAnsi" w:cstheme="majorHAnsi"/>
-          <w:sz w:val="28"/>
-          <w:szCs w:val="28"/>
-          <w:shd w:val="solid" w:color="FFFFFF" w:fill="auto"/>
-        </w:rPr>
-        <w:t>dụng</w:t>
-      </w:r>
-      <w:proofErr w:type="spellEnd"/>
-      <w:r>
-        <w:rPr>
-          <w:rFonts w:asciiTheme="majorHAnsi" w:hAnsiTheme="majorHAnsi" w:cstheme="majorHAnsi"/>
-          <w:sz w:val="28"/>
-          <w:szCs w:val="28"/>
-          <w:shd w:val="solid" w:color="FFFFFF" w:fill="auto"/>
-        </w:rPr>
-        <w:t xml:space="preserve"> kit test </w:t>
-      </w:r>
-      <w:r>
-        <w:rPr>
-          <w:sz w:val="12"/>
-          <w:szCs w:val="12"/>
-          <w:shd w:val="solid" w:color="FFFFFF" w:fill="auto"/>
-        </w:rPr>
-        <w:t>…</w:t>
-      </w:r>
-      <w:r>
-        <w:rPr>
-          <w:sz w:val="12"/>
-          <w:szCs w:val="12"/>
-          <w:shd w:val="solid" w:color="FFFFFF" w:fill="auto"/>
-        </w:rPr>
-        <w:t>………</w:t>
-      </w:r>
-      <w:r>
-        <w:rPr>
-          <w:sz w:val="12"/>
-          <w:szCs w:val="12"/>
-          <w:shd w:val="solid" w:color="FFFFFF" w:fill="auto"/>
-        </w:rPr>
-        <w:t>…</w:t>
-      </w:r>
-      <w:r>
-        <w:rPr>
-          <w:sz w:val="12"/>
-          <w:szCs w:val="12"/>
-          <w:shd w:val="solid" w:color="FFFFFF" w:fill="auto"/>
-        </w:rPr>
-        <w:t>………</w:t>
-      </w:r>
-      <w:r>
-        <w:rPr>
-          <w:sz w:val="12"/>
-          <w:szCs w:val="12"/>
-          <w:shd w:val="solid" w:color="FFFFFF" w:fill="auto"/>
-        </w:rPr>
-        <w:t>…</w:t>
-      </w:r>
-      <w:r>
-        <w:rPr>
-          <w:sz w:val="12"/>
-          <w:szCs w:val="12"/>
-          <w:shd w:val="solid" w:color="FFFFFF" w:fill="auto"/>
-        </w:rPr>
-        <w:t>………</w:t>
-      </w:r>
-      <w:r>
-        <w:rPr>
-          <w:sz w:val="12"/>
-          <w:szCs w:val="12"/>
-          <w:shd w:val="solid" w:color="FFFFFF" w:fill="auto"/>
-        </w:rPr>
-        <w:t>…</w:t>
-      </w:r>
-      <w:r>
-        <w:rPr>
-          <w:sz w:val="12"/>
-          <w:szCs w:val="12"/>
-          <w:shd w:val="solid" w:color="FFFFFF" w:fill="auto"/>
-        </w:rPr>
-        <w:t xml:space="preserve">……… </w:t>
-      </w:r>
-      <w:r>
-        <w:rPr>
-          <w:sz w:val="12"/>
-          <w:szCs w:val="12"/>
-          <w:shd w:val="solid" w:color="FFFFFF" w:fill="auto"/>
-        </w:rPr>
-        <w:t>…</w:t>
-      </w:r>
-      <w:r>
-        <w:rPr>
-          <w:sz w:val="12"/>
-          <w:szCs w:val="12"/>
-          <w:shd w:val="solid" w:color="FFFFFF" w:fill="auto"/>
-        </w:rPr>
-        <w:t>………</w:t>
-      </w:r>
-      <w:r>
-        <w:rPr>
-          <w:sz w:val="12"/>
-          <w:szCs w:val="12"/>
-          <w:shd w:val="solid" w:color="FFFFFF" w:fill="auto"/>
-        </w:rPr>
-        <w:t>…</w:t>
-      </w:r>
-      <w:r>
-        <w:rPr>
-          <w:sz w:val="12"/>
-          <w:szCs w:val="12"/>
-          <w:shd w:val="solid" w:color="FFFFFF" w:fill="auto"/>
-        </w:rPr>
-        <w:t>………</w:t>
-      </w:r>
-      <w:r>
-        <w:rPr>
-          <w:sz w:val="12"/>
-          <w:szCs w:val="12"/>
-          <w:shd w:val="solid" w:color="FFFFFF" w:fill="auto"/>
-        </w:rPr>
-        <w:t>…</w:t>
-      </w:r>
-      <w:r>
-        <w:rPr>
-          <w:sz w:val="12"/>
-          <w:szCs w:val="12"/>
-          <w:shd w:val="solid" w:color="FFFFFF" w:fill="auto"/>
-        </w:rPr>
-        <w:t>………</w:t>
-      </w:r>
-      <w:r>
-        <w:rPr>
-          <w:sz w:val="12"/>
-          <w:szCs w:val="12"/>
-          <w:shd w:val="solid" w:color="FFFFFF" w:fill="auto"/>
-        </w:rPr>
-        <w:t>…</w:t>
-      </w:r>
-      <w:r>
-        <w:rPr>
-          <w:sz w:val="12"/>
-          <w:szCs w:val="12"/>
-          <w:shd w:val="solid" w:color="FFFFFF" w:fill="auto"/>
-        </w:rPr>
-        <w:t xml:space="preserve">……… </w:t>
-      </w:r>
-      <w:r>
-        <w:rPr>
-          <w:rFonts w:asciiTheme="majorHAnsi" w:hAnsiTheme="majorHAnsi" w:cstheme="majorHAnsi"/>
-          <w:sz w:val="28"/>
-          <w:szCs w:val="28"/>
-          <w:shd w:val="solid" w:color="FFFFFF" w:fill="auto"/>
-        </w:rPr>
-        <w:t xml:space="preserve"> </w:t>
-      </w:r>
-      <w:proofErr w:type="spellStart"/>
-      <w:r>
-        <w:rPr>
-          <w:rFonts w:asciiTheme="majorHAnsi" w:hAnsiTheme="majorHAnsi" w:cstheme="majorHAnsi"/>
-          <w:sz w:val="28"/>
-          <w:szCs w:val="28"/>
-          <w:shd w:val="solid" w:color="FFFFFF" w:fill="auto"/>
-        </w:rPr>
-        <w:t>phát</w:t>
-      </w:r>
-      <w:proofErr w:type="spellEnd"/>
-      <w:r>
-        <w:rPr>
-          <w:rFonts w:asciiTheme="majorHAnsi" w:hAnsiTheme="majorHAnsi" w:cstheme="majorHAnsi"/>
-          <w:sz w:val="28"/>
-          <w:szCs w:val="28"/>
-          <w:shd w:val="solid" w:color="FFFFFF" w:fill="auto"/>
-        </w:rPr>
-        <w:t xml:space="preserve"> </w:t>
-      </w:r>
-      <w:proofErr w:type="spellStart"/>
-      <w:r>
-        <w:rPr>
-          <w:rFonts w:asciiTheme="majorHAnsi" w:hAnsiTheme="majorHAnsi" w:cstheme="majorHAnsi"/>
-          <w:sz w:val="28"/>
-          <w:szCs w:val="28"/>
-          <w:shd w:val="solid" w:color="FFFFFF" w:fill="auto"/>
-        </w:rPr>
-        <w:t>hiện</w:t>
-      </w:r>
-      <w:proofErr w:type="spellEnd"/>
-      <w:r>
-        <w:rPr>
-          <w:rFonts w:asciiTheme="majorHAnsi" w:hAnsiTheme="majorHAnsi" w:cstheme="majorHAnsi"/>
-          <w:sz w:val="28"/>
-          <w:szCs w:val="28"/>
-          <w:shd w:val="solid" w:color="FFFFFF" w:fill="auto"/>
-        </w:rPr>
-        <w:t xml:space="preserve"> </w:t>
-      </w:r>
-      <w:proofErr w:type="spellStart"/>
-      <w:r>
-        <w:rPr>
-          <w:rFonts w:asciiTheme="majorHAnsi" w:hAnsiTheme="majorHAnsi" w:cstheme="majorHAnsi"/>
-          <w:sz w:val="28"/>
-          <w:szCs w:val="28"/>
-          <w:shd w:val="solid" w:color="FFFFFF" w:fill="auto"/>
-        </w:rPr>
-        <w:t>nhanh</w:t>
-      </w:r>
-      <w:proofErr w:type="spellEnd"/>
-      <w:r>
-        <w:rPr>
-          <w:rFonts w:asciiTheme="majorHAnsi" w:hAnsiTheme="majorHAnsi" w:cstheme="majorHAnsi"/>
-          <w:sz w:val="28"/>
-          <w:szCs w:val="28"/>
-          <w:shd w:val="solid" w:color="FFFFFF" w:fill="auto"/>
-        </w:rPr>
-        <w:t xml:space="preserve"> </w:t>
-      </w:r>
-      <w:proofErr w:type="spellStart"/>
-      <w:r>
-        <w:rPr>
-          <w:rFonts w:asciiTheme="majorHAnsi" w:hAnsiTheme="majorHAnsi" w:cstheme="majorHAnsi"/>
-          <w:sz w:val="28"/>
-          <w:szCs w:val="28"/>
-          <w:shd w:val="solid" w:color="FFFFFF" w:fill="auto"/>
-        </w:rPr>
-        <w:t>chất</w:t>
-      </w:r>
-      <w:proofErr w:type="spellEnd"/>
-      <w:r>
-        <w:rPr>
-          <w:rFonts w:asciiTheme="majorHAnsi" w:hAnsiTheme="majorHAnsi" w:cstheme="majorHAnsi"/>
-          <w:sz w:val="28"/>
-          <w:szCs w:val="28"/>
-          <w:shd w:val="solid" w:color="FFFFFF" w:fill="auto"/>
-        </w:rPr>
-        <w:t xml:space="preserve"> </w:t>
-      </w:r>
-      <w:r>
-        <w:rPr>
-          <w:rFonts w:asciiTheme="majorHAnsi" w:hAnsiTheme="majorHAnsi" w:cstheme="majorHAnsi"/>
-          <w:sz w:val="28"/>
-          <w:szCs w:val="28"/>
-          <w:shd w:val="solid" w:color="FFFFFF" w:fill="auto"/>
-        </w:rPr>
-        <w:t xml:space="preserve">ma </w:t>
-      </w:r>
-      <w:proofErr w:type="spellStart"/>
-      <w:r>
-        <w:rPr>
-          <w:rFonts w:asciiTheme="majorHAnsi" w:hAnsiTheme="majorHAnsi" w:cstheme="majorHAnsi"/>
-          <w:sz w:val="28"/>
-          <w:szCs w:val="28"/>
-          <w:shd w:val="solid" w:color="FFFFFF" w:fill="auto"/>
-        </w:rPr>
-        <w:t>túy</w:t>
-      </w:r>
-      <w:proofErr w:type="spellEnd"/>
-      <w:r>
-        <w:rPr>
-          <w:rFonts w:asciiTheme="majorHAnsi" w:hAnsiTheme="majorHAnsi" w:cstheme="majorHAnsi"/>
-          <w:sz w:val="28"/>
-          <w:szCs w:val="28"/>
-          <w:shd w:val="solid" w:color="FFFFFF" w:fill="auto"/>
-        </w:rPr>
-        <w:t xml:space="preserve"> </w:t>
-      </w:r>
-      <w:proofErr w:type="spellStart"/>
+      <w:r>
+        <w:rPr>
+          <w:rFonts w:asciiTheme="majorHAnsi" w:hAnsiTheme="majorHAnsi" w:cstheme="majorHAnsi"/>
+          <w:sz w:val="28"/>
+          <w:szCs w:val="28"/>
+          <w:shd w:val="solid" w:color="FFFFFF" w:fill="auto"/>
+        </w:rPr>
+        <w:t xml:space="preserve">phát hiện nhanh </w:t>
+      </w:r>
+      <w:r>
+        <w:rPr>
+          <w:rFonts w:asciiTheme="majorHAnsi" w:hAnsiTheme="majorHAnsi" w:cstheme="majorHAnsi"/>
+          <w:sz w:val="28"/>
+          <w:szCs w:val="28"/>
+          <w:shd w:val="solid" w:color="FFFFFF" w:fill="auto"/>
+        </w:rPr>
+        <w:t xml:space="preserve">chất </w:t>
+      </w:r>
+      <w:r>
+        <w:rPr>
+          <w:rFonts w:asciiTheme="majorHAnsi" w:hAnsiTheme="majorHAnsi" w:cstheme="majorHAnsi"/>
+          <w:sz w:val="28"/>
+          <w:szCs w:val="28"/>
+          <w:shd w:val="solid" w:color="FFFFFF" w:fill="auto"/>
+        </w:rPr>
+        <w:t xml:space="preserve">ma túy </w:t>
+      </w:r>
       <w:r>
         <w:rPr>
           <w:rFonts w:asciiTheme="majorHAnsi" w:hAnsiTheme="majorHAnsi" w:cstheme="majorHAnsi"/>
@@ -5550,255 +4387,14 @@
         </w:rPr>
         <w:t>trong</w:t>
       </w:r>
-      <w:proofErr w:type="spellEnd"/>
-      <w:r>
-        <w:rPr>
-          <w:rFonts w:asciiTheme="majorHAnsi" w:hAnsiTheme="majorHAnsi" w:cstheme="majorHAnsi"/>
-          <w:sz w:val="28"/>
-          <w:szCs w:val="28"/>
-          <w:shd w:val="solid" w:color="FFFFFF" w:fill="auto"/>
-        </w:rPr>
-        <w:t xml:space="preserve"> </w:t>
-      </w:r>
-      <w:proofErr w:type="spellStart"/>
-      <w:r>
-        <w:rPr>
-          <w:rFonts w:asciiTheme="majorHAnsi" w:hAnsiTheme="majorHAnsi" w:cstheme="majorHAnsi"/>
-          <w:sz w:val="28"/>
-          <w:szCs w:val="28"/>
-          <w:shd w:val="solid" w:color="FFFFFF" w:fill="auto"/>
-        </w:rPr>
-        <w:t>nước</w:t>
-      </w:r>
-      <w:proofErr w:type="spellEnd"/>
-      <w:r>
-        <w:rPr>
-          <w:rFonts w:asciiTheme="majorHAnsi" w:hAnsiTheme="majorHAnsi" w:cstheme="majorHAnsi"/>
-          <w:sz w:val="28"/>
-          <w:szCs w:val="28"/>
-          <w:shd w:val="solid" w:color="FFFFFF" w:fill="auto"/>
-        </w:rPr>
-        <w:t xml:space="preserve"> </w:t>
-      </w:r>
-      <w:proofErr w:type="spellStart"/>
-      <w:r>
-        <w:rPr>
-          <w:rFonts w:asciiTheme="majorHAnsi" w:hAnsiTheme="majorHAnsi" w:cstheme="majorHAnsi"/>
-          <w:sz w:val="28"/>
-          <w:szCs w:val="28"/>
-          <w:shd w:val="solid" w:color="FFFFFF" w:fill="auto"/>
-        </w:rPr>
-        <w:t>tiểu</w:t>
-      </w:r>
-      <w:proofErr w:type="spellEnd"/>
-      <w:r>
-        <w:rPr>
-          <w:rFonts w:asciiTheme="majorHAnsi" w:hAnsiTheme="majorHAnsi" w:cstheme="majorHAnsi"/>
-          <w:sz w:val="28"/>
-          <w:szCs w:val="28"/>
-          <w:shd w:val="solid" w:color="FFFFFF" w:fill="auto"/>
-        </w:rPr>
-        <w:t xml:space="preserve"> </w:t>
-      </w:r>
-      <w:proofErr w:type="spellStart"/>
-      <w:r>
-        <w:rPr>
-          <w:rFonts w:asciiTheme="majorHAnsi" w:hAnsiTheme="majorHAnsi" w:cstheme="majorHAnsi"/>
-          <w:sz w:val="28"/>
-          <w:szCs w:val="28"/>
-          <w:shd w:val="solid" w:color="FFFFFF" w:fill="auto"/>
-        </w:rPr>
-        <w:t>của</w:t>
-      </w:r>
-      <w:proofErr w:type="spellEnd"/>
-      <w:r>
-        <w:rPr>
-          <w:rFonts w:asciiTheme="majorHAnsi" w:hAnsiTheme="majorHAnsi" w:cstheme="majorHAnsi"/>
-          <w:sz w:val="28"/>
-          <w:szCs w:val="28"/>
-          <w:shd w:val="solid" w:color="FFFFFF" w:fill="auto"/>
-        </w:rPr>
-        <w:t xml:space="preserve"> </w:t>
-      </w:r>
-      <w:proofErr w:type="spellStart"/>
-      <w:r>
-        <w:rPr>
-          <w:rFonts w:asciiTheme="majorHAnsi" w:hAnsiTheme="majorHAnsi" w:cstheme="majorHAnsi"/>
-          <w:sz w:val="28"/>
-          <w:szCs w:val="28"/>
-          <w:shd w:val="solid" w:color="FFFFFF" w:fill="auto"/>
-        </w:rPr>
-        <w:t>người</w:t>
-      </w:r>
-      <w:proofErr w:type="spellEnd"/>
-      <w:r>
-        <w:rPr>
-          <w:rFonts w:asciiTheme="majorHAnsi" w:hAnsiTheme="majorHAnsi" w:cstheme="majorHAnsi"/>
-          <w:sz w:val="28"/>
-          <w:szCs w:val="28"/>
-          <w:shd w:val="solid" w:color="FFFFFF" w:fill="auto"/>
-        </w:rPr>
-        <w:t xml:space="preserve"> </w:t>
-      </w:r>
-      <w:proofErr w:type="spellStart"/>
-      <w:r>
-        <w:rPr>
-          <w:rFonts w:asciiTheme="majorHAnsi" w:hAnsiTheme="majorHAnsi" w:cstheme="majorHAnsi"/>
-          <w:sz w:val="28"/>
-          <w:szCs w:val="28"/>
-          <w:shd w:val="solid" w:color="FFFFFF" w:fill="auto"/>
-        </w:rPr>
-        <w:t>bị</w:t>
-      </w:r>
-      <w:proofErr w:type="spellEnd"/>
-      <w:r>
-        <w:rPr>
-          <w:rFonts w:asciiTheme="majorHAnsi" w:hAnsiTheme="majorHAnsi" w:cstheme="majorHAnsi"/>
-          <w:sz w:val="28"/>
-          <w:szCs w:val="28"/>
-          <w:shd w:val="solid" w:color="FFFFFF" w:fill="auto"/>
-        </w:rPr>
-        <w:t xml:space="preserve"> </w:t>
-      </w:r>
-      <w:proofErr w:type="spellStart"/>
-      <w:r>
-        <w:rPr>
-          <w:rFonts w:asciiTheme="majorHAnsi" w:hAnsiTheme="majorHAnsi" w:cstheme="majorHAnsi"/>
-          <w:sz w:val="28"/>
-          <w:szCs w:val="28"/>
-          <w:shd w:val="solid" w:color="FFFFFF" w:fill="auto"/>
-        </w:rPr>
-        <w:t>nghi</w:t>
-      </w:r>
-      <w:proofErr w:type="spellEnd"/>
-      <w:r>
-        <w:rPr>
-          <w:rFonts w:asciiTheme="majorHAnsi" w:hAnsiTheme="majorHAnsi" w:cstheme="majorHAnsi"/>
-          <w:sz w:val="28"/>
-          <w:szCs w:val="28"/>
-          <w:shd w:val="solid" w:color="FFFFFF" w:fill="auto"/>
-        </w:rPr>
-        <w:t xml:space="preserve"> </w:t>
-      </w:r>
-      <w:proofErr w:type="spellStart"/>
-      <w:r>
-        <w:rPr>
-          <w:rFonts w:asciiTheme="majorHAnsi" w:hAnsiTheme="majorHAnsi" w:cstheme="majorHAnsi"/>
-          <w:sz w:val="28"/>
-          <w:szCs w:val="28"/>
-          <w:shd w:val="solid" w:color="FFFFFF" w:fill="auto"/>
-        </w:rPr>
-        <w:t>sử</w:t>
-      </w:r>
-      <w:proofErr w:type="spellEnd"/>
-      <w:r>
-        <w:rPr>
-          <w:rFonts w:asciiTheme="majorHAnsi" w:hAnsiTheme="majorHAnsi" w:cstheme="majorHAnsi"/>
-          <w:sz w:val="28"/>
-          <w:szCs w:val="28"/>
-          <w:shd w:val="solid" w:color="FFFFFF" w:fill="auto"/>
-        </w:rPr>
-        <w:t xml:space="preserve"> </w:t>
-      </w:r>
-      <w:proofErr w:type="spellStart"/>
-      <w:r>
-        <w:rPr>
-          <w:rFonts w:asciiTheme="majorHAnsi" w:hAnsiTheme="majorHAnsi" w:cstheme="majorHAnsi"/>
-          <w:sz w:val="28"/>
-          <w:szCs w:val="28"/>
-          <w:shd w:val="solid" w:color="FFFFFF" w:fill="auto"/>
-        </w:rPr>
-        <w:t>dụng</w:t>
-      </w:r>
-      <w:proofErr w:type="spellEnd"/>
-      <w:r>
-        <w:rPr>
-          <w:rFonts w:asciiTheme="majorHAnsi" w:hAnsiTheme="majorHAnsi" w:cstheme="majorHAnsi"/>
-          <w:sz w:val="28"/>
-          <w:szCs w:val="28"/>
-          <w:shd w:val="solid" w:color="FFFFFF" w:fill="auto"/>
-        </w:rPr>
-        <w:t xml:space="preserve"> </w:t>
-      </w:r>
-      <w:proofErr w:type="spellStart"/>
-      <w:r>
-        <w:rPr>
-          <w:rFonts w:asciiTheme="majorHAnsi" w:hAnsiTheme="majorHAnsi" w:cstheme="majorHAnsi"/>
-          <w:sz w:val="28"/>
-          <w:szCs w:val="28"/>
-          <w:shd w:val="solid" w:color="FFFFFF" w:fill="auto"/>
-        </w:rPr>
-        <w:t>trái</w:t>
-      </w:r>
-      <w:proofErr w:type="spellEnd"/>
-      <w:r>
-        <w:rPr>
-          <w:rFonts w:asciiTheme="majorHAnsi" w:hAnsiTheme="majorHAnsi" w:cstheme="majorHAnsi"/>
-          <w:sz w:val="28"/>
-          <w:szCs w:val="28"/>
-          <w:shd w:val="solid" w:color="FFFFFF" w:fill="auto"/>
-        </w:rPr>
-        <w:t xml:space="preserve"> </w:t>
-      </w:r>
-      <w:proofErr w:type="spellStart"/>
-      <w:r>
-        <w:rPr>
-          <w:rFonts w:asciiTheme="majorHAnsi" w:hAnsiTheme="majorHAnsi" w:cstheme="majorHAnsi"/>
-          <w:sz w:val="28"/>
-          <w:szCs w:val="28"/>
-          <w:shd w:val="solid" w:color="FFFFFF" w:fill="auto"/>
-        </w:rPr>
-        <w:t>phép</w:t>
-      </w:r>
-      <w:proofErr w:type="spellEnd"/>
-      <w:r>
-        <w:rPr>
-          <w:rFonts w:asciiTheme="majorHAnsi" w:hAnsiTheme="majorHAnsi" w:cstheme="majorHAnsi"/>
-          <w:sz w:val="28"/>
-          <w:szCs w:val="28"/>
-          <w:shd w:val="solid" w:color="FFFFFF" w:fill="auto"/>
-        </w:rPr>
-        <w:t xml:space="preserve"> </w:t>
-      </w:r>
-      <w:proofErr w:type="spellStart"/>
-      <w:r>
-        <w:rPr>
-          <w:rFonts w:asciiTheme="majorHAnsi" w:hAnsiTheme="majorHAnsi" w:cstheme="majorHAnsi"/>
-          <w:sz w:val="28"/>
-          <w:szCs w:val="28"/>
-          <w:shd w:val="solid" w:color="FFFFFF" w:fill="auto"/>
-        </w:rPr>
-        <w:t>chất</w:t>
-      </w:r>
-      <w:proofErr w:type="spellEnd"/>
-      <w:r>
-        <w:rPr>
-          <w:rFonts w:asciiTheme="majorHAnsi" w:hAnsiTheme="majorHAnsi" w:cstheme="majorHAnsi"/>
-          <w:sz w:val="28"/>
-          <w:szCs w:val="28"/>
-          <w:shd w:val="solid" w:color="FFFFFF" w:fill="auto"/>
-        </w:rPr>
-        <w:t xml:space="preserve"> ma </w:t>
-      </w:r>
-      <w:proofErr w:type="spellStart"/>
-      <w:r>
-        <w:rPr>
-          <w:rFonts w:asciiTheme="majorHAnsi" w:hAnsiTheme="majorHAnsi" w:cstheme="majorHAnsi"/>
-          <w:sz w:val="28"/>
-          <w:szCs w:val="28"/>
-          <w:shd w:val="solid" w:color="FFFFFF" w:fill="auto"/>
-        </w:rPr>
-        <w:t>túy</w:t>
-      </w:r>
-      <w:proofErr w:type="spellEnd"/>
-      <w:r>
-        <w:rPr>
-          <w:rFonts w:asciiTheme="majorHAnsi" w:hAnsiTheme="majorHAnsi" w:cstheme="majorHAnsi"/>
-          <w:sz w:val="28"/>
-          <w:szCs w:val="28"/>
-          <w:shd w:val="solid" w:color="FFFFFF" w:fill="auto"/>
-        </w:rPr>
-        <w:t>.</w:t>
+      <w:r>
+        <w:rPr>
+          <w:rFonts w:asciiTheme="majorHAnsi" w:hAnsiTheme="majorHAnsi" w:cstheme="majorHAnsi"/>
+          <w:sz w:val="28"/>
+          <w:szCs w:val="28"/>
+          <w:shd w:val="solid" w:color="FFFFFF" w:fill="auto"/>
+        </w:rPr>
+        <w:t xml:space="preserve"> nước tiểu của người bị nghi sử dụng trái phép chất ma túy.</w:t>
       </w:r>
     </w:p>
     <w:p>
@@ -5898,223 +4494,22 @@
         </w:rPr>
         <w:t xml:space="preserve"> </w:t>
       </w:r>
-      <w:proofErr w:type="spellStart"/>
-      <w:r>
-        <w:rPr>
-          <w:spacing w:val="-2"/>
-          <w:sz w:val="28"/>
-          <w:szCs w:val="28"/>
-        </w:rPr>
-        <w:t>tự</w:t>
-      </w:r>
-      <w:proofErr w:type="spellEnd"/>
-      <w:r>
-        <w:rPr>
-          <w:spacing w:val="-2"/>
-          <w:sz w:val="28"/>
-          <w:szCs w:val="28"/>
-        </w:rPr>
-        <w:t xml:space="preserve"> </w:t>
-      </w:r>
-      <w:proofErr w:type="spellStart"/>
-      <w:r>
-        <w:rPr>
-          <w:rFonts w:asciiTheme="majorHAnsi" w:hAnsiTheme="majorHAnsi" w:cstheme="majorHAnsi"/>
-          <w:sz w:val="28"/>
-          <w:szCs w:val="28"/>
-          <w:shd w:val="solid" w:color="FFFFFF" w:fill="auto"/>
-        </w:rPr>
-        <w:t>lấy</w:t>
-      </w:r>
-      <w:proofErr w:type="spellEnd"/>
-      <w:r>
-        <w:rPr>
-          <w:rFonts w:asciiTheme="majorHAnsi" w:hAnsiTheme="majorHAnsi" w:cstheme="majorHAnsi"/>
-          <w:sz w:val="28"/>
-          <w:szCs w:val="28"/>
-          <w:shd w:val="solid" w:color="FFFFFF" w:fill="auto"/>
-        </w:rPr>
-        <w:t xml:space="preserve"> </w:t>
-      </w:r>
-      <w:proofErr w:type="spellStart"/>
-      <w:r>
-        <w:rPr>
-          <w:rFonts w:asciiTheme="majorHAnsi" w:hAnsiTheme="majorHAnsi" w:cstheme="majorHAnsi"/>
-          <w:sz w:val="28"/>
-          <w:szCs w:val="28"/>
-          <w:shd w:val="solid" w:color="FFFFFF" w:fill="auto"/>
-        </w:rPr>
-        <w:t>nước</w:t>
-      </w:r>
-      <w:proofErr w:type="spellEnd"/>
-      <w:r>
-        <w:rPr>
-          <w:rFonts w:asciiTheme="majorHAnsi" w:hAnsiTheme="majorHAnsi" w:cstheme="majorHAnsi"/>
-          <w:sz w:val="28"/>
-          <w:szCs w:val="28"/>
-          <w:shd w:val="solid" w:color="FFFFFF" w:fill="auto"/>
-        </w:rPr>
-        <w:t xml:space="preserve"> </w:t>
-      </w:r>
-      <w:proofErr w:type="spellStart"/>
-      <w:r>
-        <w:rPr>
-          <w:rFonts w:asciiTheme="majorHAnsi" w:hAnsiTheme="majorHAnsi" w:cstheme="majorHAnsi"/>
-          <w:sz w:val="28"/>
-          <w:szCs w:val="28"/>
-          <w:shd w:val="solid" w:color="FFFFFF" w:fill="auto"/>
-        </w:rPr>
-        <w:t>tiểu</w:t>
-      </w:r>
-      <w:proofErr w:type="spellEnd"/>
-      <w:r>
-        <w:rPr>
-          <w:rFonts w:asciiTheme="majorHAnsi" w:hAnsiTheme="majorHAnsi" w:cstheme="majorHAnsi"/>
-          <w:sz w:val="28"/>
-          <w:szCs w:val="28"/>
-          <w:shd w:val="solid" w:color="FFFFFF" w:fill="auto"/>
-        </w:rPr>
-        <w:t xml:space="preserve"> </w:t>
-      </w:r>
-      <w:proofErr w:type="spellStart"/>
-      <w:r>
-        <w:rPr>
-          <w:rFonts w:asciiTheme="majorHAnsi" w:hAnsiTheme="majorHAnsi" w:cstheme="majorHAnsi"/>
-          <w:sz w:val="28"/>
-          <w:szCs w:val="28"/>
-          <w:shd w:val="solid" w:color="FFFFFF" w:fill="auto"/>
-        </w:rPr>
-        <w:t>của</w:t>
-      </w:r>
-      <w:proofErr w:type="spellEnd"/>
-      <w:r>
-        <w:rPr>
-          <w:rFonts w:asciiTheme="majorHAnsi" w:hAnsiTheme="majorHAnsi" w:cstheme="majorHAnsi"/>
-          <w:sz w:val="28"/>
-          <w:szCs w:val="28"/>
-          <w:shd w:val="solid" w:color="FFFFFF" w:fill="auto"/>
-        </w:rPr>
-        <w:t xml:space="preserve"> </w:t>
-      </w:r>
-      <w:proofErr w:type="spellStart"/>
-      <w:r>
-        <w:rPr>
-          <w:rFonts w:asciiTheme="majorHAnsi" w:hAnsiTheme="majorHAnsi" w:cstheme="majorHAnsi"/>
-          <w:sz w:val="28"/>
-          <w:szCs w:val="28"/>
-          <w:shd w:val="solid" w:color="FFFFFF" w:fill="auto"/>
-        </w:rPr>
-        <w:t>mình</w:t>
-      </w:r>
-      <w:proofErr w:type="spellEnd"/>
-      <w:r>
-        <w:rPr>
-          <w:rFonts w:asciiTheme="majorHAnsi" w:hAnsiTheme="majorHAnsi" w:cstheme="majorHAnsi"/>
-          <w:sz w:val="28"/>
-          <w:szCs w:val="28"/>
-          <w:shd w:val="solid" w:color="FFFFFF" w:fill="auto"/>
-        </w:rPr>
-        <w:t xml:space="preserve"> </w:t>
-      </w:r>
-      <w:proofErr w:type="spellStart"/>
-      <w:r>
-        <w:rPr>
-          <w:rFonts w:asciiTheme="majorHAnsi" w:hAnsiTheme="majorHAnsi" w:cstheme="majorHAnsi"/>
-          <w:sz w:val="28"/>
-          <w:szCs w:val="28"/>
-          <w:shd w:val="solid" w:color="FFFFFF" w:fill="auto"/>
-        </w:rPr>
-        <w:t>cho</w:t>
-      </w:r>
-      <w:proofErr w:type="spellEnd"/>
-      <w:r>
-        <w:rPr>
-          <w:rFonts w:asciiTheme="majorHAnsi" w:hAnsiTheme="majorHAnsi" w:cstheme="majorHAnsi"/>
-          <w:sz w:val="28"/>
-          <w:szCs w:val="28"/>
-          <w:shd w:val="solid" w:color="FFFFFF" w:fill="auto"/>
-        </w:rPr>
-        <w:t xml:space="preserve"> </w:t>
-      </w:r>
-      <w:proofErr w:type="spellStart"/>
-      <w:r>
-        <w:rPr>
-          <w:rFonts w:asciiTheme="majorHAnsi" w:hAnsiTheme="majorHAnsi" w:cstheme="majorHAnsi"/>
-          <w:sz w:val="28"/>
-          <w:szCs w:val="28"/>
-          <w:shd w:val="solid" w:color="FFFFFF" w:fill="auto"/>
-        </w:rPr>
-        <w:t>vào</w:t>
-      </w:r>
-      <w:proofErr w:type="spellEnd"/>
-      <w:r>
-        <w:rPr>
-          <w:rFonts w:asciiTheme="majorHAnsi" w:hAnsiTheme="majorHAnsi" w:cstheme="majorHAnsi"/>
-          <w:sz w:val="28"/>
-          <w:szCs w:val="28"/>
-          <w:shd w:val="solid" w:color="FFFFFF" w:fill="auto"/>
-        </w:rPr>
-        <w:t xml:space="preserve"> </w:t>
-      </w:r>
-      <w:proofErr w:type="spellStart"/>
-      <w:r>
-        <w:rPr>
-          <w:rFonts w:asciiTheme="majorHAnsi" w:hAnsiTheme="majorHAnsi" w:cstheme="majorHAnsi"/>
-          <w:sz w:val="28"/>
-          <w:szCs w:val="28"/>
-          <w:shd w:val="solid" w:color="FFFFFF" w:fill="auto"/>
-        </w:rPr>
-        <w:t>dụng</w:t>
-      </w:r>
-      <w:proofErr w:type="spellEnd"/>
-      <w:r>
-        <w:rPr>
-          <w:rFonts w:asciiTheme="majorHAnsi" w:hAnsiTheme="majorHAnsi" w:cstheme="majorHAnsi"/>
-          <w:sz w:val="28"/>
-          <w:szCs w:val="28"/>
-          <w:shd w:val="solid" w:color="FFFFFF" w:fill="auto"/>
-        </w:rPr>
-        <w:t xml:space="preserve"> </w:t>
-      </w:r>
-      <w:proofErr w:type="spellStart"/>
-      <w:r>
-        <w:rPr>
-          <w:rFonts w:asciiTheme="majorHAnsi" w:hAnsiTheme="majorHAnsi" w:cstheme="majorHAnsi"/>
-          <w:sz w:val="28"/>
-          <w:szCs w:val="28"/>
-          <w:shd w:val="solid" w:color="FFFFFF" w:fill="auto"/>
-        </w:rPr>
-        <w:t>cụ</w:t>
-      </w:r>
-      <w:proofErr w:type="spellEnd"/>
-      <w:r>
-        <w:rPr>
-          <w:rFonts w:asciiTheme="majorHAnsi" w:hAnsiTheme="majorHAnsi" w:cstheme="majorHAnsi"/>
-          <w:sz w:val="28"/>
-          <w:szCs w:val="28"/>
-          <w:shd w:val="solid" w:color="FFFFFF" w:fill="auto"/>
-        </w:rPr>
-        <w:t xml:space="preserve"> </w:t>
-      </w:r>
-      <w:proofErr w:type="spellStart"/>
-      <w:r>
-        <w:rPr>
-          <w:rFonts w:asciiTheme="majorHAnsi" w:hAnsiTheme="majorHAnsi" w:cstheme="majorHAnsi"/>
-          <w:sz w:val="28"/>
-          <w:szCs w:val="28"/>
-          <w:shd w:val="solid" w:color="FFFFFF" w:fill="auto"/>
-        </w:rPr>
-        <w:t>đựng</w:t>
-      </w:r>
-      <w:proofErr w:type="spellEnd"/>
-      <w:r>
-        <w:rPr>
-          <w:rFonts w:asciiTheme="majorHAnsi" w:hAnsiTheme="majorHAnsi" w:cstheme="majorHAnsi"/>
-          <w:sz w:val="28"/>
-          <w:szCs w:val="28"/>
-          <w:shd w:val="solid" w:color="FFFFFF" w:fill="auto"/>
-        </w:rPr>
-        <w:t xml:space="preserve">. </w:t>
+      <w:r>
+        <w:rPr>
+          <w:spacing w:val="-2"/>
+          <w:sz w:val="28"/>
+          <w:szCs w:val="28"/>
+        </w:rPr>
+        <w:t xml:space="preserve">tự </w:t>
+      </w:r>
+      <w:r>
+        <w:rPr>
+          <w:rFonts w:asciiTheme="majorHAnsi" w:hAnsiTheme="majorHAnsi" w:cstheme="majorHAnsi"/>
+          <w:sz w:val="28"/>
+          <w:szCs w:val="28"/>
+          <w:shd w:val="solid" w:color="FFFFFF" w:fill="auto"/>
+        </w:rPr>
+        <w:t xml:space="preserve">lấy nước tiểu của mình cho vào dụng cụ đựng. </w:t>
       </w:r>
     </w:p>
     <w:p>
@@ -6137,612 +4532,88 @@
           <w:szCs w:val="28"/>
           <w:shd w:val="solid" w:color="FFFFFF" w:fill="auto"/>
         </w:rPr>
-        <w:t xml:space="preserve">- </w:t>
-      </w:r>
-      <w:proofErr w:type="spellStart"/>
-      <w:r>
-        <w:rPr>
-          <w:rFonts w:asciiTheme="majorHAnsi" w:hAnsiTheme="majorHAnsi" w:cstheme="majorHAnsi"/>
-          <w:sz w:val="28"/>
-          <w:szCs w:val="28"/>
-          <w:shd w:val="solid" w:color="FFFFFF" w:fill="auto"/>
-        </w:rPr>
-        <w:t>Cán</w:t>
-      </w:r>
-      <w:proofErr w:type="spellEnd"/>
-      <w:r>
-        <w:rPr>
-          <w:rFonts w:asciiTheme="majorHAnsi" w:hAnsiTheme="majorHAnsi" w:cstheme="majorHAnsi"/>
-          <w:sz w:val="28"/>
-          <w:szCs w:val="28"/>
-          <w:shd w:val="solid" w:color="FFFFFF" w:fill="auto"/>
+        <w:t xml:space="preserve">- Cán bộ tiến hành kiểm tra, mở bao bì chứa kit test, cho </w:t>
+      </w:r>
+      <w:r>
+        <w:rPr>
+          <w:b/>
+          <w:spacing w:val="-2"/>
+          <w:sz w:val="26"/>
+          <w:highlight w:val="yellow"/>
+        </w:rPr>
+        <w:t>{</w:t>
+      </w:r>
+      <w:r>
+        <w:rPr>
+          <w:b/>
+          <w:spacing w:val="-2"/>
+          <w:sz w:val="26"/>
+          <w:highlight w:val="yellow"/>
+          <w:lang w:val="vi-VN"/>
+        </w:rPr>
+        <w:t>HOTEN</w:t>
+      </w:r>
+      <w:r>
+        <w:rPr>
+          <w:b/>
+          <w:spacing w:val="-2"/>
+          <w:sz w:val="26"/>
+          <w:highlight w:val="yellow"/>
+        </w:rPr>
+        <w:t>}</w:t>
+      </w:r>
+      <w:r>
+        <w:rPr>
+          <w:b/>
+          <w:spacing w:val="-2"/>
+          <w:sz w:val="26"/>
         </w:rPr>
         <w:t xml:space="preserve"> </w:t>
       </w:r>
-      <w:proofErr w:type="spellStart"/>
-      <w:r>
-        <w:rPr>
-          <w:rFonts w:asciiTheme="majorHAnsi" w:hAnsiTheme="majorHAnsi" w:cstheme="majorHAnsi"/>
-          <w:sz w:val="28"/>
-          <w:szCs w:val="28"/>
-          <w:shd w:val="solid" w:color="FFFFFF" w:fill="auto"/>
-        </w:rPr>
-        <w:t>bộ</w:t>
-      </w:r>
-      <w:proofErr w:type="spellEnd"/>
-      <w:r>
-        <w:rPr>
-          <w:rFonts w:asciiTheme="majorHAnsi" w:hAnsiTheme="majorHAnsi" w:cstheme="majorHAnsi"/>
-          <w:sz w:val="28"/>
-          <w:szCs w:val="28"/>
-          <w:shd w:val="solid" w:color="FFFFFF" w:fill="auto"/>
-        </w:rPr>
-        <w:t xml:space="preserve"> </w:t>
-      </w:r>
-      <w:proofErr w:type="spellStart"/>
-      <w:r>
-        <w:rPr>
-          <w:rFonts w:asciiTheme="majorHAnsi" w:hAnsiTheme="majorHAnsi" w:cstheme="majorHAnsi"/>
-          <w:sz w:val="28"/>
-          <w:szCs w:val="28"/>
-          <w:shd w:val="solid" w:color="FFFFFF" w:fill="auto"/>
-        </w:rPr>
-        <w:t>tiến</w:t>
-      </w:r>
-      <w:proofErr w:type="spellEnd"/>
-      <w:r>
-        <w:rPr>
-          <w:rFonts w:asciiTheme="majorHAnsi" w:hAnsiTheme="majorHAnsi" w:cstheme="majorHAnsi"/>
-          <w:sz w:val="28"/>
-          <w:szCs w:val="28"/>
-          <w:shd w:val="solid" w:color="FFFFFF" w:fill="auto"/>
-        </w:rPr>
-        <w:t xml:space="preserve"> </w:t>
-      </w:r>
-      <w:proofErr w:type="spellStart"/>
-      <w:r>
-        <w:rPr>
-          <w:rFonts w:asciiTheme="majorHAnsi" w:hAnsiTheme="majorHAnsi" w:cstheme="majorHAnsi"/>
-          <w:sz w:val="28"/>
-          <w:szCs w:val="28"/>
-          <w:shd w:val="solid" w:color="FFFFFF" w:fill="auto"/>
-        </w:rPr>
-        <w:t>hành</w:t>
-      </w:r>
-      <w:proofErr w:type="spellEnd"/>
-      <w:r>
-        <w:rPr>
-          <w:rFonts w:asciiTheme="majorHAnsi" w:hAnsiTheme="majorHAnsi" w:cstheme="majorHAnsi"/>
-          <w:sz w:val="28"/>
-          <w:szCs w:val="28"/>
-          <w:shd w:val="solid" w:color="FFFFFF" w:fill="auto"/>
-        </w:rPr>
-        <w:t xml:space="preserve"> </w:t>
-      </w:r>
-      <w:proofErr w:type="spellStart"/>
-      <w:r>
-        <w:rPr>
-          <w:rFonts w:asciiTheme="majorHAnsi" w:hAnsiTheme="majorHAnsi" w:cstheme="majorHAnsi"/>
-          <w:sz w:val="28"/>
-          <w:szCs w:val="28"/>
-          <w:shd w:val="solid" w:color="FFFFFF" w:fill="auto"/>
-        </w:rPr>
-        <w:t>kiểm</w:t>
-      </w:r>
-      <w:proofErr w:type="spellEnd"/>
-      <w:r>
-        <w:rPr>
-          <w:rFonts w:asciiTheme="majorHAnsi" w:hAnsiTheme="majorHAnsi" w:cstheme="majorHAnsi"/>
-          <w:sz w:val="28"/>
-          <w:szCs w:val="28"/>
-          <w:shd w:val="solid" w:color="FFFFFF" w:fill="auto"/>
-        </w:rPr>
-        <w:t xml:space="preserve"> </w:t>
-      </w:r>
-      <w:proofErr w:type="spellStart"/>
-      <w:r>
-        <w:rPr>
-          <w:rFonts w:asciiTheme="majorHAnsi" w:hAnsiTheme="majorHAnsi" w:cstheme="majorHAnsi"/>
-          <w:sz w:val="28"/>
-          <w:szCs w:val="28"/>
-          <w:shd w:val="solid" w:color="FFFFFF" w:fill="auto"/>
-        </w:rPr>
-        <w:t>tra</w:t>
-      </w:r>
-      <w:proofErr w:type="spellEnd"/>
-      <w:r>
-        <w:rPr>
-          <w:rFonts w:asciiTheme="majorHAnsi" w:hAnsiTheme="majorHAnsi" w:cstheme="majorHAnsi"/>
-          <w:sz w:val="28"/>
-          <w:szCs w:val="28"/>
-          <w:shd w:val="solid" w:color="FFFFFF" w:fill="auto"/>
-        </w:rPr>
-        <w:t xml:space="preserve">, </w:t>
-      </w:r>
-      <w:proofErr w:type="spellStart"/>
-      <w:r>
-        <w:rPr>
-          <w:rFonts w:asciiTheme="majorHAnsi" w:hAnsiTheme="majorHAnsi" w:cstheme="majorHAnsi"/>
-          <w:sz w:val="28"/>
-          <w:szCs w:val="28"/>
-          <w:shd w:val="solid" w:color="FFFFFF" w:fill="auto"/>
-        </w:rPr>
-        <w:t>mở</w:t>
-      </w:r>
-      <w:proofErr w:type="spellEnd"/>
-      <w:r>
-        <w:rPr>
-          <w:rFonts w:asciiTheme="majorHAnsi" w:hAnsiTheme="majorHAnsi" w:cstheme="majorHAnsi"/>
-          <w:sz w:val="28"/>
-          <w:szCs w:val="28"/>
-          <w:shd w:val="solid" w:color="FFFFFF" w:fill="auto"/>
-        </w:rPr>
-        <w:t xml:space="preserve"> bao </w:t>
-      </w:r>
-      <w:proofErr w:type="spellStart"/>
-      <w:r>
-        <w:rPr>
-          <w:rFonts w:asciiTheme="majorHAnsi" w:hAnsiTheme="majorHAnsi" w:cstheme="majorHAnsi"/>
-          <w:sz w:val="28"/>
-          <w:szCs w:val="28"/>
-          <w:shd w:val="solid" w:color="FFFFFF" w:fill="auto"/>
-        </w:rPr>
-        <w:t>bì</w:t>
-      </w:r>
-      <w:proofErr w:type="spellEnd"/>
-      <w:r>
-        <w:rPr>
-          <w:rFonts w:asciiTheme="majorHAnsi" w:hAnsiTheme="majorHAnsi" w:cstheme="majorHAnsi"/>
-          <w:sz w:val="28"/>
-          <w:szCs w:val="28"/>
-          <w:shd w:val="solid" w:color="FFFFFF" w:fill="auto"/>
-        </w:rPr>
-        <w:t xml:space="preserve"> </w:t>
-      </w:r>
-      <w:proofErr w:type="spellStart"/>
-      <w:r>
-        <w:rPr>
-          <w:rFonts w:asciiTheme="majorHAnsi" w:hAnsiTheme="majorHAnsi" w:cstheme="majorHAnsi"/>
-          <w:sz w:val="28"/>
-          <w:szCs w:val="28"/>
-          <w:shd w:val="solid" w:color="FFFFFF" w:fill="auto"/>
-        </w:rPr>
-        <w:t>chứa</w:t>
-      </w:r>
-      <w:proofErr w:type="spellEnd"/>
-      <w:r>
-        <w:rPr>
-          <w:rFonts w:asciiTheme="majorHAnsi" w:hAnsiTheme="majorHAnsi" w:cstheme="majorHAnsi"/>
-          <w:sz w:val="28"/>
-          <w:szCs w:val="28"/>
-          <w:shd w:val="solid" w:color="FFFFFF" w:fill="auto"/>
-        </w:rPr>
-        <w:t xml:space="preserve"> kit test, </w:t>
-      </w:r>
-      <w:proofErr w:type="spellStart"/>
-      <w:r>
-        <w:rPr>
-          <w:rFonts w:asciiTheme="majorHAnsi" w:hAnsiTheme="majorHAnsi" w:cstheme="majorHAnsi"/>
-          <w:sz w:val="28"/>
-          <w:szCs w:val="28"/>
-          <w:shd w:val="solid" w:color="FFFFFF" w:fill="auto"/>
-        </w:rPr>
-        <w:t>cho</w:t>
-      </w:r>
-      <w:proofErr w:type="spellEnd"/>
-      <w:r>
-        <w:rPr>
-          <w:rFonts w:asciiTheme="majorHAnsi" w:hAnsiTheme="majorHAnsi" w:cstheme="majorHAnsi"/>
-          <w:sz w:val="28"/>
-          <w:szCs w:val="28"/>
-          <w:shd w:val="solid" w:color="FFFFFF" w:fill="auto"/>
-        </w:rPr>
-        <w:t xml:space="preserve"> </w:t>
-      </w:r>
-      <w:r>
-        <w:rPr>
-          <w:b/>
-          <w:spacing w:val="-2"/>
-          <w:sz w:val="26"/>
-          <w:highlight w:val="yellow"/>
-        </w:rPr>
-        <w:t>{</w:t>
-      </w:r>
-      <w:r>
-        <w:rPr>
-          <w:b/>
-          <w:spacing w:val="-2"/>
-          <w:sz w:val="26"/>
-          <w:highlight w:val="yellow"/>
-          <w:lang w:val="vi-VN"/>
-        </w:rPr>
-        <w:t>HOTEN</w:t>
-      </w:r>
-      <w:r>
-        <w:rPr>
-          <w:b/>
-          <w:spacing w:val="-2"/>
-          <w:sz w:val="26"/>
-          <w:highlight w:val="yellow"/>
-        </w:rPr>
-        <w:t>}</w:t>
-      </w:r>
-      <w:r>
-        <w:rPr>
-          <w:b/>
-          <w:spacing w:val="-2"/>
-          <w:sz w:val="26"/>
-        </w:rPr>
-        <w:t xml:space="preserve"> </w:t>
-      </w:r>
-      <w:proofErr w:type="spellStart"/>
-      <w:r>
-        <w:rPr>
-          <w:rFonts w:asciiTheme="majorHAnsi" w:hAnsiTheme="majorHAnsi" w:cstheme="majorHAnsi"/>
-          <w:sz w:val="28"/>
-          <w:szCs w:val="28"/>
-          <w:shd w:val="solid" w:color="FFFFFF" w:fill="auto"/>
-        </w:rPr>
-        <w:t>kiểm</w:t>
-      </w:r>
-      <w:proofErr w:type="spellEnd"/>
-      <w:r>
-        <w:rPr>
-          <w:rFonts w:asciiTheme="majorHAnsi" w:hAnsiTheme="majorHAnsi" w:cstheme="majorHAnsi"/>
-          <w:sz w:val="28"/>
-          <w:szCs w:val="28"/>
-          <w:shd w:val="solid" w:color="FFFFFF" w:fill="auto"/>
-        </w:rPr>
-        <w:t xml:space="preserve"> </w:t>
-      </w:r>
-      <w:proofErr w:type="spellStart"/>
-      <w:r>
-        <w:rPr>
-          <w:rFonts w:asciiTheme="majorHAnsi" w:hAnsiTheme="majorHAnsi" w:cstheme="majorHAnsi"/>
-          <w:sz w:val="28"/>
-          <w:szCs w:val="28"/>
-          <w:shd w:val="solid" w:color="FFFFFF" w:fill="auto"/>
-        </w:rPr>
-        <w:t>tra</w:t>
-      </w:r>
-      <w:proofErr w:type="spellEnd"/>
-      <w:r>
-        <w:rPr>
-          <w:rFonts w:asciiTheme="majorHAnsi" w:hAnsiTheme="majorHAnsi" w:cstheme="majorHAnsi"/>
-          <w:sz w:val="28"/>
-          <w:szCs w:val="28"/>
-          <w:shd w:val="solid" w:color="FFFFFF" w:fill="auto"/>
-        </w:rPr>
-        <w:t xml:space="preserve">, </w:t>
-      </w:r>
-      <w:proofErr w:type="spellStart"/>
-      <w:r>
-        <w:rPr>
-          <w:rFonts w:asciiTheme="majorHAnsi" w:hAnsiTheme="majorHAnsi" w:cstheme="majorHAnsi"/>
-          <w:sz w:val="28"/>
-          <w:szCs w:val="28"/>
-          <w:shd w:val="solid" w:color="FFFFFF" w:fill="auto"/>
-        </w:rPr>
-        <w:t>xác</w:t>
-      </w:r>
-      <w:proofErr w:type="spellEnd"/>
-      <w:r>
-        <w:rPr>
-          <w:rFonts w:asciiTheme="majorHAnsi" w:hAnsiTheme="majorHAnsi" w:cstheme="majorHAnsi"/>
-          <w:sz w:val="28"/>
-          <w:szCs w:val="28"/>
-          <w:shd w:val="solid" w:color="FFFFFF" w:fill="auto"/>
-        </w:rPr>
-        <w:t xml:space="preserve"> </w:t>
-      </w:r>
-      <w:proofErr w:type="spellStart"/>
-      <w:r>
-        <w:rPr>
-          <w:rFonts w:asciiTheme="majorHAnsi" w:hAnsiTheme="majorHAnsi" w:cstheme="majorHAnsi"/>
-          <w:sz w:val="28"/>
-          <w:szCs w:val="28"/>
-          <w:shd w:val="solid" w:color="FFFFFF" w:fill="auto"/>
-        </w:rPr>
-        <w:t>nhận</w:t>
-      </w:r>
-      <w:proofErr w:type="spellEnd"/>
-      <w:r>
-        <w:rPr>
-          <w:rFonts w:asciiTheme="majorHAnsi" w:hAnsiTheme="majorHAnsi" w:cstheme="majorHAnsi"/>
-          <w:sz w:val="28"/>
-          <w:szCs w:val="28"/>
-          <w:shd w:val="solid" w:color="FFFFFF" w:fill="auto"/>
-        </w:rPr>
-        <w:t xml:space="preserve"> kit test </w:t>
-      </w:r>
-      <w:proofErr w:type="spellStart"/>
-      <w:r>
-        <w:rPr>
-          <w:rFonts w:asciiTheme="majorHAnsi" w:hAnsiTheme="majorHAnsi" w:cstheme="majorHAnsi"/>
-          <w:sz w:val="28"/>
-          <w:szCs w:val="28"/>
-          <w:shd w:val="solid" w:color="FFFFFF" w:fill="auto"/>
-        </w:rPr>
-        <w:t>mới</w:t>
-      </w:r>
-      <w:proofErr w:type="spellEnd"/>
-      <w:r>
-        <w:rPr>
-          <w:rFonts w:asciiTheme="majorHAnsi" w:hAnsiTheme="majorHAnsi" w:cstheme="majorHAnsi"/>
-          <w:sz w:val="28"/>
-          <w:szCs w:val="28"/>
-          <w:shd w:val="solid" w:color="FFFFFF" w:fill="auto"/>
-        </w:rPr>
-        <w:t xml:space="preserve"> </w:t>
-      </w:r>
-      <w:proofErr w:type="spellStart"/>
-      <w:r>
-        <w:rPr>
-          <w:rFonts w:asciiTheme="majorHAnsi" w:hAnsiTheme="majorHAnsi" w:cstheme="majorHAnsi"/>
-          <w:sz w:val="28"/>
-          <w:szCs w:val="28"/>
-          <w:shd w:val="solid" w:color="FFFFFF" w:fill="auto"/>
-        </w:rPr>
-        <w:t>chưa</w:t>
-      </w:r>
-      <w:proofErr w:type="spellEnd"/>
-      <w:r>
-        <w:rPr>
-          <w:rFonts w:asciiTheme="majorHAnsi" w:hAnsiTheme="majorHAnsi" w:cstheme="majorHAnsi"/>
-          <w:sz w:val="28"/>
-          <w:szCs w:val="28"/>
-          <w:shd w:val="solid" w:color="FFFFFF" w:fill="auto"/>
-        </w:rPr>
-        <w:t xml:space="preserve"> qua </w:t>
-      </w:r>
-      <w:proofErr w:type="spellStart"/>
-      <w:r>
-        <w:rPr>
-          <w:rFonts w:asciiTheme="majorHAnsi" w:hAnsiTheme="majorHAnsi" w:cstheme="majorHAnsi"/>
-          <w:sz w:val="28"/>
-          <w:szCs w:val="28"/>
-          <w:shd w:val="solid" w:color="FFFFFF" w:fill="auto"/>
-        </w:rPr>
-        <w:t>sử</w:t>
-      </w:r>
-      <w:proofErr w:type="spellEnd"/>
-      <w:r>
-        <w:rPr>
-          <w:rFonts w:asciiTheme="majorHAnsi" w:hAnsiTheme="majorHAnsi" w:cstheme="majorHAnsi"/>
-          <w:sz w:val="28"/>
-          <w:szCs w:val="28"/>
-          <w:shd w:val="solid" w:color="FFFFFF" w:fill="auto"/>
-        </w:rPr>
-        <w:t xml:space="preserve"> </w:t>
-      </w:r>
-      <w:proofErr w:type="spellStart"/>
-      <w:r>
-        <w:rPr>
-          <w:rFonts w:asciiTheme="majorHAnsi" w:hAnsiTheme="majorHAnsi" w:cstheme="majorHAnsi"/>
-          <w:sz w:val="28"/>
-          <w:szCs w:val="28"/>
-          <w:shd w:val="solid" w:color="FFFFFF" w:fill="auto"/>
-        </w:rPr>
-        <w:t>dụng</w:t>
-      </w:r>
-      <w:proofErr w:type="spellEnd"/>
-      <w:r>
-        <w:rPr>
-          <w:rFonts w:asciiTheme="majorHAnsi" w:hAnsiTheme="majorHAnsi" w:cstheme="majorHAnsi"/>
-          <w:sz w:val="28"/>
-          <w:szCs w:val="28"/>
-          <w:shd w:val="solid" w:color="FFFFFF" w:fill="auto"/>
-        </w:rPr>
-        <w:t xml:space="preserve">, </w:t>
-      </w:r>
-      <w:proofErr w:type="spellStart"/>
-      <w:r>
-        <w:rPr>
-          <w:rFonts w:asciiTheme="majorHAnsi" w:hAnsiTheme="majorHAnsi" w:cstheme="majorHAnsi"/>
-          <w:sz w:val="28"/>
-          <w:szCs w:val="28"/>
-          <w:shd w:val="solid" w:color="FFFFFF" w:fill="auto"/>
-        </w:rPr>
-        <w:t>chưa</w:t>
-      </w:r>
-      <w:proofErr w:type="spellEnd"/>
-      <w:r>
-        <w:rPr>
-          <w:rFonts w:asciiTheme="majorHAnsi" w:hAnsiTheme="majorHAnsi" w:cstheme="majorHAnsi"/>
-          <w:sz w:val="28"/>
-          <w:szCs w:val="28"/>
-          <w:shd w:val="solid" w:color="FFFFFF" w:fill="auto"/>
-        </w:rPr>
-        <w:t xml:space="preserve"> </w:t>
-      </w:r>
-      <w:proofErr w:type="spellStart"/>
-      <w:r>
-        <w:rPr>
-          <w:rFonts w:asciiTheme="majorHAnsi" w:hAnsiTheme="majorHAnsi" w:cstheme="majorHAnsi"/>
-          <w:sz w:val="28"/>
-          <w:szCs w:val="28"/>
-          <w:shd w:val="solid" w:color="FFFFFF" w:fill="auto"/>
-        </w:rPr>
-        <w:t>hiển</w:t>
-      </w:r>
-      <w:proofErr w:type="spellEnd"/>
-      <w:r>
-        <w:rPr>
-          <w:rFonts w:asciiTheme="majorHAnsi" w:hAnsiTheme="majorHAnsi" w:cstheme="majorHAnsi"/>
-          <w:sz w:val="28"/>
-          <w:szCs w:val="28"/>
-          <w:shd w:val="solid" w:color="FFFFFF" w:fill="auto"/>
-        </w:rPr>
-        <w:t xml:space="preserve"> </w:t>
-      </w:r>
-      <w:proofErr w:type="spellStart"/>
-      <w:r>
-        <w:rPr>
-          <w:rFonts w:asciiTheme="majorHAnsi" w:hAnsiTheme="majorHAnsi" w:cstheme="majorHAnsi"/>
-          <w:sz w:val="28"/>
-          <w:szCs w:val="28"/>
-          <w:shd w:val="solid" w:color="FFFFFF" w:fill="auto"/>
-        </w:rPr>
-        <w:t>thị</w:t>
-      </w:r>
-      <w:proofErr w:type="spellEnd"/>
-      <w:r>
-        <w:rPr>
-          <w:rFonts w:asciiTheme="majorHAnsi" w:hAnsiTheme="majorHAnsi" w:cstheme="majorHAnsi"/>
-          <w:sz w:val="28"/>
-          <w:szCs w:val="28"/>
-          <w:shd w:val="solid" w:color="FFFFFF" w:fill="auto"/>
-        </w:rPr>
-        <w:t xml:space="preserve"> </w:t>
-      </w:r>
-      <w:proofErr w:type="spellStart"/>
-      <w:r>
-        <w:rPr>
-          <w:rFonts w:asciiTheme="majorHAnsi" w:hAnsiTheme="majorHAnsi" w:cstheme="majorHAnsi"/>
-          <w:sz w:val="28"/>
-          <w:szCs w:val="28"/>
-          <w:shd w:val="solid" w:color="FFFFFF" w:fill="auto"/>
-        </w:rPr>
-        <w:t>các</w:t>
-      </w:r>
-      <w:proofErr w:type="spellEnd"/>
-      <w:r>
-        <w:rPr>
-          <w:rFonts w:asciiTheme="majorHAnsi" w:hAnsiTheme="majorHAnsi" w:cstheme="majorHAnsi"/>
-          <w:sz w:val="28"/>
-          <w:szCs w:val="28"/>
-          <w:shd w:val="solid" w:color="FFFFFF" w:fill="auto"/>
-        </w:rPr>
-        <w:t xml:space="preserve"> </w:t>
-      </w:r>
-      <w:proofErr w:type="spellStart"/>
-      <w:r>
-        <w:rPr>
-          <w:rFonts w:asciiTheme="majorHAnsi" w:hAnsiTheme="majorHAnsi" w:cstheme="majorHAnsi"/>
-          <w:sz w:val="28"/>
-          <w:szCs w:val="28"/>
-          <w:shd w:val="solid" w:color="FFFFFF" w:fill="auto"/>
-        </w:rPr>
-        <w:t>vạch</w:t>
-      </w:r>
-      <w:proofErr w:type="spellEnd"/>
-      <w:r>
-        <w:rPr>
-          <w:rFonts w:asciiTheme="majorHAnsi" w:hAnsiTheme="majorHAnsi" w:cstheme="majorHAnsi"/>
-          <w:sz w:val="28"/>
-          <w:szCs w:val="28"/>
-          <w:shd w:val="solid" w:color="FFFFFF" w:fill="auto"/>
-        </w:rPr>
-        <w:t xml:space="preserve"> </w:t>
-      </w:r>
-      <w:proofErr w:type="spellStart"/>
-      <w:r>
-        <w:rPr>
-          <w:rFonts w:asciiTheme="majorHAnsi" w:hAnsiTheme="majorHAnsi" w:cstheme="majorHAnsi"/>
-          <w:sz w:val="28"/>
-          <w:szCs w:val="28"/>
-          <w:shd w:val="solid" w:color="FFFFFF" w:fill="auto"/>
-        </w:rPr>
-        <w:t>màu</w:t>
-      </w:r>
-      <w:proofErr w:type="spellEnd"/>
-      <w:r>
-        <w:rPr>
-          <w:rFonts w:asciiTheme="majorHAnsi" w:hAnsiTheme="majorHAnsi" w:cstheme="majorHAnsi"/>
-          <w:sz w:val="28"/>
-          <w:szCs w:val="28"/>
-          <w:shd w:val="solid" w:color="FFFFFF" w:fill="auto"/>
-        </w:rPr>
-        <w:t xml:space="preserve"> </w:t>
-      </w:r>
-      <w:proofErr w:type="spellStart"/>
-      <w:r>
-        <w:rPr>
-          <w:rFonts w:asciiTheme="majorHAnsi" w:hAnsiTheme="majorHAnsi" w:cstheme="majorHAnsi"/>
-          <w:sz w:val="28"/>
-          <w:szCs w:val="28"/>
-          <w:shd w:val="solid" w:color="FFFFFF" w:fill="auto"/>
-        </w:rPr>
-        <w:t>đỏ</w:t>
-      </w:r>
-      <w:proofErr w:type="spellEnd"/>
-      <w:r>
-        <w:rPr>
-          <w:rFonts w:asciiTheme="majorHAnsi" w:hAnsiTheme="majorHAnsi" w:cstheme="majorHAnsi"/>
-          <w:sz w:val="28"/>
-          <w:szCs w:val="28"/>
-          <w:shd w:val="solid" w:color="FFFFFF" w:fill="auto"/>
-        </w:rPr>
-        <w:t xml:space="preserve"> </w:t>
-      </w:r>
-      <w:proofErr w:type="spellStart"/>
-      <w:r>
-        <w:rPr>
-          <w:rFonts w:asciiTheme="majorHAnsi" w:hAnsiTheme="majorHAnsi" w:cstheme="majorHAnsi"/>
-          <w:sz w:val="28"/>
-          <w:szCs w:val="28"/>
-          <w:shd w:val="solid" w:color="FFFFFF" w:fill="auto"/>
-        </w:rPr>
-        <w:t>trong</w:t>
-      </w:r>
-      <w:proofErr w:type="spellEnd"/>
-      <w:r>
-        <w:rPr>
-          <w:rFonts w:asciiTheme="majorHAnsi" w:hAnsiTheme="majorHAnsi" w:cstheme="majorHAnsi"/>
-          <w:sz w:val="28"/>
-          <w:szCs w:val="28"/>
-          <w:shd w:val="solid" w:color="FFFFFF" w:fill="auto"/>
-        </w:rPr>
-        <w:t xml:space="preserve"> </w:t>
-      </w:r>
-      <w:proofErr w:type="spellStart"/>
-      <w:r>
-        <w:rPr>
-          <w:rFonts w:asciiTheme="majorHAnsi" w:hAnsiTheme="majorHAnsi" w:cstheme="majorHAnsi"/>
-          <w:sz w:val="28"/>
-          <w:szCs w:val="28"/>
-          <w:shd w:val="solid" w:color="FFFFFF" w:fill="auto"/>
-        </w:rPr>
-        <w:t>các</w:t>
-      </w:r>
-      <w:proofErr w:type="spellEnd"/>
-      <w:r>
-        <w:rPr>
-          <w:rFonts w:asciiTheme="majorHAnsi" w:hAnsiTheme="majorHAnsi" w:cstheme="majorHAnsi"/>
-          <w:sz w:val="28"/>
-          <w:szCs w:val="28"/>
-          <w:shd w:val="solid" w:color="FFFFFF" w:fill="auto"/>
-        </w:rPr>
-        <w:t xml:space="preserve"> </w:t>
-      </w:r>
-      <w:r>
-        <w:rPr>
-          <w:rFonts w:asciiTheme="majorHAnsi" w:hAnsiTheme="majorHAnsi" w:cstheme="majorHAnsi"/>
-          <w:sz w:val="28"/>
-          <w:szCs w:val="28"/>
-          <w:shd w:val="solid" w:color="FFFFFF" w:fill="auto"/>
-        </w:rPr>
-        <w:t xml:space="preserve">ô </w:t>
-      </w:r>
-      <w:proofErr w:type="spellStart"/>
-      <w:r>
-        <w:rPr>
-          <w:rFonts w:asciiTheme="majorHAnsi" w:hAnsiTheme="majorHAnsi" w:cstheme="majorHAnsi"/>
-          <w:sz w:val="28"/>
-          <w:szCs w:val="28"/>
-          <w:shd w:val="solid" w:color="FFFFFF" w:fill="auto"/>
-        </w:rPr>
-        <w:t>trên</w:t>
-      </w:r>
-      <w:proofErr w:type="spellEnd"/>
-      <w:r>
-        <w:rPr>
-          <w:rFonts w:asciiTheme="majorHAnsi" w:hAnsiTheme="majorHAnsi" w:cstheme="majorHAnsi"/>
-          <w:sz w:val="28"/>
-          <w:szCs w:val="28"/>
-          <w:shd w:val="solid" w:color="FFFFFF" w:fill="auto"/>
-        </w:rPr>
-        <w:t xml:space="preserve"> kit test.</w:t>
+      <w:r>
+        <w:rPr>
+          <w:rFonts w:asciiTheme="majorHAnsi" w:hAnsiTheme="majorHAnsi" w:cstheme="majorHAnsi"/>
+          <w:sz w:val="28"/>
+          <w:szCs w:val="28"/>
+          <w:shd w:val="solid" w:color="FFFFFF" w:fill="auto"/>
+        </w:rPr>
+        <w:t xml:space="preserve">kiểm tra, xác nhận kit test mới chưa qua sử dụng, chưa hiển thị các vạch </w:t>
+      </w:r>
+      <w:r>
+        <w:rPr>
+          <w:rFonts w:asciiTheme="majorHAnsi" w:hAnsiTheme="majorHAnsi" w:cstheme="majorHAnsi"/>
+          <w:sz w:val="28"/>
+          <w:szCs w:val="28"/>
+          <w:shd w:val="solid" w:color="FFFFFF" w:fill="auto"/>
+        </w:rPr>
+        <w:t xml:space="preserve">màu </w:t>
+      </w:r>
+      <w:r>
+        <w:rPr>
+          <w:rFonts w:asciiTheme="majorHAnsi" w:hAnsiTheme="majorHAnsi" w:cstheme="majorHAnsi"/>
+          <w:sz w:val="28"/>
+          <w:szCs w:val="28"/>
+          <w:shd w:val="solid" w:color="FFFFFF" w:fill="auto"/>
+        </w:rPr>
+        <w:t xml:space="preserve">đỏ trong </w:t>
+      </w:r>
+      <w:r>
+        <w:rPr>
+          <w:rFonts w:asciiTheme="majorHAnsi" w:hAnsiTheme="majorHAnsi" w:cstheme="majorHAnsi"/>
+          <w:sz w:val="28"/>
+          <w:szCs w:val="28"/>
+          <w:shd w:val="solid" w:color="FFFFFF" w:fill="auto"/>
+        </w:rPr>
+        <w:t xml:space="preserve">các </w:t>
+      </w:r>
+      <w:r>
+        <w:rPr>
+          <w:rFonts w:asciiTheme="majorHAnsi" w:hAnsiTheme="majorHAnsi" w:cstheme="majorHAnsi"/>
+          <w:sz w:val="28"/>
+          <w:szCs w:val="28"/>
+          <w:shd w:val="solid" w:color="FFFFFF" w:fill="auto"/>
+        </w:rPr>
+        <w:t>ô trên kit test.</w:t>
       </w:r>
     </w:p>
     <w:p>
@@ -6765,19 +4636,17 @@
           <w:szCs w:val="28"/>
           <w:shd w:val="solid" w:color="FFFFFF" w:fill="auto"/>
         </w:rPr>
-        <w:t xml:space="preserve">- </w:t>
-      </w:r>
-      <w:proofErr w:type="spellStart"/>
-      <w:r>
-        <w:rPr>
-          <w:rFonts w:asciiTheme="majorHAnsi" w:hAnsiTheme="majorHAnsi" w:cstheme="majorHAnsi"/>
-          <w:sz w:val="28"/>
-          <w:szCs w:val="28"/>
-          <w:shd w:val="solid" w:color="FFFFFF" w:fill="auto"/>
-        </w:rPr>
-        <w:t>Nhúng</w:t>
-      </w:r>
-      <w:proofErr w:type="spellEnd"/>
+        <w:t xml:space="preserve">- Nhúng </w:t>
+      </w:r>
+      <w:r>
+        <w:rPr>
+          <w:rFonts w:asciiTheme="majorHAnsi" w:hAnsiTheme="majorHAnsi" w:cstheme="majorHAnsi"/>
+          <w:sz w:val="28"/>
+          <w:szCs w:val="28"/>
+          <w:shd w:val="solid" w:color="FFFFFF" w:fill="auto"/>
+        </w:rPr>
+        <w:t>một đầu của kit test vào lọ chứa nước tiểu của</w:t>
+      </w:r>
       <w:r>
         <w:rPr>
           <w:rFonts w:asciiTheme="majorHAnsi" w:hAnsiTheme="majorHAnsi" w:cstheme="majorHAnsi"/>
@@ -6787,381 +4656,50 @@
         </w:rPr>
         <w:t xml:space="preserve"> </w:t>
       </w:r>
-      <w:proofErr w:type="spellStart"/>
-      <w:r>
-        <w:rPr>
-          <w:rFonts w:asciiTheme="majorHAnsi" w:hAnsiTheme="majorHAnsi" w:cstheme="majorHAnsi"/>
-          <w:sz w:val="28"/>
-          <w:szCs w:val="28"/>
-          <w:shd w:val="solid" w:color="FFFFFF" w:fill="auto"/>
-        </w:rPr>
-        <w:t>một</w:t>
-      </w:r>
-      <w:proofErr w:type="spellEnd"/>
-      <w:r>
-        <w:rPr>
-          <w:rFonts w:asciiTheme="majorHAnsi" w:hAnsiTheme="majorHAnsi" w:cstheme="majorHAnsi"/>
-          <w:sz w:val="28"/>
-          <w:szCs w:val="28"/>
-          <w:shd w:val="solid" w:color="FFFFFF" w:fill="auto"/>
+      <w:r>
+        <w:rPr>
+          <w:b/>
+          <w:spacing w:val="-2"/>
+          <w:sz w:val="26"/>
+          <w:highlight w:val="yellow"/>
+        </w:rPr>
+        <w:t>{</w:t>
+      </w:r>
+      <w:r>
+        <w:rPr>
+          <w:b/>
+          <w:spacing w:val="-2"/>
+          <w:sz w:val="26"/>
+          <w:highlight w:val="yellow"/>
+          <w:lang w:val="vi-VN"/>
+        </w:rPr>
+        <w:t>HOTEN</w:t>
+      </w:r>
+      <w:r>
+        <w:rPr>
+          <w:b/>
+          <w:spacing w:val="-2"/>
+          <w:sz w:val="26"/>
+          <w:highlight w:val="yellow"/>
+        </w:rPr>
+        <w:t>}</w:t>
+      </w:r>
+      <w:r>
+        <w:rPr>
+          <w:b/>
+          <w:spacing w:val="-2"/>
+          <w:sz w:val="26"/>
         </w:rPr>
         <w:t xml:space="preserve"> </w:t>
       </w:r>
-      <w:proofErr w:type="spellStart"/>
-      <w:r>
-        <w:rPr>
-          <w:rFonts w:asciiTheme="majorHAnsi" w:hAnsiTheme="majorHAnsi" w:cstheme="majorHAnsi"/>
-          <w:sz w:val="28"/>
-          <w:szCs w:val="28"/>
-          <w:shd w:val="solid" w:color="FFFFFF" w:fill="auto"/>
-        </w:rPr>
-        <w:t>đầu</w:t>
-      </w:r>
-      <w:proofErr w:type="spellEnd"/>
-      <w:r>
-        <w:rPr>
-          <w:rFonts w:asciiTheme="majorHAnsi" w:hAnsiTheme="majorHAnsi" w:cstheme="majorHAnsi"/>
-          <w:sz w:val="28"/>
-          <w:szCs w:val="28"/>
-          <w:shd w:val="solid" w:color="FFFFFF" w:fill="auto"/>
-        </w:rPr>
-        <w:t xml:space="preserve"> </w:t>
-      </w:r>
-      <w:proofErr w:type="spellStart"/>
-      <w:r>
-        <w:rPr>
-          <w:rFonts w:asciiTheme="majorHAnsi" w:hAnsiTheme="majorHAnsi" w:cstheme="majorHAnsi"/>
-          <w:sz w:val="28"/>
-          <w:szCs w:val="28"/>
-          <w:shd w:val="solid" w:color="FFFFFF" w:fill="auto"/>
-        </w:rPr>
-        <w:t>của</w:t>
-      </w:r>
-      <w:proofErr w:type="spellEnd"/>
-      <w:r>
-        <w:rPr>
-          <w:rFonts w:asciiTheme="majorHAnsi" w:hAnsiTheme="majorHAnsi" w:cstheme="majorHAnsi"/>
-          <w:sz w:val="28"/>
-          <w:szCs w:val="28"/>
-          <w:shd w:val="solid" w:color="FFFFFF" w:fill="auto"/>
-        </w:rPr>
-        <w:t xml:space="preserve"> kit test </w:t>
-      </w:r>
-      <w:proofErr w:type="spellStart"/>
-      <w:r>
-        <w:rPr>
-          <w:rFonts w:asciiTheme="majorHAnsi" w:hAnsiTheme="majorHAnsi" w:cstheme="majorHAnsi"/>
-          <w:sz w:val="28"/>
-          <w:szCs w:val="28"/>
-          <w:shd w:val="solid" w:color="FFFFFF" w:fill="auto"/>
-        </w:rPr>
-        <w:t>vào</w:t>
-      </w:r>
-      <w:proofErr w:type="spellEnd"/>
-      <w:r>
-        <w:rPr>
-          <w:rFonts w:asciiTheme="majorHAnsi" w:hAnsiTheme="majorHAnsi" w:cstheme="majorHAnsi"/>
-          <w:sz w:val="28"/>
-          <w:szCs w:val="28"/>
-          <w:shd w:val="solid" w:color="FFFFFF" w:fill="auto"/>
-        </w:rPr>
-        <w:t xml:space="preserve"> </w:t>
-      </w:r>
-      <w:proofErr w:type="spellStart"/>
-      <w:r>
-        <w:rPr>
-          <w:rFonts w:asciiTheme="majorHAnsi" w:hAnsiTheme="majorHAnsi" w:cstheme="majorHAnsi"/>
-          <w:sz w:val="28"/>
-          <w:szCs w:val="28"/>
-          <w:shd w:val="solid" w:color="FFFFFF" w:fill="auto"/>
-        </w:rPr>
-        <w:t>lọ</w:t>
-      </w:r>
-      <w:proofErr w:type="spellEnd"/>
-      <w:r>
-        <w:rPr>
-          <w:rFonts w:asciiTheme="majorHAnsi" w:hAnsiTheme="majorHAnsi" w:cstheme="majorHAnsi"/>
-          <w:sz w:val="28"/>
-          <w:szCs w:val="28"/>
-          <w:shd w:val="solid" w:color="FFFFFF" w:fill="auto"/>
-        </w:rPr>
-        <w:t xml:space="preserve"> </w:t>
-      </w:r>
-      <w:proofErr w:type="spellStart"/>
-      <w:r>
-        <w:rPr>
-          <w:rFonts w:asciiTheme="majorHAnsi" w:hAnsiTheme="majorHAnsi" w:cstheme="majorHAnsi"/>
-          <w:sz w:val="28"/>
-          <w:szCs w:val="28"/>
-          <w:shd w:val="solid" w:color="FFFFFF" w:fill="auto"/>
-        </w:rPr>
-        <w:t>chứa</w:t>
-      </w:r>
-      <w:proofErr w:type="spellEnd"/>
-      <w:r>
-        <w:rPr>
-          <w:rFonts w:asciiTheme="majorHAnsi" w:hAnsiTheme="majorHAnsi" w:cstheme="majorHAnsi"/>
-          <w:sz w:val="28"/>
-          <w:szCs w:val="28"/>
-          <w:shd w:val="solid" w:color="FFFFFF" w:fill="auto"/>
-        </w:rPr>
-        <w:t xml:space="preserve"> </w:t>
-      </w:r>
-      <w:proofErr w:type="spellStart"/>
-      <w:r>
-        <w:rPr>
-          <w:rFonts w:asciiTheme="majorHAnsi" w:hAnsiTheme="majorHAnsi" w:cstheme="majorHAnsi"/>
-          <w:sz w:val="28"/>
-          <w:szCs w:val="28"/>
-          <w:shd w:val="solid" w:color="FFFFFF" w:fill="auto"/>
-        </w:rPr>
-        <w:t>nước</w:t>
-      </w:r>
-      <w:proofErr w:type="spellEnd"/>
-      <w:r>
-        <w:rPr>
-          <w:rFonts w:asciiTheme="majorHAnsi" w:hAnsiTheme="majorHAnsi" w:cstheme="majorHAnsi"/>
-          <w:sz w:val="28"/>
-          <w:szCs w:val="28"/>
-          <w:shd w:val="solid" w:color="FFFFFF" w:fill="auto"/>
-        </w:rPr>
-        <w:t xml:space="preserve"> </w:t>
-      </w:r>
-      <w:proofErr w:type="spellStart"/>
-      <w:r>
-        <w:rPr>
-          <w:rFonts w:asciiTheme="majorHAnsi" w:hAnsiTheme="majorHAnsi" w:cstheme="majorHAnsi"/>
-          <w:sz w:val="28"/>
-          <w:szCs w:val="28"/>
-          <w:shd w:val="solid" w:color="FFFFFF" w:fill="auto"/>
-        </w:rPr>
-        <w:t>tiểu</w:t>
-      </w:r>
-      <w:proofErr w:type="spellEnd"/>
-      <w:r>
-        <w:rPr>
-          <w:rFonts w:asciiTheme="majorHAnsi" w:hAnsiTheme="majorHAnsi" w:cstheme="majorHAnsi"/>
-          <w:sz w:val="28"/>
-          <w:szCs w:val="28"/>
-          <w:shd w:val="solid" w:color="FFFFFF" w:fill="auto"/>
-        </w:rPr>
-        <w:t xml:space="preserve"> </w:t>
-      </w:r>
-      <w:proofErr w:type="spellStart"/>
-      <w:r>
-        <w:rPr>
-          <w:rFonts w:asciiTheme="majorHAnsi" w:hAnsiTheme="majorHAnsi" w:cstheme="majorHAnsi"/>
-          <w:sz w:val="28"/>
-          <w:szCs w:val="28"/>
-          <w:shd w:val="solid" w:color="FFFFFF" w:fill="auto"/>
-        </w:rPr>
-        <w:t>của</w:t>
-      </w:r>
-      <w:proofErr w:type="spellEnd"/>
-      <w:r>
-        <w:rPr>
-          <w:rFonts w:asciiTheme="majorHAnsi" w:hAnsiTheme="majorHAnsi" w:cstheme="majorHAnsi"/>
-          <w:sz w:val="28"/>
-          <w:szCs w:val="28"/>
-          <w:shd w:val="solid" w:color="FFFFFF" w:fill="auto"/>
-        </w:rPr>
-        <w:t xml:space="preserve"> </w:t>
-      </w:r>
-      <w:r>
-        <w:rPr>
-          <w:b/>
-          <w:spacing w:val="-2"/>
-          <w:sz w:val="26"/>
-          <w:highlight w:val="yellow"/>
-        </w:rPr>
-        <w:t>{</w:t>
-      </w:r>
-      <w:r>
-        <w:rPr>
-          <w:b/>
-          <w:spacing w:val="-2"/>
-          <w:sz w:val="26"/>
-          <w:highlight w:val="yellow"/>
-          <w:lang w:val="vi-VN"/>
-        </w:rPr>
-        <w:t>HOTEN</w:t>
-      </w:r>
-      <w:r>
-        <w:rPr>
-          <w:b/>
-          <w:spacing w:val="-2"/>
-          <w:sz w:val="26"/>
-          <w:highlight w:val="yellow"/>
-        </w:rPr>
-        <w:t>}</w:t>
-      </w:r>
-      <w:r>
-        <w:rPr>
-          <w:b/>
-          <w:spacing w:val="-2"/>
-          <w:sz w:val="26"/>
-        </w:rPr>
-        <w:t xml:space="preserve"> </w:t>
-      </w:r>
-      <w:proofErr w:type="spellStart"/>
-      <w:r>
-        <w:rPr>
-          <w:rFonts w:asciiTheme="majorHAnsi" w:hAnsiTheme="majorHAnsi" w:cstheme="majorHAnsi"/>
-          <w:sz w:val="28"/>
-          <w:szCs w:val="28"/>
-          <w:shd w:val="solid" w:color="FFFFFF" w:fill="auto"/>
-        </w:rPr>
-        <w:t>trong</w:t>
-      </w:r>
-      <w:proofErr w:type="spellEnd"/>
-      <w:r>
-        <w:rPr>
-          <w:rFonts w:asciiTheme="majorHAnsi" w:hAnsiTheme="majorHAnsi" w:cstheme="majorHAnsi"/>
-          <w:sz w:val="28"/>
-          <w:szCs w:val="28"/>
-          <w:shd w:val="solid" w:color="FFFFFF" w:fill="auto"/>
-        </w:rPr>
-        <w:t xml:space="preserve"> 05 </w:t>
-      </w:r>
-      <w:proofErr w:type="spellStart"/>
-      <w:r>
-        <w:rPr>
-          <w:rFonts w:asciiTheme="majorHAnsi" w:hAnsiTheme="majorHAnsi" w:cstheme="majorHAnsi"/>
-          <w:sz w:val="28"/>
-          <w:szCs w:val="28"/>
-          <w:shd w:val="solid" w:color="FFFFFF" w:fill="auto"/>
-        </w:rPr>
-        <w:t>phút</w:t>
-      </w:r>
-      <w:proofErr w:type="spellEnd"/>
-      <w:r>
-        <w:rPr>
-          <w:rFonts w:asciiTheme="majorHAnsi" w:hAnsiTheme="majorHAnsi" w:cstheme="majorHAnsi"/>
-          <w:sz w:val="28"/>
-          <w:szCs w:val="28"/>
-          <w:shd w:val="solid" w:color="FFFFFF" w:fill="auto"/>
-        </w:rPr>
-        <w:t xml:space="preserve">. Sau </w:t>
-      </w:r>
-      <w:proofErr w:type="spellStart"/>
-      <w:r>
-        <w:rPr>
-          <w:rFonts w:asciiTheme="majorHAnsi" w:hAnsiTheme="majorHAnsi" w:cstheme="majorHAnsi"/>
-          <w:sz w:val="28"/>
-          <w:szCs w:val="28"/>
-          <w:shd w:val="solid" w:color="FFFFFF" w:fill="auto"/>
-        </w:rPr>
-        <w:t>đó</w:t>
-      </w:r>
-      <w:proofErr w:type="spellEnd"/>
-      <w:r>
-        <w:rPr>
-          <w:rFonts w:asciiTheme="majorHAnsi" w:hAnsiTheme="majorHAnsi" w:cstheme="majorHAnsi"/>
-          <w:sz w:val="28"/>
-          <w:szCs w:val="28"/>
-          <w:shd w:val="solid" w:color="FFFFFF" w:fill="auto"/>
-        </w:rPr>
-        <w:t xml:space="preserve"> </w:t>
-      </w:r>
-      <w:proofErr w:type="spellStart"/>
-      <w:r>
-        <w:rPr>
-          <w:rFonts w:asciiTheme="majorHAnsi" w:hAnsiTheme="majorHAnsi" w:cstheme="majorHAnsi"/>
-          <w:sz w:val="28"/>
-          <w:szCs w:val="28"/>
-          <w:shd w:val="solid" w:color="FFFFFF" w:fill="auto"/>
-        </w:rPr>
-        <w:t>lấy</w:t>
-      </w:r>
-      <w:proofErr w:type="spellEnd"/>
-      <w:r>
-        <w:rPr>
-          <w:rFonts w:asciiTheme="majorHAnsi" w:hAnsiTheme="majorHAnsi" w:cstheme="majorHAnsi"/>
-          <w:sz w:val="28"/>
-          <w:szCs w:val="28"/>
-          <w:shd w:val="solid" w:color="FFFFFF" w:fill="auto"/>
-        </w:rPr>
-        <w:t xml:space="preserve"> </w:t>
-      </w:r>
-      <w:proofErr w:type="spellStart"/>
-      <w:r>
-        <w:rPr>
-          <w:rFonts w:asciiTheme="majorHAnsi" w:hAnsiTheme="majorHAnsi" w:cstheme="majorHAnsi"/>
-          <w:sz w:val="28"/>
-          <w:szCs w:val="28"/>
-          <w:shd w:val="solid" w:color="FFFFFF" w:fill="auto"/>
-        </w:rPr>
-        <w:t>ra</w:t>
-      </w:r>
-      <w:proofErr w:type="spellEnd"/>
-      <w:r>
-        <w:rPr>
-          <w:rFonts w:asciiTheme="majorHAnsi" w:hAnsiTheme="majorHAnsi" w:cstheme="majorHAnsi"/>
-          <w:sz w:val="28"/>
-          <w:szCs w:val="28"/>
-          <w:shd w:val="solid" w:color="FFFFFF" w:fill="auto"/>
-        </w:rPr>
-        <w:t xml:space="preserve"> </w:t>
-      </w:r>
-      <w:proofErr w:type="spellStart"/>
-      <w:r>
-        <w:rPr>
-          <w:rFonts w:asciiTheme="majorHAnsi" w:hAnsiTheme="majorHAnsi" w:cstheme="majorHAnsi"/>
-          <w:sz w:val="28"/>
-          <w:szCs w:val="28"/>
-          <w:shd w:val="solid" w:color="FFFFFF" w:fill="auto"/>
-        </w:rPr>
-        <w:t>đọc</w:t>
-      </w:r>
-      <w:proofErr w:type="spellEnd"/>
-      <w:r>
-        <w:rPr>
-          <w:rFonts w:asciiTheme="majorHAnsi" w:hAnsiTheme="majorHAnsi" w:cstheme="majorHAnsi"/>
-          <w:sz w:val="28"/>
-          <w:szCs w:val="28"/>
-          <w:shd w:val="solid" w:color="FFFFFF" w:fill="auto"/>
-        </w:rPr>
-        <w:t xml:space="preserve"> </w:t>
-      </w:r>
-      <w:proofErr w:type="spellStart"/>
-      <w:r>
-        <w:rPr>
-          <w:rFonts w:asciiTheme="majorHAnsi" w:hAnsiTheme="majorHAnsi" w:cstheme="majorHAnsi"/>
-          <w:sz w:val="28"/>
-          <w:szCs w:val="28"/>
-          <w:shd w:val="solid" w:color="FFFFFF" w:fill="auto"/>
-        </w:rPr>
-        <w:t>kết</w:t>
-      </w:r>
-      <w:proofErr w:type="spellEnd"/>
-      <w:r>
-        <w:rPr>
-          <w:rFonts w:asciiTheme="majorHAnsi" w:hAnsiTheme="majorHAnsi" w:cstheme="majorHAnsi"/>
-          <w:sz w:val="28"/>
-          <w:szCs w:val="28"/>
-          <w:shd w:val="solid" w:color="FFFFFF" w:fill="auto"/>
-        </w:rPr>
-        <w:t xml:space="preserve"> </w:t>
-      </w:r>
-      <w:proofErr w:type="spellStart"/>
-      <w:r>
-        <w:rPr>
-          <w:rFonts w:asciiTheme="majorHAnsi" w:hAnsiTheme="majorHAnsi" w:cstheme="majorHAnsi"/>
-          <w:sz w:val="28"/>
-          <w:szCs w:val="28"/>
-          <w:shd w:val="solid" w:color="FFFFFF" w:fill="auto"/>
-        </w:rPr>
-        <w:t>quả</w:t>
-      </w:r>
-      <w:proofErr w:type="spellEnd"/>
-      <w:r>
-        <w:rPr>
-          <w:rFonts w:asciiTheme="majorHAnsi" w:hAnsiTheme="majorHAnsi" w:cstheme="majorHAnsi"/>
-          <w:sz w:val="28"/>
-          <w:szCs w:val="28"/>
-          <w:shd w:val="solid" w:color="FFFFFF" w:fill="auto"/>
-        </w:rPr>
-        <w:t>.</w:t>
+      <w:r>
+        <w:rPr>
+          <w:rFonts w:asciiTheme="majorHAnsi" w:hAnsiTheme="majorHAnsi" w:cstheme="majorHAnsi"/>
+          <w:sz w:val="28"/>
+          <w:szCs w:val="28"/>
+          <w:shd w:val="solid" w:color="FFFFFF" w:fill="auto"/>
+        </w:rPr>
+        <w:t>trong 05 phút. Sau đó lấy ra đọc kết quả.</w:t>
       </w:r>
     </w:p>
     <w:p>
@@ -7722,187 +5260,7 @@
           <w:szCs w:val="28"/>
           <w:shd w:val="solid" w:color="FFFFFF" w:fill="auto"/>
         </w:rPr>
-        <w:t>(</w:t>
-      </w:r>
-      <w:proofErr w:type="spellStart"/>
-      <w:r>
-        <w:rPr>
-          <w:rFonts w:asciiTheme="majorHAnsi" w:hAnsiTheme="majorHAnsi" w:cstheme="majorHAnsi"/>
-          <w:sz w:val="28"/>
-          <w:szCs w:val="28"/>
-          <w:shd w:val="solid" w:color="FFFFFF" w:fill="auto"/>
-        </w:rPr>
-        <w:t>đánh</w:t>
-      </w:r>
-      <w:proofErr w:type="spellEnd"/>
-      <w:r>
-        <w:rPr>
-          <w:rFonts w:asciiTheme="majorHAnsi" w:hAnsiTheme="majorHAnsi" w:cstheme="majorHAnsi"/>
-          <w:sz w:val="28"/>
-          <w:szCs w:val="28"/>
-          <w:shd w:val="solid" w:color="FFFFFF" w:fill="auto"/>
-        </w:rPr>
-        <w:t xml:space="preserve"> </w:t>
-      </w:r>
-      <w:proofErr w:type="spellStart"/>
-      <w:r>
-        <w:rPr>
-          <w:rFonts w:asciiTheme="majorHAnsi" w:hAnsiTheme="majorHAnsi" w:cstheme="majorHAnsi"/>
-          <w:sz w:val="28"/>
-          <w:szCs w:val="28"/>
-          <w:shd w:val="solid" w:color="FFFFFF" w:fill="auto"/>
-        </w:rPr>
-        <w:t>dấu</w:t>
-      </w:r>
-      <w:proofErr w:type="spellEnd"/>
-      <w:r>
-        <w:rPr>
-          <w:rFonts w:asciiTheme="majorHAnsi" w:hAnsiTheme="majorHAnsi" w:cstheme="majorHAnsi"/>
-          <w:sz w:val="28"/>
-          <w:szCs w:val="28"/>
-          <w:shd w:val="solid" w:color="FFFFFF" w:fill="auto"/>
-        </w:rPr>
-        <w:t xml:space="preserve"> V </w:t>
-      </w:r>
-      <w:proofErr w:type="spellStart"/>
-      <w:r>
-        <w:rPr>
-          <w:rFonts w:asciiTheme="majorHAnsi" w:hAnsiTheme="majorHAnsi" w:cstheme="majorHAnsi"/>
-          <w:sz w:val="28"/>
-          <w:szCs w:val="28"/>
-          <w:shd w:val="solid" w:color="FFFFFF" w:fill="auto"/>
-        </w:rPr>
-        <w:t>vào</w:t>
-      </w:r>
-      <w:proofErr w:type="spellEnd"/>
-      <w:r>
-        <w:rPr>
-          <w:rFonts w:asciiTheme="majorHAnsi" w:hAnsiTheme="majorHAnsi" w:cstheme="majorHAnsi"/>
-          <w:sz w:val="28"/>
-          <w:szCs w:val="28"/>
-          <w:shd w:val="solid" w:color="FFFFFF" w:fill="auto"/>
-        </w:rPr>
-        <w:t xml:space="preserve"> ô </w:t>
-      </w:r>
-      <w:proofErr w:type="spellStart"/>
-      <w:r>
-        <w:rPr>
-          <w:rFonts w:asciiTheme="majorHAnsi" w:hAnsiTheme="majorHAnsi" w:cstheme="majorHAnsi"/>
-          <w:sz w:val="28"/>
-          <w:szCs w:val="28"/>
-          <w:shd w:val="solid" w:color="FFFFFF" w:fill="auto"/>
-        </w:rPr>
-        <w:t>tương</w:t>
-      </w:r>
-      <w:proofErr w:type="spellEnd"/>
-      <w:r>
-        <w:rPr>
-          <w:rFonts w:asciiTheme="majorHAnsi" w:hAnsiTheme="majorHAnsi" w:cstheme="majorHAnsi"/>
-          <w:sz w:val="28"/>
-          <w:szCs w:val="28"/>
-          <w:shd w:val="solid" w:color="FFFFFF" w:fill="auto"/>
-        </w:rPr>
-        <w:t xml:space="preserve"> </w:t>
-      </w:r>
-      <w:proofErr w:type="spellStart"/>
-      <w:r>
-        <w:rPr>
-          <w:rFonts w:asciiTheme="majorHAnsi" w:hAnsiTheme="majorHAnsi" w:cstheme="majorHAnsi"/>
-          <w:sz w:val="28"/>
-          <w:szCs w:val="28"/>
-          <w:shd w:val="solid" w:color="FFFFFF" w:fill="auto"/>
-        </w:rPr>
-        <w:t>ứng</w:t>
-      </w:r>
-      <w:proofErr w:type="spellEnd"/>
-      <w:r>
-        <w:rPr>
-          <w:rFonts w:asciiTheme="majorHAnsi" w:hAnsiTheme="majorHAnsi" w:cstheme="majorHAnsi"/>
-          <w:sz w:val="28"/>
-          <w:szCs w:val="28"/>
-          <w:shd w:val="solid" w:color="FFFFFF" w:fill="auto"/>
-        </w:rPr>
-        <w:t xml:space="preserve"> </w:t>
-      </w:r>
-      <w:proofErr w:type="spellStart"/>
-      <w:r>
-        <w:rPr>
-          <w:rFonts w:asciiTheme="majorHAnsi" w:hAnsiTheme="majorHAnsi" w:cstheme="majorHAnsi"/>
-          <w:sz w:val="28"/>
-          <w:szCs w:val="28"/>
-          <w:shd w:val="solid" w:color="FFFFFF" w:fill="auto"/>
-        </w:rPr>
-        <w:t>vạch</w:t>
-      </w:r>
-      <w:proofErr w:type="spellEnd"/>
-      <w:r>
-        <w:rPr>
-          <w:rFonts w:asciiTheme="majorHAnsi" w:hAnsiTheme="majorHAnsi" w:cstheme="majorHAnsi"/>
-          <w:sz w:val="28"/>
-          <w:szCs w:val="28"/>
-          <w:shd w:val="solid" w:color="FFFFFF" w:fill="auto"/>
-        </w:rPr>
-        <w:t xml:space="preserve"> </w:t>
-      </w:r>
-      <w:proofErr w:type="spellStart"/>
-      <w:r>
-        <w:rPr>
-          <w:rFonts w:asciiTheme="majorHAnsi" w:hAnsiTheme="majorHAnsi" w:cstheme="majorHAnsi"/>
-          <w:sz w:val="28"/>
-          <w:szCs w:val="28"/>
-          <w:shd w:val="solid" w:color="FFFFFF" w:fill="auto"/>
-        </w:rPr>
-        <w:t>đỏ</w:t>
-      </w:r>
-      <w:proofErr w:type="spellEnd"/>
-      <w:r>
-        <w:rPr>
-          <w:rFonts w:asciiTheme="majorHAnsi" w:hAnsiTheme="majorHAnsi" w:cstheme="majorHAnsi"/>
-          <w:sz w:val="28"/>
-          <w:szCs w:val="28"/>
-          <w:shd w:val="solid" w:color="FFFFFF" w:fill="auto"/>
-        </w:rPr>
-        <w:t xml:space="preserve"> </w:t>
-      </w:r>
-      <w:proofErr w:type="spellStart"/>
-      <w:r>
-        <w:rPr>
-          <w:rFonts w:asciiTheme="majorHAnsi" w:hAnsiTheme="majorHAnsi" w:cstheme="majorHAnsi"/>
-          <w:sz w:val="28"/>
-          <w:szCs w:val="28"/>
-          <w:shd w:val="solid" w:color="FFFFFF" w:fill="auto"/>
-        </w:rPr>
-        <w:t>trên</w:t>
-      </w:r>
-      <w:proofErr w:type="spellEnd"/>
-      <w:r>
-        <w:rPr>
-          <w:rFonts w:asciiTheme="majorHAnsi" w:hAnsiTheme="majorHAnsi" w:cstheme="majorHAnsi"/>
-          <w:sz w:val="28"/>
-          <w:szCs w:val="28"/>
-          <w:shd w:val="solid" w:color="FFFFFF" w:fill="auto"/>
-        </w:rPr>
-        <w:t xml:space="preserve"> </w:t>
-      </w:r>
-      <w:proofErr w:type="spellStart"/>
-      <w:r>
-        <w:rPr>
-          <w:rFonts w:asciiTheme="majorHAnsi" w:hAnsiTheme="majorHAnsi" w:cstheme="majorHAnsi"/>
-          <w:sz w:val="28"/>
-          <w:szCs w:val="28"/>
-          <w:shd w:val="solid" w:color="FFFFFF" w:fill="auto"/>
-        </w:rPr>
-        <w:t>que</w:t>
-      </w:r>
-      <w:proofErr w:type="spellEnd"/>
-      <w:r>
-        <w:rPr>
-          <w:rFonts w:asciiTheme="majorHAnsi" w:hAnsiTheme="majorHAnsi" w:cstheme="majorHAnsi"/>
-          <w:sz w:val="28"/>
-          <w:szCs w:val="28"/>
-          <w:shd w:val="solid" w:color="FFFFFF" w:fill="auto"/>
-        </w:rPr>
-        <w:t xml:space="preserve"> test)</w:t>
+        <w:t>(đánh dấu V vào ô tương ứng vạch đỏ trên que test)</w:t>
       </w:r>
     </w:p>
     <w:p>
@@ -8152,7 +5510,6 @@
                 <w:szCs w:val="28"/>
               </w:rPr>
             </w:pPr>
-            <w:proofErr w:type="spellStart"/>
             <w:r>
               <w:rPr>
                 <w:rFonts w:asciiTheme="majorHAnsi" w:hAnsiTheme="majorHAnsi" w:cstheme="majorHAnsi"/>
@@ -8161,9 +5518,8 @@
                 <w:sz w:val="28"/>
                 <w:szCs w:val="28"/>
               </w:rPr>
-              <w:t>Người</w:t>
+              <w:t xml:space="preserve">Người </w:t>
             </w:r>
-            <w:proofErr w:type="spellEnd"/>
             <w:r>
               <w:rPr>
                 <w:rFonts w:asciiTheme="majorHAnsi" w:hAnsiTheme="majorHAnsi" w:cstheme="majorHAnsi"/>
@@ -8172,9 +5528,8 @@
                 <w:sz w:val="28"/>
                 <w:szCs w:val="28"/>
               </w:rPr>
-              <w:t xml:space="preserve"> </w:t>
+              <w:t>được</w:t>
             </w:r>
-            <w:proofErr w:type="spellStart"/>
             <w:r>
               <w:rPr>
                 <w:rFonts w:asciiTheme="majorHAnsi" w:hAnsiTheme="majorHAnsi" w:cstheme="majorHAnsi"/>
@@ -8183,9 +5538,8 @@
                 <w:sz w:val="28"/>
                 <w:szCs w:val="28"/>
               </w:rPr>
-              <w:t>bị</w:t>
+              <w:t xml:space="preserve"> </w:t>
             </w:r>
-            <w:proofErr w:type="spellEnd"/>
             <w:r>
               <w:rPr>
                 <w:rFonts w:asciiTheme="majorHAnsi" w:hAnsiTheme="majorHAnsi" w:cstheme="majorHAnsi"/>
@@ -8194,42 +5548,8 @@
                 <w:sz w:val="28"/>
                 <w:szCs w:val="28"/>
               </w:rPr>
-              <w:t xml:space="preserve"> </w:t>
+              <w:t>xét nghiệm</w:t>
             </w:r>
-            <w:proofErr w:type="spellStart"/>
-            <w:r>
-              <w:rPr>
-                <w:rFonts w:asciiTheme="majorHAnsi" w:hAnsiTheme="majorHAnsi" w:cstheme="majorHAnsi"/>
-                <w:b/>
-                <w:bCs/>
-                <w:sz w:val="28"/>
-                <w:szCs w:val="28"/>
-              </w:rPr>
-              <w:t>xét</w:t>
-            </w:r>
-            <w:proofErr w:type="spellEnd"/>
-            <w:r>
-              <w:rPr>
-                <w:rFonts w:asciiTheme="majorHAnsi" w:hAnsiTheme="majorHAnsi" w:cstheme="majorHAnsi"/>
-                <w:b/>
-                <w:bCs/>
-                <w:sz w:val="28"/>
-                <w:szCs w:val="28"/>
-              </w:rPr>
-              <w:t xml:space="preserve"> </w:t>
-            </w:r>
-            <w:proofErr w:type="spellStart"/>
-            <w:r>
-              <w:rPr>
-                <w:rFonts w:asciiTheme="majorHAnsi" w:hAnsiTheme="majorHAnsi" w:cstheme="majorHAnsi"/>
-                <w:b/>
-                <w:bCs/>
-                <w:sz w:val="28"/>
-                <w:szCs w:val="28"/>
-              </w:rPr>
-              <w:t>nghiệm</w:t>
-            </w:r>
-            <w:proofErr w:type="spellEnd"/>
           </w:p>
           <w:p>
             <w:pPr>
